--- a/project/Foundations of Computer Systems/实验报告.docx
+++ b/project/Foundations of Computer Systems/实验报告.docx
@@ -2599,9 +2599,6 @@
         <w:pStyle w:val="1"/>
         <w:pageBreakBefore/>
         <w:jc w:val="right"/>
-        <w:rPr>
-          <w:rFonts w:hint="eastAsia"/>
-        </w:rPr>
       </w:pPr>
       <w:bookmarkStart w:id="0" w:name="_Toc531373256"/>
       <w:r>
@@ -2649,9 +2646,6 @@
     <w:p>
       <w:pPr>
         <w:pStyle w:val="2"/>
-        <w:rPr>
-          <w:rFonts w:hint="eastAsia"/>
-        </w:rPr>
       </w:pPr>
       <w:bookmarkStart w:id="1" w:name="_Toc531373257"/>
       <w:r>
@@ -2742,9 +2736,6 @@
           <w:numId w:val="2"/>
         </w:numPr>
         <w:ind w:firstLineChars="0"/>
-        <w:rPr>
-          <w:rFonts w:hint="eastAsia"/>
-        </w:rPr>
       </w:pPr>
       <w:r>
         <w:rPr>
@@ -5729,13 +5720,7 @@
         <w:t>的个数的奇偶性判断。</w:t>
       </w:r>
     </w:p>
-    <w:p>
-      <w:pPr>
-        <w:rPr>
-          <w:rFonts w:hint="eastAsia"/>
-        </w:rPr>
-      </w:pPr>
-    </w:p>
+    <w:p/>
     <w:p>
       <w:pPr>
         <w:pStyle w:val="2"/>
@@ -5824,6 +5809,20 @@
     </w:p>
     <w:p>
       <w:pPr>
+        <w:ind w:firstLine="480"/>
+        <w:rPr>
+          <w:rFonts w:ascii="宋体" w:hAnsi="宋体" w:cs="宋体" w:hint="eastAsia"/>
+        </w:rPr>
+      </w:pPr>
+      <w:r>
+        <w:rPr>
+          <w:rFonts w:ascii="宋体" w:hAnsi="宋体" w:cs="宋体" w:hint="eastAsia"/>
+        </w:rPr>
+        <w:t>给出实验过程的详细描述，分步骤说明实验的具体操作过程</w:t>
+      </w:r>
+    </w:p>
+    <w:p>
+      <w:pPr>
         <w:pStyle w:val="2"/>
       </w:pPr>
       <w:bookmarkStart w:id="5" w:name="_Toc531373265"/>
@@ -5849,9 +5848,22 @@
     </w:p>
     <w:p>
       <w:pPr>
-        <w:pStyle w:val="3"/>
-      </w:pPr>
-      <w:bookmarkStart w:id="6" w:name="_Toc531373266"/>
+        <w:rPr>
+          <w:rFonts w:hint="eastAsia"/>
+        </w:rPr>
+      </w:pPr>
+      <w:r>
+        <w:rPr>
+          <w:rFonts w:ascii="宋体" w:hAnsi="宋体" w:cs="宋体" w:hint="eastAsia"/>
+        </w:rPr>
+        <w:t>给出实验结果和必要的结果分析</w:t>
+      </w:r>
+    </w:p>
+    <w:p>
+      <w:pPr>
+        <w:pStyle w:val="2"/>
+      </w:pPr>
+      <w:bookmarkStart w:id="6" w:name="_Toc531373268"/>
       <w:r>
         <w:rPr>
           <w:rFonts w:hint="eastAsia"/>
@@ -5859,737 +5871,17 @@
         <w:t>1.</w:t>
       </w:r>
       <w:r>
-        <w:t>5</w:t>
-      </w:r>
-      <w:r>
-        <w:rPr>
-          <w:rFonts w:hint="eastAsia"/>
-        </w:rPr>
-        <w:t>.</w:t>
-      </w:r>
-      <w:r>
-        <w:t>1</w:t>
-      </w:r>
-      <w:r>
-        <w:rPr>
-          <w:rFonts w:hint="eastAsia"/>
-        </w:rPr>
-        <w:t>程序测试</w:t>
+        <w:t>6</w:t>
       </w:r>
       <w:bookmarkEnd w:id="6"/>
-    </w:p>
-    <w:p>
-      <w:pPr>
-        <w:ind w:firstLineChars="200" w:firstLine="480"/>
-      </w:pPr>
-      <w:r>
-        <w:rPr>
-          <w:rFonts w:hint="eastAsia"/>
-        </w:rPr>
-        <w:t>完成代码编写后，编译运行程序，并做如下的测试：</w:t>
-      </w:r>
-    </w:p>
-    <w:p/>
-    <w:p>
-      <w:pPr>
-        <w:ind w:firstLineChars="200" w:firstLine="360"/>
-        <w:jc w:val="center"/>
-        <w:rPr>
-          <w:sz w:val="18"/>
-          <w:szCs w:val="18"/>
-        </w:rPr>
-      </w:pPr>
-      <w:r>
-        <w:rPr>
-          <w:rFonts w:hint="eastAsia"/>
-          <w:sz w:val="18"/>
-          <w:szCs w:val="18"/>
-        </w:rPr>
-        <w:t>表</w:t>
-      </w:r>
-      <w:r>
-        <w:rPr>
-          <w:sz w:val="18"/>
-          <w:szCs w:val="18"/>
-        </w:rPr>
-        <w:t>1.1</w:t>
-      </w:r>
-      <w:r>
-        <w:rPr>
-          <w:sz w:val="18"/>
-          <w:szCs w:val="18"/>
-        </w:rPr>
+      <w:r>
         <w:t xml:space="preserve"> </w:t>
       </w:r>
       <w:r>
         <w:rPr>
           <w:rFonts w:hint="eastAsia"/>
-          <w:sz w:val="18"/>
-          <w:szCs w:val="18"/>
-        </w:rPr>
-        <w:t>X</w:t>
-      </w:r>
-      <w:r>
-        <w:rPr>
-          <w:sz w:val="18"/>
-          <w:szCs w:val="18"/>
-        </w:rPr>
-        <w:t>XXX</w:t>
-      </w:r>
-      <w:r>
-        <w:rPr>
-          <w:rFonts w:hint="eastAsia"/>
-          <w:sz w:val="18"/>
-          <w:szCs w:val="18"/>
-        </w:rPr>
-        <w:t>测试内容</w:t>
-      </w:r>
-      <w:r>
-        <w:rPr>
-          <w:rFonts w:hint="eastAsia"/>
-          <w:sz w:val="18"/>
-          <w:szCs w:val="18"/>
-        </w:rPr>
-        <w:t xml:space="preserve"> </w:t>
-      </w:r>
-    </w:p>
-    <w:tbl>
-      <w:tblPr>
-        <w:tblStyle w:val="af0"/>
-        <w:tblW w:w="7503" w:type="dxa"/>
-        <w:jc w:val="center"/>
-        <w:tblLook w:val="04A0" w:firstRow="1" w:lastRow="0" w:firstColumn="1" w:lastColumn="0" w:noHBand="0" w:noVBand="1"/>
-      </w:tblPr>
-      <w:tblGrid>
-        <w:gridCol w:w="808"/>
-        <w:gridCol w:w="2760"/>
-        <w:gridCol w:w="2069"/>
-        <w:gridCol w:w="1866"/>
-      </w:tblGrid>
-      <w:tr>
-        <w:trPr>
-          <w:jc w:val="center"/>
-        </w:trPr>
-        <w:tc>
-          <w:tcPr>
-            <w:tcW w:w="808" w:type="dxa"/>
-            <w:vAlign w:val="center"/>
-          </w:tcPr>
-          <w:p>
-            <w:pPr>
-              <w:jc w:val="center"/>
-              <w:rPr>
-                <w:b/>
-                <w:sz w:val="18"/>
-                <w:szCs w:val="18"/>
-              </w:rPr>
-            </w:pPr>
-            <w:r>
-              <w:rPr>
-                <w:rFonts w:hint="eastAsia"/>
-                <w:b/>
-                <w:sz w:val="18"/>
-                <w:szCs w:val="18"/>
-              </w:rPr>
-              <w:lastRenderedPageBreak/>
-              <w:t>项目</w:t>
-            </w:r>
-          </w:p>
-        </w:tc>
-        <w:tc>
-          <w:tcPr>
-            <w:tcW w:w="2760" w:type="dxa"/>
-            <w:vAlign w:val="center"/>
-          </w:tcPr>
-          <w:p>
-            <w:pPr>
-              <w:jc w:val="center"/>
-              <w:rPr>
-                <w:b/>
-                <w:sz w:val="18"/>
-                <w:szCs w:val="18"/>
-              </w:rPr>
-            </w:pPr>
-            <w:r>
-              <w:rPr>
-                <w:rFonts w:hint="eastAsia"/>
-                <w:b/>
-                <w:sz w:val="18"/>
-                <w:szCs w:val="18"/>
-              </w:rPr>
-              <w:t>测试</w:t>
-            </w:r>
-          </w:p>
-        </w:tc>
-        <w:tc>
-          <w:tcPr>
-            <w:tcW w:w="2069" w:type="dxa"/>
-          </w:tcPr>
-          <w:p>
-            <w:pPr>
-              <w:jc w:val="center"/>
-              <w:rPr>
-                <w:b/>
-                <w:sz w:val="18"/>
-                <w:szCs w:val="18"/>
-              </w:rPr>
-            </w:pPr>
-            <w:r>
-              <w:rPr>
-                <w:rFonts w:hint="eastAsia"/>
-                <w:b/>
-                <w:sz w:val="18"/>
-                <w:szCs w:val="18"/>
-              </w:rPr>
-              <w:t>命令</w:t>
-            </w:r>
-          </w:p>
-        </w:tc>
-        <w:tc>
-          <w:tcPr>
-            <w:tcW w:w="1866" w:type="dxa"/>
-          </w:tcPr>
-          <w:p>
-            <w:pPr>
-              <w:jc w:val="center"/>
-              <w:rPr>
-                <w:b/>
-                <w:sz w:val="18"/>
-                <w:szCs w:val="18"/>
-              </w:rPr>
-            </w:pPr>
-            <w:r>
-              <w:rPr>
-                <w:rFonts w:hint="eastAsia"/>
-                <w:b/>
-                <w:sz w:val="18"/>
-                <w:szCs w:val="18"/>
-              </w:rPr>
-              <w:t>测试结果</w:t>
-            </w:r>
-          </w:p>
-        </w:tc>
-      </w:tr>
-      <w:tr>
-        <w:trPr>
-          <w:jc w:val="center"/>
-        </w:trPr>
-        <w:tc>
-          <w:tcPr>
-            <w:tcW w:w="808" w:type="dxa"/>
-            <w:vAlign w:val="center"/>
-          </w:tcPr>
-          <w:p>
-            <w:pPr>
-              <w:jc w:val="center"/>
-              <w:rPr>
-                <w:sz w:val="18"/>
-                <w:szCs w:val="18"/>
-              </w:rPr>
-            </w:pPr>
-            <w:r>
-              <w:rPr>
-                <w:sz w:val="18"/>
-                <w:szCs w:val="18"/>
-              </w:rPr>
-              <w:t>1</w:t>
-            </w:r>
-          </w:p>
-        </w:tc>
-        <w:tc>
-          <w:tcPr>
-            <w:tcW w:w="2760" w:type="dxa"/>
-            <w:vAlign w:val="center"/>
-          </w:tcPr>
-          <w:p>
-            <w:pPr>
-              <w:rPr>
-                <w:sz w:val="18"/>
-                <w:szCs w:val="18"/>
-              </w:rPr>
-            </w:pPr>
-          </w:p>
-        </w:tc>
-        <w:tc>
-          <w:tcPr>
-            <w:tcW w:w="2069" w:type="dxa"/>
-          </w:tcPr>
-          <w:p>
-            <w:pPr>
-              <w:jc w:val="left"/>
-              <w:rPr>
-                <w:sz w:val="18"/>
-                <w:szCs w:val="18"/>
-              </w:rPr>
-            </w:pPr>
-          </w:p>
-        </w:tc>
-        <w:tc>
-          <w:tcPr>
-            <w:tcW w:w="1866" w:type="dxa"/>
-          </w:tcPr>
-          <w:p>
-            <w:pPr>
-              <w:jc w:val="center"/>
-              <w:rPr>
-                <w:sz w:val="18"/>
-                <w:szCs w:val="18"/>
-              </w:rPr>
-            </w:pPr>
-            <w:r>
-              <w:rPr>
-                <w:rFonts w:hint="eastAsia"/>
-                <w:sz w:val="18"/>
-                <w:szCs w:val="18"/>
-              </w:rPr>
-              <w:t>通过</w:t>
-            </w:r>
-          </w:p>
-        </w:tc>
-      </w:tr>
-      <w:tr>
-        <w:trPr>
-          <w:jc w:val="center"/>
-        </w:trPr>
-        <w:tc>
-          <w:tcPr>
-            <w:tcW w:w="808" w:type="dxa"/>
-            <w:vAlign w:val="center"/>
-          </w:tcPr>
-          <w:p>
-            <w:pPr>
-              <w:jc w:val="center"/>
-              <w:rPr>
-                <w:sz w:val="18"/>
-                <w:szCs w:val="18"/>
-              </w:rPr>
-            </w:pPr>
-            <w:r>
-              <w:rPr>
-                <w:sz w:val="18"/>
-                <w:szCs w:val="18"/>
-              </w:rPr>
-              <w:t>2</w:t>
-            </w:r>
-          </w:p>
-        </w:tc>
-        <w:tc>
-          <w:tcPr>
-            <w:tcW w:w="2760" w:type="dxa"/>
-            <w:vAlign w:val="center"/>
-          </w:tcPr>
-          <w:p>
-            <w:pPr>
-              <w:rPr>
-                <w:sz w:val="18"/>
-                <w:szCs w:val="18"/>
-              </w:rPr>
-            </w:pPr>
-          </w:p>
-        </w:tc>
-        <w:tc>
-          <w:tcPr>
-            <w:tcW w:w="2069" w:type="dxa"/>
-          </w:tcPr>
-          <w:p>
-            <w:pPr>
-              <w:jc w:val="left"/>
-              <w:rPr>
-                <w:sz w:val="18"/>
-                <w:szCs w:val="18"/>
-              </w:rPr>
-            </w:pPr>
-          </w:p>
-        </w:tc>
-        <w:tc>
-          <w:tcPr>
-            <w:tcW w:w="1866" w:type="dxa"/>
-          </w:tcPr>
-          <w:p>
-            <w:pPr>
-              <w:jc w:val="center"/>
-              <w:rPr>
-                <w:sz w:val="18"/>
-                <w:szCs w:val="18"/>
-              </w:rPr>
-            </w:pPr>
-            <w:r>
-              <w:rPr>
-                <w:rFonts w:hint="eastAsia"/>
-                <w:sz w:val="18"/>
-                <w:szCs w:val="18"/>
-              </w:rPr>
-              <w:t>通过</w:t>
-            </w:r>
-          </w:p>
-        </w:tc>
-      </w:tr>
-      <w:tr>
-        <w:trPr>
-          <w:jc w:val="center"/>
-        </w:trPr>
-        <w:tc>
-          <w:tcPr>
-            <w:tcW w:w="808" w:type="dxa"/>
-            <w:vAlign w:val="center"/>
-          </w:tcPr>
-          <w:p>
-            <w:pPr>
-              <w:jc w:val="center"/>
-              <w:rPr>
-                <w:sz w:val="18"/>
-                <w:szCs w:val="18"/>
-              </w:rPr>
-            </w:pPr>
-            <w:r>
-              <w:rPr>
-                <w:sz w:val="18"/>
-                <w:szCs w:val="18"/>
-              </w:rPr>
-              <w:t>3</w:t>
-            </w:r>
-          </w:p>
-        </w:tc>
-        <w:tc>
-          <w:tcPr>
-            <w:tcW w:w="2760" w:type="dxa"/>
-            <w:vAlign w:val="center"/>
-          </w:tcPr>
-          <w:p>
-            <w:pPr>
-              <w:rPr>
-                <w:sz w:val="18"/>
-                <w:szCs w:val="18"/>
-              </w:rPr>
-            </w:pPr>
-          </w:p>
-        </w:tc>
-        <w:tc>
-          <w:tcPr>
-            <w:tcW w:w="2069" w:type="dxa"/>
-          </w:tcPr>
-          <w:p>
-            <w:pPr>
-              <w:jc w:val="left"/>
-              <w:rPr>
-                <w:sz w:val="18"/>
-                <w:szCs w:val="18"/>
-              </w:rPr>
-            </w:pPr>
-          </w:p>
-        </w:tc>
-        <w:tc>
-          <w:tcPr>
-            <w:tcW w:w="1866" w:type="dxa"/>
-          </w:tcPr>
-          <w:p>
-            <w:pPr>
-              <w:jc w:val="center"/>
-              <w:rPr>
-                <w:sz w:val="18"/>
-                <w:szCs w:val="18"/>
-              </w:rPr>
-            </w:pPr>
-            <w:r>
-              <w:rPr>
-                <w:rFonts w:hint="eastAsia"/>
-                <w:sz w:val="18"/>
-                <w:szCs w:val="18"/>
-              </w:rPr>
-              <w:t>通过</w:t>
-            </w:r>
-          </w:p>
-        </w:tc>
-      </w:tr>
-      <w:tr>
-        <w:trPr>
-          <w:jc w:val="center"/>
-        </w:trPr>
-        <w:tc>
-          <w:tcPr>
-            <w:tcW w:w="808" w:type="dxa"/>
-            <w:vAlign w:val="center"/>
-          </w:tcPr>
-          <w:p>
-            <w:pPr>
-              <w:jc w:val="center"/>
-              <w:rPr>
-                <w:sz w:val="18"/>
-                <w:szCs w:val="18"/>
-              </w:rPr>
-            </w:pPr>
-            <w:r>
-              <w:rPr>
-                <w:rFonts w:hint="eastAsia"/>
-                <w:sz w:val="18"/>
-                <w:szCs w:val="18"/>
-              </w:rPr>
-              <w:t>4</w:t>
-            </w:r>
-          </w:p>
-        </w:tc>
-        <w:tc>
-          <w:tcPr>
-            <w:tcW w:w="2760" w:type="dxa"/>
-            <w:vAlign w:val="center"/>
-          </w:tcPr>
-          <w:p>
-            <w:pPr>
-              <w:rPr>
-                <w:sz w:val="18"/>
-                <w:szCs w:val="18"/>
-              </w:rPr>
-            </w:pPr>
-          </w:p>
-        </w:tc>
-        <w:tc>
-          <w:tcPr>
-            <w:tcW w:w="2069" w:type="dxa"/>
-          </w:tcPr>
-          <w:p>
-            <w:pPr>
-              <w:jc w:val="left"/>
-              <w:rPr>
-                <w:sz w:val="18"/>
-                <w:szCs w:val="18"/>
-              </w:rPr>
-            </w:pPr>
-          </w:p>
-        </w:tc>
-        <w:tc>
-          <w:tcPr>
-            <w:tcW w:w="1866" w:type="dxa"/>
-          </w:tcPr>
-          <w:p>
-            <w:pPr>
-              <w:jc w:val="center"/>
-              <w:rPr>
-                <w:sz w:val="18"/>
-                <w:szCs w:val="18"/>
-              </w:rPr>
-            </w:pPr>
-            <w:r>
-              <w:rPr>
-                <w:rFonts w:hint="eastAsia"/>
-                <w:sz w:val="18"/>
-                <w:szCs w:val="18"/>
-              </w:rPr>
-              <w:t>通过</w:t>
-            </w:r>
-          </w:p>
-        </w:tc>
-      </w:tr>
-      <w:tr>
-        <w:trPr>
-          <w:jc w:val="center"/>
-        </w:trPr>
-        <w:tc>
-          <w:tcPr>
-            <w:tcW w:w="808" w:type="dxa"/>
-            <w:vAlign w:val="center"/>
-          </w:tcPr>
-          <w:p>
-            <w:pPr>
-              <w:jc w:val="center"/>
-              <w:rPr>
-                <w:sz w:val="18"/>
-                <w:szCs w:val="18"/>
-              </w:rPr>
-            </w:pPr>
-            <w:r>
-              <w:rPr>
-                <w:rFonts w:hint="eastAsia"/>
-                <w:sz w:val="18"/>
-                <w:szCs w:val="18"/>
-              </w:rPr>
-              <w:t>5</w:t>
-            </w:r>
-          </w:p>
-        </w:tc>
-        <w:tc>
-          <w:tcPr>
-            <w:tcW w:w="2760" w:type="dxa"/>
-            <w:vAlign w:val="center"/>
-          </w:tcPr>
-          <w:p>
-            <w:pPr>
-              <w:rPr>
-                <w:sz w:val="18"/>
-                <w:szCs w:val="18"/>
-              </w:rPr>
-            </w:pPr>
-          </w:p>
-        </w:tc>
-        <w:tc>
-          <w:tcPr>
-            <w:tcW w:w="2069" w:type="dxa"/>
-          </w:tcPr>
-          <w:p>
-            <w:pPr>
-              <w:jc w:val="left"/>
-              <w:rPr>
-                <w:sz w:val="18"/>
-                <w:szCs w:val="18"/>
-              </w:rPr>
-            </w:pPr>
-          </w:p>
-        </w:tc>
-        <w:tc>
-          <w:tcPr>
-            <w:tcW w:w="1866" w:type="dxa"/>
-          </w:tcPr>
-          <w:p>
-            <w:pPr>
-              <w:jc w:val="center"/>
-              <w:rPr>
-                <w:sz w:val="18"/>
-                <w:szCs w:val="18"/>
-              </w:rPr>
-            </w:pPr>
-            <w:r>
-              <w:rPr>
-                <w:rFonts w:hint="eastAsia"/>
-                <w:sz w:val="18"/>
-                <w:szCs w:val="18"/>
-              </w:rPr>
-              <w:t>通过</w:t>
-            </w:r>
-          </w:p>
-        </w:tc>
-      </w:tr>
-    </w:tbl>
-    <w:p/>
-    <w:p>
-      <w:r>
-        <w:rPr>
-          <w:rFonts w:hint="eastAsia"/>
-        </w:rPr>
-        <w:t>测试</w:t>
-      </w:r>
-      <w:r>
-        <w:rPr>
-          <w:rFonts w:hint="eastAsia"/>
-        </w:rPr>
-        <w:t>项目</w:t>
-      </w:r>
-      <w:r>
-        <w:rPr>
-          <w:rFonts w:hint="eastAsia"/>
-        </w:rPr>
-        <w:t>1</w:t>
-      </w:r>
-      <w:r>
-        <w:rPr>
-          <w:rFonts w:hint="eastAsia"/>
-        </w:rPr>
-        <w:t>：</w:t>
-      </w:r>
-      <w:r>
-        <w:rPr>
-          <w:rFonts w:hint="eastAsia"/>
-        </w:rPr>
-        <w:t>X</w:t>
-      </w:r>
-      <w:r>
-        <w:t>XX</w:t>
-      </w:r>
-    </w:p>
-    <w:p>
-      <w:pPr>
-        <w:pStyle w:val="3"/>
-      </w:pPr>
-      <w:bookmarkStart w:id="7" w:name="_Toc531373267"/>
-      <w:r>
-        <w:rPr>
-          <w:rFonts w:hint="eastAsia"/>
-        </w:rPr>
-        <w:t>1.</w:t>
-      </w:r>
-      <w:r>
-        <w:t>5</w:t>
-      </w:r>
-      <w:r>
-        <w:rPr>
-          <w:rFonts w:hint="eastAsia"/>
-        </w:rPr>
-        <w:t>.</w:t>
-      </w:r>
-      <w:r>
-        <w:t>2</w:t>
-      </w:r>
-      <w:r>
-        <w:rPr>
-          <w:rFonts w:hint="eastAsia"/>
-        </w:rPr>
-        <w:t>结果分析</w:t>
-      </w:r>
-      <w:bookmarkEnd w:id="7"/>
-    </w:p>
-    <w:p>
-      <w:pPr>
-        <w:ind w:firstLineChars="200" w:firstLine="480"/>
-      </w:pPr>
-      <w:r>
-        <w:rPr>
-          <w:rFonts w:hint="eastAsia"/>
-        </w:rPr>
-        <w:t>我是正文</w:t>
-      </w:r>
-    </w:p>
-    <w:p>
-      <w:pPr>
-        <w:ind w:firstLineChars="200" w:firstLine="480"/>
-      </w:pPr>
-      <w:r>
-        <w:rPr>
-          <w:rFonts w:hint="eastAsia"/>
-        </w:rPr>
-        <w:t>X</w:t>
-      </w:r>
-      <w:r>
-        <w:t>XX</w:t>
-      </w:r>
-      <w:r>
-        <w:rPr>
-          <w:rFonts w:hint="eastAsia"/>
-        </w:rPr>
-        <w:t>，验证我们的程序是符合实验要求，完全达到预期的实验目的的。</w:t>
-      </w:r>
-    </w:p>
-    <w:p>
-      <w:pPr>
-        <w:pStyle w:val="2"/>
-      </w:pPr>
-      <w:bookmarkStart w:id="8" w:name="_Toc531373268"/>
-      <w:r>
-        <w:rPr>
-          <w:rFonts w:hint="eastAsia"/>
-        </w:rPr>
-        <w:t>1.</w:t>
-      </w:r>
-      <w:r>
-        <w:t>6</w:t>
-      </w:r>
-      <w:bookmarkEnd w:id="8"/>
-      <w:r>
-        <w:t xml:space="preserve"> </w:t>
-      </w:r>
-      <w:r>
-        <w:rPr>
-          <w:rFonts w:hint="eastAsia"/>
         </w:rPr>
         <w:t>实验小结</w:t>
-      </w:r>
-    </w:p>
-    <w:p>
-      <w:pPr>
-        <w:ind w:firstLineChars="200" w:firstLine="480"/>
-      </w:pPr>
-      <w:r>
-        <w:rPr>
-          <w:rFonts w:hint="eastAsia"/>
-        </w:rPr>
-        <w:t>我</w:t>
       </w:r>
     </w:p>
     <w:p>
@@ -6601,6 +5893,12 @@
         <w:jc w:val="left"/>
       </w:pPr>
       <w:r>
+        <w:rPr>
+          <w:rFonts w:ascii="宋体" w:hAnsi="宋体" w:cs="宋体" w:hint="eastAsia"/>
+        </w:rPr>
+        <w:t>对本次实验使用的理论、技术、方法和结果进行总结。</w:t>
+      </w:r>
+      <w:r>
         <w:br w:type="page"/>
       </w:r>
     </w:p>
@@ -6608,7 +5906,7 @@
       <w:pPr>
         <w:pStyle w:val="1"/>
       </w:pPr>
-      <w:bookmarkStart w:id="9" w:name="_Toc531373269"/>
+      <w:bookmarkStart w:id="7" w:name="_Toc531373269"/>
       <w:r>
         <w:rPr>
           <w:rFonts w:hint="eastAsia"/>
@@ -6640,7 +5938,7 @@
         </w:rPr>
         <w:t>格式的文字</w:t>
       </w:r>
-      <w:bookmarkEnd w:id="9"/>
+      <w:bookmarkEnd w:id="7"/>
     </w:p>
     <w:p>
       <w:pPr>
@@ -6658,7 +5956,7 @@
       <w:pPr>
         <w:pStyle w:val="1"/>
       </w:pPr>
-      <w:bookmarkStart w:id="10" w:name="_Toc531373270"/>
+      <w:bookmarkStart w:id="8" w:name="_Toc531373270"/>
       <w:r>
         <w:rPr>
           <w:rFonts w:hint="eastAsia"/>
@@ -6687,7 +5985,7 @@
         </w:rPr>
         <w:t>格式的文字</w:t>
       </w:r>
-      <w:bookmarkEnd w:id="10"/>
+      <w:bookmarkEnd w:id="8"/>
     </w:p>
     <w:p>
       <w:pPr>
@@ -6705,7 +6003,7 @@
       <w:pPr>
         <w:pStyle w:val="1"/>
       </w:pPr>
-      <w:bookmarkStart w:id="11" w:name="_Toc531373271"/>
+      <w:bookmarkStart w:id="9" w:name="_Toc531373271"/>
       <w:r>
         <w:rPr>
           <w:rFonts w:hint="eastAsia"/>
@@ -6740,7 +6038,7 @@
         </w:rPr>
         <w:t>格式的文字</w:t>
       </w:r>
-      <w:bookmarkEnd w:id="11"/>
+      <w:bookmarkEnd w:id="9"/>
     </w:p>
     <w:p>
       <w:pPr>
@@ -6757,14 +6055,3343 @@
     <w:p>
       <w:pPr>
         <w:pStyle w:val="1"/>
+        <w:pageBreakBefore/>
+        <w:jc w:val="right"/>
+        <w:rPr>
+          <w:rFonts w:hint="eastAsia"/>
+          <w:u w:val="single"/>
+        </w:rPr>
+      </w:pPr>
+      <w:bookmarkStart w:id="10" w:name="_Toc531373272"/>
+      <w:r>
+        <w:lastRenderedPageBreak/>
+        <w:t>实验</w:t>
+      </w:r>
+      <w:r>
+        <w:t>5</w:t>
+      </w:r>
+      <w:r>
+        <w:rPr>
+          <w:rFonts w:hint="eastAsia"/>
+        </w:rPr>
+        <w:t>：</w:t>
+      </w:r>
+      <w:r>
+        <w:rPr>
+          <w:rFonts w:hint="eastAsia"/>
+          <w:u w:val="single"/>
+        </w:rPr>
+        <w:t xml:space="preserve">             </w:t>
+      </w:r>
+      <w:r>
+        <w:rPr>
+          <w:u w:val="single"/>
+        </w:rPr>
+        <w:t>ELF</w:t>
+      </w:r>
+      <w:r>
+        <w:rPr>
+          <w:u w:val="single"/>
+        </w:rPr>
+        <w:t>文件与程序链接</w:t>
+      </w:r>
+      <w:r>
+        <w:rPr>
+          <w:rFonts w:hint="eastAsia"/>
+          <w:u w:val="single"/>
+        </w:rPr>
+        <w:t xml:space="preserve">                 </w:t>
+      </w:r>
+    </w:p>
+    <w:p>
+      <w:pPr>
+        <w:pStyle w:val="2"/>
+        <w:rPr>
+          <w:rFonts w:hint="eastAsia"/>
+        </w:rPr>
+      </w:pPr>
+      <w:r>
+        <w:rPr>
+          <w:rFonts w:hint="eastAsia"/>
+        </w:rPr>
+        <w:t>5.1</w:t>
+      </w:r>
+      <w:r>
+        <w:rPr>
+          <w:rFonts w:hint="eastAsia"/>
+        </w:rPr>
+        <w:t>、实验</w:t>
+      </w:r>
+      <w:r>
+        <w:rPr>
+          <w:rFonts w:hint="eastAsia"/>
+        </w:rPr>
+        <w:t>概述</w:t>
+      </w:r>
+    </w:p>
+    <w:p>
+      <w:pPr>
+        <w:ind w:firstLineChars="200" w:firstLine="480"/>
+        <w:textAlignment w:val="baseline"/>
+        <w:rPr>
+          <w:rFonts w:ascii="宋体" w:hAnsi="宋体" w:hint="eastAsia"/>
+          <w:bCs/>
+          <w:color w:val="000000"/>
+          <w:szCs w:val="20"/>
+        </w:rPr>
+      </w:pPr>
+      <w:r>
+        <w:rPr>
+          <w:rFonts w:ascii="宋体" w:hAnsi="宋体" w:hint="eastAsia"/>
+          <w:bCs/>
+          <w:color w:val="000000"/>
+          <w:szCs w:val="20"/>
+        </w:rPr>
+        <w:t>通过</w:t>
+      </w:r>
+      <w:r>
+        <w:rPr>
+          <w:rFonts w:ascii="宋体" w:hAnsi="宋体" w:hint="eastAsia"/>
+          <w:bCs/>
+          <w:color w:val="000000"/>
+          <w:szCs w:val="20"/>
+        </w:rPr>
+        <w:t>对</w:t>
+      </w:r>
+      <w:r>
+        <w:rPr>
+          <w:rFonts w:ascii="宋体" w:hAnsi="宋体" w:hint="eastAsia"/>
+          <w:bCs/>
+          <w:color w:val="000000"/>
+          <w:szCs w:val="20"/>
+        </w:rPr>
+        <w:t>给定的</w:t>
+      </w:r>
+      <w:r>
+        <w:rPr>
+          <w:rFonts w:ascii="宋体" w:hAnsi="宋体" w:hint="eastAsia"/>
+          <w:bCs/>
+          <w:color w:val="000000"/>
+          <w:szCs w:val="20"/>
+        </w:rPr>
+        <w:t>源程序进行编译，阅读和分析编译生成的汇编语言程序、</w:t>
+      </w:r>
+      <w:r>
+        <w:rPr>
+          <w:rFonts w:ascii="宋体" w:hAnsi="宋体" w:hint="eastAsia"/>
+          <w:bCs/>
+          <w:color w:val="000000"/>
+          <w:szCs w:val="20"/>
+        </w:rPr>
+        <w:t>可重定位的目标文件</w:t>
+      </w:r>
+      <w:r>
+        <w:rPr>
+          <w:rFonts w:ascii="宋体" w:hAnsi="宋体" w:hint="eastAsia"/>
+          <w:bCs/>
+          <w:color w:val="000000"/>
+          <w:szCs w:val="20"/>
+        </w:rPr>
+        <w:t>、可执行目标文件，</w:t>
+      </w:r>
+      <w:r>
+        <w:rPr>
+          <w:rFonts w:ascii="宋体" w:hAnsi="宋体" w:hint="eastAsia"/>
+          <w:bCs/>
+          <w:color w:val="000000"/>
+          <w:szCs w:val="20"/>
+        </w:rPr>
+        <w:t>加深对</w:t>
+      </w:r>
+      <w:r>
+        <w:rPr>
+          <w:rFonts w:ascii="宋体" w:hAnsi="宋体" w:hint="eastAsia"/>
+          <w:bCs/>
+          <w:color w:val="000000"/>
+          <w:szCs w:val="20"/>
+        </w:rPr>
+        <w:t>编译过程、</w:t>
+      </w:r>
+      <w:r>
+        <w:rPr>
+          <w:rFonts w:ascii="宋体" w:hAnsi="宋体" w:hint="eastAsia"/>
+          <w:bCs/>
+          <w:color w:val="000000"/>
+          <w:szCs w:val="20"/>
+        </w:rPr>
+        <w:t>目标文件</w:t>
+      </w:r>
+      <w:r>
+        <w:rPr>
+          <w:rFonts w:ascii="宋体" w:hAnsi="宋体" w:hint="eastAsia"/>
+          <w:bCs/>
+          <w:color w:val="000000"/>
+          <w:szCs w:val="20"/>
+        </w:rPr>
+        <w:t>主要节（节中的内容、节与节的关系）、</w:t>
+      </w:r>
+      <w:r>
+        <w:rPr>
+          <w:rFonts w:ascii="宋体" w:hAnsi="宋体" w:hint="eastAsia"/>
+          <w:bCs/>
+          <w:color w:val="000000"/>
+          <w:szCs w:val="20"/>
+        </w:rPr>
+        <w:t>目标文件的生成、以及链接的理论知识的理解。</w:t>
+      </w:r>
+    </w:p>
+    <w:p>
+      <w:pPr>
+        <w:ind w:firstLineChars="200" w:firstLine="480"/>
+        <w:textAlignment w:val="baseline"/>
+        <w:rPr>
+          <w:rFonts w:ascii="宋体" w:hAnsi="宋体" w:hint="eastAsia"/>
+          <w:bCs/>
+          <w:color w:val="000000"/>
+          <w:szCs w:val="20"/>
+        </w:rPr>
+      </w:pPr>
+      <w:r>
+        <w:rPr>
+          <w:rFonts w:ascii="宋体" w:hAnsi="宋体" w:hint="eastAsia"/>
+          <w:bCs/>
+          <w:color w:val="000000"/>
+          <w:szCs w:val="20"/>
+        </w:rPr>
+        <w:t>（1）</w:t>
+      </w:r>
+      <w:r>
+        <w:rPr>
+          <w:rFonts w:ascii="宋体" w:hAnsi="宋体"/>
+          <w:bCs/>
+          <w:color w:val="000000"/>
+          <w:szCs w:val="20"/>
+        </w:rPr>
+        <w:t>区分.c源文件、.</w:t>
+      </w:r>
+      <w:proofErr w:type="spellStart"/>
+      <w:r>
+        <w:rPr>
+          <w:rFonts w:ascii="宋体" w:hAnsi="宋体"/>
+          <w:bCs/>
+          <w:color w:val="000000"/>
+          <w:szCs w:val="20"/>
+        </w:rPr>
+        <w:t>i</w:t>
+      </w:r>
+      <w:proofErr w:type="spellEnd"/>
+      <w:r>
+        <w:rPr>
+          <w:rFonts w:ascii="宋体" w:hAnsi="宋体"/>
+          <w:bCs/>
+          <w:color w:val="000000"/>
+          <w:szCs w:val="20"/>
+        </w:rPr>
+        <w:t>预处理文件、.s汇编文件、.o目标文件、可执行 ELF 文件差异</w:t>
+      </w:r>
+      <w:r>
+        <w:rPr>
+          <w:rFonts w:ascii="宋体" w:hAnsi="宋体" w:hint="eastAsia"/>
+          <w:bCs/>
+          <w:color w:val="000000"/>
+          <w:szCs w:val="20"/>
+        </w:rPr>
+        <w:t>；</w:t>
+      </w:r>
+      <w:r>
+        <w:rPr>
+          <w:rFonts w:ascii="宋体" w:hAnsi="宋体"/>
+          <w:bCs/>
+          <w:color w:val="000000"/>
+          <w:szCs w:val="20"/>
+        </w:rPr>
+        <w:br/>
+      </w:r>
+      <w:r>
+        <w:rPr>
+          <w:rFonts w:ascii="宋体" w:hAnsi="宋体" w:hint="eastAsia"/>
+          <w:bCs/>
+          <w:color w:val="000000"/>
+          <w:szCs w:val="20"/>
+        </w:rPr>
+        <w:t xml:space="preserve">    （2）</w:t>
+      </w:r>
+      <w:r>
+        <w:rPr>
+          <w:rFonts w:ascii="宋体" w:hAnsi="宋体"/>
+          <w:bCs/>
+          <w:color w:val="000000"/>
+          <w:szCs w:val="20"/>
+        </w:rPr>
+        <w:t>掌握</w:t>
+      </w:r>
+      <w:r>
+        <w:rPr>
+          <w:rFonts w:ascii="宋体" w:hAnsi="宋体" w:hint="eastAsia"/>
+          <w:bCs/>
+          <w:color w:val="000000"/>
+          <w:szCs w:val="20"/>
+        </w:rPr>
+        <w:t>可重定位目标文件中，</w:t>
+      </w:r>
+      <w:r>
+        <w:rPr>
+          <w:rFonts w:ascii="宋体" w:hAnsi="宋体"/>
+          <w:bCs/>
+          <w:color w:val="000000"/>
+          <w:szCs w:val="20"/>
+        </w:rPr>
+        <w:t>文件头、</w:t>
+      </w:r>
+      <w:r>
+        <w:rPr>
+          <w:rFonts w:ascii="宋体" w:hAnsi="宋体" w:hint="eastAsia"/>
+          <w:bCs/>
+          <w:color w:val="000000"/>
+          <w:szCs w:val="20"/>
+        </w:rPr>
+        <w:t>节头表、 .text、 .data、</w:t>
+      </w:r>
+    </w:p>
+    <w:p>
+      <w:pPr>
+        <w:textAlignment w:val="baseline"/>
+        <w:rPr>
+          <w:rFonts w:ascii="宋体" w:hAnsi="宋体" w:hint="eastAsia"/>
+          <w:bCs/>
+          <w:color w:val="000000"/>
+          <w:szCs w:val="20"/>
+        </w:rPr>
+      </w:pPr>
+      <w:r>
+        <w:rPr>
+          <w:rFonts w:ascii="宋体" w:hAnsi="宋体" w:hint="eastAsia"/>
+          <w:bCs/>
+          <w:color w:val="000000"/>
+          <w:szCs w:val="20"/>
+        </w:rPr>
+        <w:t>.</w:t>
+      </w:r>
+      <w:proofErr w:type="spellStart"/>
+      <w:r>
+        <w:rPr>
+          <w:rFonts w:ascii="宋体" w:hAnsi="宋体" w:hint="eastAsia"/>
+          <w:bCs/>
+          <w:color w:val="000000"/>
+          <w:szCs w:val="20"/>
+        </w:rPr>
+        <w:t>bss</w:t>
+      </w:r>
+      <w:proofErr w:type="spellEnd"/>
+      <w:r>
+        <w:rPr>
+          <w:rFonts w:ascii="宋体" w:hAnsi="宋体" w:hint="eastAsia"/>
+          <w:bCs/>
+          <w:color w:val="000000"/>
+          <w:szCs w:val="20"/>
+        </w:rPr>
+        <w:t>、.</w:t>
+      </w:r>
+      <w:proofErr w:type="spellStart"/>
+      <w:r>
+        <w:rPr>
+          <w:rFonts w:ascii="宋体" w:hAnsi="宋体" w:hint="eastAsia"/>
+          <w:bCs/>
+          <w:color w:val="000000"/>
+          <w:szCs w:val="20"/>
+        </w:rPr>
+        <w:t>rodata</w:t>
+      </w:r>
+      <w:proofErr w:type="spellEnd"/>
+      <w:r>
+        <w:rPr>
+          <w:rFonts w:ascii="宋体" w:hAnsi="宋体" w:hint="eastAsia"/>
+          <w:bCs/>
+          <w:color w:val="000000"/>
+          <w:szCs w:val="20"/>
+        </w:rPr>
+        <w:t>、</w:t>
+      </w:r>
+      <w:r>
+        <w:rPr>
+          <w:rFonts w:ascii="宋体" w:hAnsi="宋体" w:hint="eastAsia"/>
+          <w:bCs/>
+          <w:color w:val="000000"/>
+          <w:szCs w:val="20"/>
+        </w:rPr>
+        <w:t>.</w:t>
+      </w:r>
+      <w:proofErr w:type="spellStart"/>
+      <w:r>
+        <w:rPr>
+          <w:rFonts w:ascii="宋体" w:hAnsi="宋体" w:hint="eastAsia"/>
+          <w:bCs/>
+          <w:color w:val="000000"/>
+          <w:szCs w:val="20"/>
+        </w:rPr>
+        <w:t>symtab</w:t>
+      </w:r>
+      <w:proofErr w:type="spellEnd"/>
+      <w:r>
+        <w:rPr>
+          <w:rFonts w:ascii="宋体" w:hAnsi="宋体" w:hint="eastAsia"/>
+          <w:bCs/>
+          <w:color w:val="000000"/>
+          <w:szCs w:val="20"/>
+        </w:rPr>
+        <w:t xml:space="preserve">、 </w:t>
+      </w:r>
+      <w:r>
+        <w:rPr>
+          <w:rFonts w:ascii="宋体" w:hAnsi="宋体" w:hint="eastAsia"/>
+          <w:bCs/>
+          <w:color w:val="000000"/>
+          <w:szCs w:val="20"/>
+        </w:rPr>
+        <w:t>.</w:t>
+      </w:r>
+      <w:proofErr w:type="spellStart"/>
+      <w:r>
+        <w:rPr>
+          <w:rFonts w:ascii="宋体" w:hAnsi="宋体" w:hint="eastAsia"/>
+          <w:bCs/>
+          <w:color w:val="000000"/>
+          <w:szCs w:val="20"/>
+        </w:rPr>
+        <w:t>rel.text</w:t>
+      </w:r>
+      <w:proofErr w:type="spellEnd"/>
+      <w:r>
+        <w:rPr>
+          <w:rFonts w:ascii="宋体" w:hAnsi="宋体" w:hint="eastAsia"/>
+          <w:bCs/>
+          <w:color w:val="000000"/>
+          <w:szCs w:val="20"/>
+        </w:rPr>
+        <w:t xml:space="preserve">、 </w:t>
+      </w:r>
+      <w:r>
+        <w:rPr>
+          <w:rFonts w:ascii="宋体" w:hAnsi="宋体" w:hint="eastAsia"/>
+          <w:bCs/>
+          <w:color w:val="000000"/>
+          <w:szCs w:val="20"/>
+        </w:rPr>
+        <w:t>.</w:t>
+      </w:r>
+      <w:proofErr w:type="spellStart"/>
+      <w:r>
+        <w:rPr>
+          <w:rFonts w:ascii="宋体" w:hAnsi="宋体" w:hint="eastAsia"/>
+          <w:bCs/>
+          <w:color w:val="000000"/>
+          <w:szCs w:val="20"/>
+        </w:rPr>
+        <w:t>rel.data</w:t>
+      </w:r>
+      <w:proofErr w:type="spellEnd"/>
+      <w:r>
+        <w:rPr>
+          <w:rFonts w:ascii="宋体" w:hAnsi="宋体" w:hint="eastAsia"/>
+          <w:bCs/>
+          <w:color w:val="000000"/>
+          <w:szCs w:val="20"/>
+        </w:rPr>
+        <w:t xml:space="preserve">、 </w:t>
+      </w:r>
+      <w:r>
+        <w:rPr>
+          <w:rFonts w:ascii="宋体" w:hAnsi="宋体" w:hint="eastAsia"/>
+          <w:bCs/>
+          <w:color w:val="000000"/>
+          <w:szCs w:val="20"/>
+        </w:rPr>
+        <w:t>.</w:t>
+      </w:r>
+      <w:proofErr w:type="spellStart"/>
+      <w:r>
+        <w:rPr>
+          <w:rFonts w:ascii="宋体" w:hAnsi="宋体" w:hint="eastAsia"/>
+          <w:bCs/>
+          <w:color w:val="000000"/>
+          <w:szCs w:val="20"/>
+        </w:rPr>
+        <w:t>strtab</w:t>
+      </w:r>
+      <w:proofErr w:type="spellEnd"/>
+      <w:r>
+        <w:rPr>
+          <w:rFonts w:ascii="宋体" w:hAnsi="宋体" w:hint="eastAsia"/>
+          <w:bCs/>
+          <w:color w:val="000000"/>
+          <w:szCs w:val="20"/>
+        </w:rPr>
+        <w:t>等节中的核心组成成份；</w:t>
+      </w:r>
+    </w:p>
+    <w:p>
+      <w:pPr>
+        <w:ind w:firstLineChars="200" w:firstLine="480"/>
+        <w:textAlignment w:val="baseline"/>
+        <w:rPr>
+          <w:rFonts w:ascii="宋体" w:hAnsi="宋体" w:hint="eastAsia"/>
+          <w:bCs/>
+          <w:color w:val="000000"/>
+          <w:szCs w:val="20"/>
+        </w:rPr>
+      </w:pPr>
+      <w:r>
+        <w:rPr>
+          <w:rFonts w:ascii="宋体" w:hAnsi="宋体" w:hint="eastAsia"/>
+          <w:bCs/>
+          <w:color w:val="000000"/>
+          <w:szCs w:val="20"/>
+        </w:rPr>
+        <w:t xml:space="preserve">(3) 掌握一个程序中哪些标识符是符号，掌握符号表中各符号所包含的信息，包括符号的类型、符号定义的位置（节）、符号的值、符号的大小、绑定属性，以及与 </w:t>
+      </w:r>
+      <w:proofErr w:type="spellStart"/>
+      <w:r>
+        <w:rPr>
+          <w:rFonts w:ascii="宋体" w:hAnsi="宋体" w:hint="eastAsia"/>
+          <w:bCs/>
+          <w:color w:val="000000"/>
+          <w:szCs w:val="20"/>
+        </w:rPr>
+        <w:t>strtab</w:t>
+      </w:r>
+      <w:proofErr w:type="spellEnd"/>
+      <w:r>
+        <w:rPr>
+          <w:rFonts w:ascii="宋体" w:hAnsi="宋体" w:hint="eastAsia"/>
+          <w:bCs/>
+          <w:color w:val="000000"/>
+          <w:szCs w:val="20"/>
+        </w:rPr>
+        <w:t>的关系；</w:t>
+      </w:r>
+      <w:r>
+        <w:rPr>
+          <w:rFonts w:ascii="宋体" w:hAnsi="宋体"/>
+          <w:bCs/>
+          <w:color w:val="000000"/>
+          <w:szCs w:val="20"/>
+        </w:rPr>
+        <w:br/>
+      </w:r>
+      <w:r>
+        <w:rPr>
+          <w:rFonts w:ascii="宋体" w:hAnsi="宋体" w:hint="eastAsia"/>
+          <w:bCs/>
+          <w:color w:val="000000"/>
+          <w:szCs w:val="20"/>
+        </w:rPr>
+        <w:t xml:space="preserve">    （4）掌握重定位节 .</w:t>
+      </w:r>
+      <w:proofErr w:type="spellStart"/>
+      <w:r>
+        <w:rPr>
+          <w:rFonts w:ascii="宋体" w:hAnsi="宋体" w:hint="eastAsia"/>
+          <w:bCs/>
+          <w:color w:val="000000"/>
+          <w:szCs w:val="20"/>
+        </w:rPr>
+        <w:t>rel.text</w:t>
+      </w:r>
+      <w:proofErr w:type="spellEnd"/>
+      <w:r>
+        <w:rPr>
+          <w:rFonts w:ascii="宋体" w:hAnsi="宋体" w:hint="eastAsia"/>
+          <w:bCs/>
+          <w:color w:val="000000"/>
+          <w:szCs w:val="20"/>
+        </w:rPr>
+        <w:t>、 .</w:t>
+      </w:r>
+      <w:proofErr w:type="spellStart"/>
+      <w:r>
+        <w:rPr>
+          <w:rFonts w:ascii="宋体" w:hAnsi="宋体" w:hint="eastAsia"/>
+          <w:bCs/>
+          <w:color w:val="000000"/>
+          <w:szCs w:val="20"/>
+        </w:rPr>
+        <w:t>rel.data</w:t>
+      </w:r>
+      <w:proofErr w:type="spellEnd"/>
+      <w:r>
+        <w:rPr>
+          <w:rFonts w:ascii="宋体" w:hAnsi="宋体" w:hint="eastAsia"/>
+          <w:bCs/>
+          <w:color w:val="000000"/>
+          <w:szCs w:val="20"/>
+        </w:rPr>
+        <w:t>的各条目的信息组成；对于汇编程序，能否确定哪些地方需要重定位；</w:t>
+      </w:r>
+    </w:p>
+    <w:p>
+      <w:pPr>
+        <w:ind w:firstLineChars="200" w:firstLine="480"/>
+        <w:textAlignment w:val="baseline"/>
+        <w:rPr>
+          <w:rFonts w:ascii="宋体" w:hAnsi="宋体" w:hint="eastAsia"/>
+          <w:bCs/>
+          <w:color w:val="000000"/>
+          <w:szCs w:val="20"/>
+        </w:rPr>
+      </w:pPr>
+      <w:r>
+        <w:rPr>
+          <w:rFonts w:ascii="宋体" w:hAnsi="宋体" w:hint="eastAsia"/>
+          <w:bCs/>
+          <w:color w:val="000000"/>
+          <w:szCs w:val="20"/>
+        </w:rPr>
+        <w:t>（5）</w:t>
+      </w:r>
+      <w:r>
+        <w:rPr>
+          <w:rFonts w:ascii="宋体" w:hAnsi="宋体"/>
+          <w:bCs/>
+          <w:color w:val="000000"/>
+          <w:szCs w:val="20"/>
+        </w:rPr>
+        <w:t>对比</w:t>
+      </w:r>
+      <w:r>
+        <w:rPr>
+          <w:rFonts w:ascii="宋体" w:hAnsi="宋体" w:hint="eastAsia"/>
+          <w:bCs/>
+          <w:color w:val="000000"/>
+          <w:szCs w:val="20"/>
+        </w:rPr>
+        <w:t>可重定位</w:t>
+      </w:r>
+      <w:r>
+        <w:rPr>
+          <w:rFonts w:ascii="宋体" w:hAnsi="宋体"/>
+          <w:bCs/>
+          <w:color w:val="000000"/>
+          <w:szCs w:val="20"/>
+        </w:rPr>
+        <w:t>目标</w:t>
+      </w:r>
+      <w:r>
+        <w:rPr>
+          <w:rFonts w:ascii="宋体" w:hAnsi="宋体" w:hint="eastAsia"/>
+          <w:bCs/>
+          <w:color w:val="000000"/>
+          <w:szCs w:val="20"/>
+        </w:rPr>
+        <w:t>文件</w:t>
+      </w:r>
+      <w:r>
+        <w:rPr>
+          <w:rFonts w:ascii="宋体" w:hAnsi="宋体"/>
+          <w:bCs/>
+          <w:color w:val="000000"/>
+          <w:szCs w:val="20"/>
+        </w:rPr>
+        <w:t>与可执行</w:t>
+      </w:r>
+      <w:r>
+        <w:rPr>
+          <w:rFonts w:ascii="宋体" w:hAnsi="宋体" w:hint="eastAsia"/>
+          <w:bCs/>
+          <w:color w:val="000000"/>
+          <w:szCs w:val="20"/>
+        </w:rPr>
+        <w:t>目标</w:t>
+      </w:r>
+      <w:r>
+        <w:rPr>
+          <w:rFonts w:ascii="宋体" w:hAnsi="宋体"/>
+          <w:bCs/>
+          <w:color w:val="000000"/>
+          <w:szCs w:val="20"/>
+        </w:rPr>
+        <w:t>文件</w:t>
+      </w:r>
+      <w:r>
+        <w:rPr>
+          <w:rFonts w:ascii="宋体" w:hAnsi="宋体" w:hint="eastAsia"/>
+          <w:bCs/>
+          <w:color w:val="000000"/>
+          <w:szCs w:val="20"/>
+        </w:rPr>
+        <w:t>的</w:t>
+      </w:r>
+      <w:r>
+        <w:rPr>
+          <w:rFonts w:ascii="宋体" w:hAnsi="宋体"/>
+          <w:bCs/>
+          <w:color w:val="000000"/>
+          <w:szCs w:val="20"/>
+        </w:rPr>
+        <w:t>差异</w:t>
+      </w:r>
+      <w:r>
+        <w:rPr>
+          <w:rFonts w:ascii="宋体" w:hAnsi="宋体" w:hint="eastAsia"/>
+          <w:bCs/>
+          <w:color w:val="000000"/>
+          <w:szCs w:val="20"/>
+        </w:rPr>
+        <w:t>；</w:t>
+      </w:r>
+    </w:p>
+    <w:p>
+      <w:pPr>
+        <w:ind w:firstLineChars="200" w:firstLine="480"/>
+        <w:textAlignment w:val="baseline"/>
+        <w:rPr>
+          <w:rFonts w:ascii="宋体" w:hAnsi="宋体" w:hint="eastAsia"/>
+          <w:bCs/>
+          <w:color w:val="000000"/>
+          <w:szCs w:val="20"/>
+        </w:rPr>
+      </w:pPr>
+      <w:r>
+        <w:rPr>
+          <w:rFonts w:ascii="宋体" w:hAnsi="宋体" w:hint="eastAsia"/>
+          <w:bCs/>
+          <w:color w:val="000000"/>
+          <w:szCs w:val="20"/>
+        </w:rPr>
+        <w:t>（6）掌握</w:t>
+      </w:r>
+      <w:r>
+        <w:rPr>
+          <w:rFonts w:ascii="宋体" w:hAnsi="宋体"/>
+          <w:bCs/>
+          <w:color w:val="000000"/>
+          <w:szCs w:val="20"/>
+        </w:rPr>
+        <w:t>符号重定位原理、未定义符号地址填充过程</w:t>
+      </w:r>
+      <w:r>
+        <w:rPr>
+          <w:rFonts w:ascii="宋体" w:hAnsi="宋体" w:hint="eastAsia"/>
+          <w:bCs/>
+          <w:color w:val="000000"/>
+          <w:szCs w:val="20"/>
+        </w:rPr>
+        <w:t>；</w:t>
+      </w:r>
+    </w:p>
+    <w:p>
+      <w:pPr>
+        <w:ind w:firstLineChars="200" w:firstLine="480"/>
+        <w:textAlignment w:val="baseline"/>
+        <w:rPr>
+          <w:rFonts w:ascii="宋体" w:hAnsi="宋体" w:hint="eastAsia"/>
+          <w:bCs/>
+          <w:color w:val="000000"/>
+          <w:szCs w:val="20"/>
+        </w:rPr>
+      </w:pPr>
+      <w:bookmarkStart w:id="11" w:name="OLE_LINK2"/>
+      <w:r>
+        <w:rPr>
+          <w:rFonts w:ascii="宋体" w:hAnsi="宋体" w:hint="eastAsia"/>
+          <w:bCs/>
+          <w:color w:val="000000"/>
+          <w:szCs w:val="20"/>
+        </w:rPr>
+        <w:t>（7）</w:t>
+      </w:r>
+      <w:bookmarkEnd w:id="11"/>
+      <w:r>
+        <w:rPr>
+          <w:rFonts w:ascii="宋体" w:hAnsi="宋体" w:hint="eastAsia"/>
+          <w:bCs/>
+          <w:color w:val="000000"/>
+          <w:szCs w:val="20"/>
+        </w:rPr>
+        <w:t>能够找出</w:t>
+      </w:r>
+      <w:r>
+        <w:rPr>
+          <w:rFonts w:ascii="宋体" w:hAnsi="宋体"/>
+          <w:bCs/>
+          <w:color w:val="000000"/>
+          <w:szCs w:val="20"/>
+        </w:rPr>
+        <w:t>静态链接、动态链接</w:t>
+      </w:r>
+      <w:r>
+        <w:rPr>
+          <w:rFonts w:ascii="宋体" w:hAnsi="宋体" w:hint="eastAsia"/>
+          <w:bCs/>
+          <w:color w:val="000000"/>
+          <w:szCs w:val="20"/>
+        </w:rPr>
+        <w:t>生成可执行程序的</w:t>
+      </w:r>
+      <w:r>
+        <w:rPr>
+          <w:rFonts w:ascii="宋体" w:hAnsi="宋体"/>
+          <w:bCs/>
+          <w:color w:val="000000"/>
+          <w:szCs w:val="20"/>
+        </w:rPr>
+        <w:t>差异</w:t>
+      </w:r>
+      <w:r>
+        <w:rPr>
+          <w:rFonts w:ascii="宋体" w:hAnsi="宋体" w:hint="eastAsia"/>
+          <w:bCs/>
+          <w:color w:val="000000"/>
+          <w:szCs w:val="20"/>
+        </w:rPr>
+        <w:t>；</w:t>
+      </w:r>
+    </w:p>
+    <w:p>
+      <w:pPr>
+        <w:ind w:firstLineChars="200" w:firstLine="480"/>
+        <w:textAlignment w:val="baseline"/>
+        <w:rPr>
+          <w:rFonts w:ascii="宋体" w:hAnsi="宋体" w:hint="eastAsia"/>
+          <w:bCs/>
+          <w:color w:val="000000"/>
+          <w:szCs w:val="20"/>
+        </w:rPr>
+      </w:pPr>
+      <w:r>
+        <w:rPr>
+          <w:rFonts w:ascii="宋体" w:hAnsi="宋体" w:hint="eastAsia"/>
+          <w:bCs/>
+          <w:color w:val="000000"/>
+          <w:szCs w:val="20"/>
+        </w:rPr>
+        <w:t>（8）</w:t>
+      </w:r>
+      <w:r>
+        <w:rPr>
+          <w:rFonts w:ascii="宋体" w:hAnsi="宋体"/>
+          <w:bCs/>
+          <w:color w:val="000000"/>
+          <w:szCs w:val="20"/>
+        </w:rPr>
+        <w:t>理解地址无关代码 PIC、动态库共享内存机制</w:t>
+      </w:r>
+      <w:r>
+        <w:rPr>
+          <w:rFonts w:ascii="宋体" w:hAnsi="宋体" w:hint="eastAsia"/>
+          <w:bCs/>
+          <w:color w:val="000000"/>
+          <w:szCs w:val="20"/>
+        </w:rPr>
+        <w:t>。</w:t>
+      </w:r>
+    </w:p>
+    <w:p>
+      <w:pPr>
+        <w:ind w:firstLineChars="200" w:firstLine="480"/>
+        <w:textAlignment w:val="baseline"/>
+        <w:rPr>
+          <w:rFonts w:ascii="宋体" w:hAnsi="宋体" w:hint="eastAsia"/>
+          <w:bCs/>
+          <w:color w:val="000000"/>
+          <w:szCs w:val="20"/>
+        </w:rPr>
+      </w:pPr>
+      <w:r>
+        <w:rPr>
+          <w:rFonts w:ascii="宋体" w:hAnsi="宋体" w:hint="eastAsia"/>
+          <w:bCs/>
+          <w:color w:val="000000"/>
+          <w:szCs w:val="20"/>
+        </w:rPr>
+        <w:t>实验环境：Ubuntu</w:t>
+      </w:r>
+    </w:p>
+    <w:p>
+      <w:pPr>
+        <w:ind w:firstLineChars="200" w:firstLine="480"/>
+        <w:textAlignment w:val="baseline"/>
+        <w:rPr>
+          <w:rFonts w:ascii="宋体" w:hAnsi="宋体" w:hint="eastAsia"/>
+          <w:bCs/>
+          <w:color w:val="000000"/>
+          <w:szCs w:val="20"/>
+        </w:rPr>
+      </w:pPr>
+      <w:r>
+        <w:rPr>
+          <w:rFonts w:ascii="宋体" w:hAnsi="宋体" w:hint="eastAsia"/>
+          <w:bCs/>
+          <w:color w:val="000000"/>
+          <w:szCs w:val="20"/>
+        </w:rPr>
+        <w:t>工具：GCC、GDB、</w:t>
+      </w:r>
+      <w:proofErr w:type="spellStart"/>
+      <w:r>
+        <w:rPr>
+          <w:rFonts w:ascii="宋体" w:hAnsi="宋体"/>
+          <w:bCs/>
+          <w:color w:val="000000"/>
+          <w:szCs w:val="20"/>
+        </w:rPr>
+        <w:t>readelf</w:t>
+      </w:r>
+      <w:proofErr w:type="spellEnd"/>
+      <w:r>
+        <w:rPr>
+          <w:rFonts w:ascii="宋体" w:hAnsi="宋体" w:hint="eastAsia"/>
+          <w:bCs/>
+          <w:color w:val="000000"/>
+          <w:szCs w:val="20"/>
+        </w:rPr>
+        <w:t>、</w:t>
+      </w:r>
+      <w:proofErr w:type="spellStart"/>
+      <w:r>
+        <w:rPr>
+          <w:rFonts w:ascii="宋体" w:hAnsi="宋体" w:hint="eastAsia"/>
+          <w:bCs/>
+          <w:color w:val="000000"/>
+          <w:szCs w:val="20"/>
+        </w:rPr>
+        <w:t>h</w:t>
+      </w:r>
+      <w:r>
+        <w:rPr>
+          <w:rFonts w:ascii="宋体" w:hAnsi="宋体"/>
+          <w:bCs/>
+          <w:color w:val="000000"/>
+          <w:szCs w:val="20"/>
+        </w:rPr>
+        <w:t>ex</w:t>
+      </w:r>
+      <w:r>
+        <w:rPr>
+          <w:rFonts w:ascii="宋体" w:hAnsi="宋体" w:hint="eastAsia"/>
+          <w:bCs/>
+          <w:color w:val="000000"/>
+          <w:szCs w:val="20"/>
+        </w:rPr>
+        <w:t>dump</w:t>
+      </w:r>
+      <w:proofErr w:type="spellEnd"/>
+      <w:r>
+        <w:rPr>
+          <w:rFonts w:ascii="宋体" w:hAnsi="宋体" w:hint="eastAsia"/>
+          <w:bCs/>
+          <w:color w:val="000000"/>
+          <w:szCs w:val="20"/>
+        </w:rPr>
+        <w:t>、</w:t>
+      </w:r>
+      <w:proofErr w:type="spellStart"/>
+      <w:r>
+        <w:rPr>
+          <w:rFonts w:ascii="宋体" w:hAnsi="宋体" w:hint="eastAsia"/>
+          <w:bCs/>
+          <w:color w:val="000000"/>
+          <w:szCs w:val="20"/>
+        </w:rPr>
+        <w:t>objdump</w:t>
+      </w:r>
+      <w:proofErr w:type="spellEnd"/>
+      <w:r>
+        <w:rPr>
+          <w:rFonts w:ascii="宋体" w:hAnsi="宋体" w:hint="eastAsia"/>
+          <w:bCs/>
+          <w:color w:val="000000"/>
+          <w:szCs w:val="20"/>
+        </w:rPr>
+        <w:t>等。</w:t>
+      </w:r>
+    </w:p>
+    <w:p>
+      <w:pPr>
+        <w:pStyle w:val="2"/>
+        <w:rPr>
+          <w:rFonts w:hint="eastAsia"/>
+        </w:rPr>
+      </w:pPr>
+      <w:r>
+        <w:rPr>
+          <w:rFonts w:hint="eastAsia"/>
+        </w:rPr>
+        <w:t>5.2</w:t>
+      </w:r>
+      <w:r>
+        <w:rPr>
+          <w:rFonts w:hint="eastAsia"/>
+        </w:rPr>
+        <w:t>、实验内容</w:t>
+      </w:r>
+    </w:p>
+    <w:p>
+      <w:pPr>
+        <w:ind w:firstLine="480"/>
+        <w:textAlignment w:val="baseline"/>
+        <w:rPr>
+          <w:rFonts w:ascii="宋体" w:hAnsi="宋体" w:hint="eastAsia"/>
+          <w:bCs/>
+          <w:color w:val="000000"/>
+          <w:szCs w:val="20"/>
+        </w:rPr>
+      </w:pPr>
+      <w:r>
+        <w:rPr>
+          <w:rFonts w:ascii="宋体" w:hAnsi="宋体" w:hint="eastAsia"/>
+          <w:bCs/>
+          <w:color w:val="000000"/>
+          <w:szCs w:val="20"/>
+        </w:rPr>
+        <w:t xml:space="preserve">给定了源程序 </w:t>
+      </w:r>
+      <w:proofErr w:type="spellStart"/>
+      <w:r>
+        <w:rPr>
+          <w:rFonts w:ascii="宋体" w:hAnsi="宋体" w:hint="eastAsia"/>
+          <w:bCs/>
+          <w:color w:val="000000"/>
+          <w:szCs w:val="20"/>
+        </w:rPr>
+        <w:t>main.c</w:t>
+      </w:r>
+      <w:proofErr w:type="spellEnd"/>
+      <w:r>
+        <w:rPr>
+          <w:rFonts w:ascii="宋体" w:hAnsi="宋体" w:hint="eastAsia"/>
+          <w:bCs/>
+          <w:color w:val="000000"/>
+          <w:szCs w:val="20"/>
+        </w:rPr>
+        <w:t>、</w:t>
+      </w:r>
+      <w:proofErr w:type="spellStart"/>
+      <w:r>
+        <w:rPr>
+          <w:rFonts w:ascii="宋体" w:hAnsi="宋体" w:hint="eastAsia"/>
+          <w:bCs/>
+          <w:color w:val="000000"/>
+          <w:szCs w:val="20"/>
+        </w:rPr>
+        <w:t>sub.c</w:t>
+      </w:r>
+      <w:proofErr w:type="spellEnd"/>
+      <w:r>
+        <w:rPr>
+          <w:rFonts w:ascii="宋体" w:hAnsi="宋体" w:hint="eastAsia"/>
+          <w:bCs/>
+          <w:color w:val="000000"/>
+          <w:szCs w:val="20"/>
+        </w:rPr>
+        <w:t>。学生要按要求对</w:t>
+      </w:r>
+      <w:proofErr w:type="spellStart"/>
+      <w:r>
+        <w:rPr>
+          <w:rFonts w:ascii="宋体" w:hAnsi="宋体" w:hint="eastAsia"/>
+          <w:bCs/>
+          <w:color w:val="000000"/>
+          <w:szCs w:val="20"/>
+        </w:rPr>
+        <w:t>main.c</w:t>
+      </w:r>
+      <w:proofErr w:type="spellEnd"/>
+      <w:r>
+        <w:rPr>
+          <w:rFonts w:ascii="宋体" w:hAnsi="宋体" w:hint="eastAsia"/>
+          <w:bCs/>
+          <w:color w:val="000000"/>
+          <w:szCs w:val="20"/>
+        </w:rPr>
+        <w:t xml:space="preserve"> 中的两处进行修改： </w:t>
+      </w:r>
+      <w:r>
+        <w:rPr>
+          <w:rFonts w:ascii="宋体" w:hAnsi="宋体" w:hint="eastAsia"/>
+          <w:bCs/>
+          <w:color w:val="000000"/>
+          <w:szCs w:val="20"/>
+        </w:rPr>
+        <w:t>char  init_gstr1[12]="U202415001"</w:t>
+      </w:r>
+      <w:r>
+        <w:rPr>
+          <w:rFonts w:ascii="宋体" w:hAnsi="宋体" w:hint="eastAsia"/>
+          <w:bCs/>
+          <w:color w:val="000000"/>
+          <w:szCs w:val="20"/>
+        </w:rPr>
+        <w:t xml:space="preserve">  </w:t>
+      </w:r>
+      <w:r>
+        <w:rPr>
+          <w:rFonts w:ascii="宋体" w:hAnsi="宋体" w:hint="eastAsia"/>
+          <w:bCs/>
+          <w:color w:val="000000"/>
+          <w:szCs w:val="20"/>
+        </w:rPr>
+        <w:t>// 请换成自己的学号</w:t>
+      </w:r>
+      <w:r>
+        <w:rPr>
+          <w:rFonts w:ascii="宋体" w:hAnsi="宋体"/>
+          <w:bCs/>
+          <w:color w:val="000000"/>
+          <w:szCs w:val="20"/>
+        </w:rPr>
+        <w:br/>
+      </w:r>
+      <w:r>
+        <w:rPr>
+          <w:rFonts w:ascii="宋体" w:hAnsi="宋体" w:hint="eastAsia"/>
+          <w:bCs/>
+          <w:color w:val="000000"/>
+          <w:szCs w:val="20"/>
+        </w:rPr>
+        <w:t xml:space="preserve">     </w:t>
+      </w:r>
+      <w:r>
+        <w:rPr>
+          <w:rFonts w:ascii="宋体" w:hAnsi="宋体" w:hint="eastAsia"/>
+          <w:bCs/>
+          <w:color w:val="000000"/>
+          <w:szCs w:val="20"/>
+        </w:rPr>
+        <w:t>__</w:t>
+      </w:r>
+      <w:proofErr w:type="spellStart"/>
+      <w:r>
+        <w:rPr>
+          <w:rFonts w:ascii="宋体" w:hAnsi="宋体" w:hint="eastAsia"/>
+          <w:bCs/>
+          <w:color w:val="000000"/>
+          <w:szCs w:val="20"/>
+        </w:rPr>
+        <w:t>asm</w:t>
+      </w:r>
+      <w:proofErr w:type="spellEnd"/>
+      <w:r>
+        <w:rPr>
+          <w:rFonts w:ascii="宋体" w:hAnsi="宋体" w:hint="eastAsia"/>
+          <w:bCs/>
+          <w:color w:val="000000"/>
+          <w:szCs w:val="20"/>
+        </w:rPr>
+        <w:t>__  __volatile__(".</w:t>
+      </w:r>
+      <w:proofErr w:type="spellStart"/>
+      <w:r>
+        <w:rPr>
+          <w:rFonts w:ascii="宋体" w:hAnsi="宋体" w:hint="eastAsia"/>
+          <w:bCs/>
+          <w:color w:val="000000"/>
+          <w:szCs w:val="20"/>
+        </w:rPr>
+        <w:t>rept</w:t>
+      </w:r>
+      <w:proofErr w:type="spellEnd"/>
+      <w:r>
+        <w:rPr>
+          <w:rFonts w:ascii="宋体" w:hAnsi="宋体" w:hint="eastAsia"/>
+          <w:bCs/>
+          <w:color w:val="000000"/>
+          <w:szCs w:val="20"/>
+        </w:rPr>
+        <w:t xml:space="preserve"> </w:t>
+      </w:r>
+      <w:r>
+        <w:rPr>
+          <w:rFonts w:ascii="宋体" w:hAnsi="宋体" w:hint="eastAsia"/>
+          <w:bCs/>
+          <w:color w:val="000000"/>
+          <w:szCs w:val="20"/>
+        </w:rPr>
+        <w:t>#</w:t>
+      </w:r>
+      <w:r>
+        <w:rPr>
+          <w:rFonts w:ascii="宋体" w:hAnsi="宋体" w:hint="eastAsia"/>
+          <w:bCs/>
+          <w:color w:val="000000"/>
+          <w:szCs w:val="20"/>
+        </w:rPr>
+        <w:t xml:space="preserve"> \n </w:t>
+      </w:r>
+      <w:proofErr w:type="spellStart"/>
+      <w:r>
+        <w:rPr>
+          <w:rFonts w:ascii="宋体" w:hAnsi="宋体" w:hint="eastAsia"/>
+          <w:bCs/>
+          <w:color w:val="000000"/>
+          <w:szCs w:val="20"/>
+        </w:rPr>
+        <w:t>nop</w:t>
+      </w:r>
+      <w:proofErr w:type="spellEnd"/>
+      <w:r>
+        <w:rPr>
+          <w:rFonts w:ascii="宋体" w:hAnsi="宋体" w:hint="eastAsia"/>
+          <w:bCs/>
+          <w:color w:val="000000"/>
+          <w:szCs w:val="20"/>
+        </w:rPr>
+        <w:t xml:space="preserve"> \n .</w:t>
+      </w:r>
+      <w:proofErr w:type="spellStart"/>
+      <w:r>
+        <w:rPr>
+          <w:rFonts w:ascii="宋体" w:hAnsi="宋体" w:hint="eastAsia"/>
+          <w:bCs/>
+          <w:color w:val="000000"/>
+          <w:szCs w:val="20"/>
+        </w:rPr>
+        <w:t>endr</w:t>
+      </w:r>
+      <w:proofErr w:type="spellEnd"/>
+      <w:r>
+        <w:rPr>
+          <w:rFonts w:ascii="宋体" w:hAnsi="宋体" w:hint="eastAsia"/>
+          <w:bCs/>
+          <w:color w:val="000000"/>
+          <w:szCs w:val="20"/>
+        </w:rPr>
+        <w:t xml:space="preserve"> \n");  </w:t>
+      </w:r>
+    </w:p>
+    <w:p>
+      <w:pPr>
+        <w:ind w:leftChars="200" w:left="480" w:firstLineChars="1150" w:firstLine="2760"/>
+        <w:textAlignment w:val="baseline"/>
+        <w:rPr>
+          <w:rFonts w:hint="eastAsia"/>
+        </w:rPr>
+      </w:pPr>
+      <w:r>
+        <w:rPr>
+          <w:rFonts w:ascii="宋体" w:hAnsi="宋体" w:hint="eastAsia"/>
+          <w:bCs/>
+          <w:color w:val="000000"/>
+          <w:szCs w:val="20"/>
+        </w:rPr>
+        <w:t xml:space="preserve">// </w:t>
+      </w:r>
+      <w:r>
+        <w:rPr>
+          <w:rFonts w:ascii="宋体" w:hAnsi="宋体" w:hint="eastAsia"/>
+          <w:bCs/>
+          <w:color w:val="000000"/>
+          <w:szCs w:val="20"/>
+        </w:rPr>
+        <w:t xml:space="preserve"> </w:t>
+      </w:r>
+      <w:r>
+        <w:rPr>
+          <w:rFonts w:ascii="宋体" w:hAnsi="宋体" w:hint="eastAsia"/>
+          <w:bCs/>
+          <w:color w:val="000000"/>
+          <w:szCs w:val="20"/>
+        </w:rPr>
+        <w:t xml:space="preserve">将 </w:t>
+      </w:r>
+      <w:r>
+        <w:rPr>
+          <w:rFonts w:ascii="宋体" w:hAnsi="宋体" w:hint="eastAsia"/>
+          <w:bCs/>
+          <w:color w:val="000000"/>
+          <w:szCs w:val="20"/>
+        </w:rPr>
+        <w:t>#</w:t>
+      </w:r>
+      <w:r>
+        <w:rPr>
+          <w:rFonts w:ascii="宋体" w:hAnsi="宋体" w:hint="eastAsia"/>
+          <w:bCs/>
+          <w:color w:val="000000"/>
+          <w:szCs w:val="20"/>
+        </w:rPr>
+        <w:t xml:space="preserve"> 换成学号的最后1位</w:t>
+      </w:r>
+      <w:r>
+        <w:rPr>
+          <w:rFonts w:ascii="宋体" w:hAnsi="宋体"/>
+          <w:bCs/>
+          <w:color w:val="000000"/>
+          <w:szCs w:val="20"/>
+        </w:rPr>
+        <w:br/>
+      </w:r>
+      <w:r>
+        <w:rPr>
+          <w:rFonts w:ascii="宋体" w:hAnsi="宋体" w:hint="eastAsia"/>
+          <w:bCs/>
+          <w:color w:val="000000"/>
+          <w:szCs w:val="20"/>
+        </w:rPr>
+        <w:t>在编译时，注意带上 编译开关 -D U*  ， * 为学号的最后一位</w:t>
+      </w:r>
+      <w:r>
+        <w:rPr>
+          <w:rFonts w:ascii="宋体" w:hAnsi="宋体"/>
+          <w:bCs/>
+          <w:color w:val="000000"/>
+          <w:szCs w:val="20"/>
+        </w:rPr>
+        <w:br/>
+      </w:r>
+    </w:p>
+    <w:p>
+      <w:pPr>
+        <w:pStyle w:val="3"/>
+        <w:rPr>
+          <w:rFonts w:hint="eastAsia"/>
+        </w:rPr>
+      </w:pPr>
+      <w:r>
+        <w:rPr>
+          <w:rFonts w:hint="eastAsia"/>
+        </w:rPr>
+        <w:t>任务</w:t>
+      </w:r>
+      <w:r>
+        <w:t xml:space="preserve">1 </w:t>
+      </w:r>
+      <w:r>
+        <w:rPr>
+          <w:rFonts w:hint="eastAsia"/>
+        </w:rPr>
+        <w:t xml:space="preserve"> </w:t>
+      </w:r>
+      <w:r>
+        <w:rPr>
+          <w:rFonts w:hint="eastAsia"/>
+        </w:rPr>
+        <w:t>从</w:t>
+      </w:r>
+      <w:r>
+        <w:t xml:space="preserve">C </w:t>
+      </w:r>
+      <w:r>
+        <w:t>程序</w:t>
+      </w:r>
+      <w:r>
+        <w:rPr>
+          <w:rFonts w:hint="eastAsia"/>
+        </w:rPr>
+        <w:t>到汇编语言程序的实践</w:t>
+      </w:r>
+    </w:p>
+    <w:p>
+      <w:pPr>
+        <w:ind w:firstLineChars="200" w:firstLine="480"/>
+        <w:textAlignment w:val="baseline"/>
+        <w:rPr>
+          <w:rFonts w:ascii="宋体" w:hAnsi="宋体" w:hint="eastAsia"/>
+          <w:bCs/>
+          <w:color w:val="000000"/>
+          <w:szCs w:val="20"/>
+        </w:rPr>
+      </w:pPr>
+      <w:r>
+        <w:rPr>
+          <w:rFonts w:ascii="宋体" w:hAnsi="宋体" w:hint="eastAsia"/>
+          <w:bCs/>
+          <w:color w:val="000000"/>
+          <w:szCs w:val="20"/>
+        </w:rPr>
+        <w:t xml:space="preserve">使用 </w:t>
+      </w:r>
+      <w:bookmarkStart w:id="12" w:name="OLE_LINK5"/>
+      <w:proofErr w:type="spellStart"/>
+      <w:r>
+        <w:rPr>
+          <w:rFonts w:ascii="宋体" w:hAnsi="宋体" w:hint="eastAsia"/>
+          <w:bCs/>
+          <w:color w:val="000000"/>
+          <w:szCs w:val="20"/>
+        </w:rPr>
+        <w:t>gcc</w:t>
+      </w:r>
+      <w:proofErr w:type="spellEnd"/>
+      <w:r>
+        <w:rPr>
+          <w:rFonts w:ascii="宋体" w:hAnsi="宋体" w:hint="eastAsia"/>
+          <w:bCs/>
+          <w:color w:val="000000"/>
+          <w:szCs w:val="20"/>
+        </w:rPr>
+        <w:t xml:space="preserve"> -S -</w:t>
+      </w:r>
+      <w:proofErr w:type="spellStart"/>
+      <w:r>
+        <w:rPr>
+          <w:rFonts w:ascii="宋体" w:hAnsi="宋体" w:hint="eastAsia"/>
+          <w:bCs/>
+          <w:color w:val="000000"/>
+          <w:szCs w:val="20"/>
+        </w:rPr>
+        <w:t>fverbose-asm</w:t>
+      </w:r>
+      <w:proofErr w:type="spellEnd"/>
+      <w:r>
+        <w:rPr>
+          <w:rFonts w:ascii="宋体" w:hAnsi="宋体" w:hint="eastAsia"/>
+          <w:bCs/>
+          <w:color w:val="000000"/>
+          <w:szCs w:val="20"/>
+        </w:rPr>
+        <w:t xml:space="preserve"> </w:t>
+      </w:r>
+      <w:r>
+        <w:rPr>
+          <w:rFonts w:ascii="宋体" w:hAnsi="宋体" w:hint="eastAsia"/>
+          <w:bCs/>
+          <w:color w:val="000000"/>
+          <w:szCs w:val="20"/>
+        </w:rPr>
+        <w:t xml:space="preserve">-D U* </w:t>
+      </w:r>
+      <w:proofErr w:type="spellStart"/>
+      <w:r>
+        <w:rPr>
+          <w:rFonts w:ascii="宋体" w:hAnsi="宋体" w:hint="eastAsia"/>
+          <w:bCs/>
+          <w:color w:val="000000"/>
+          <w:szCs w:val="20"/>
+        </w:rPr>
+        <w:t>main</w:t>
+      </w:r>
+      <w:r>
+        <w:rPr>
+          <w:rFonts w:ascii="宋体" w:hAnsi="宋体" w:hint="eastAsia"/>
+          <w:bCs/>
+          <w:color w:val="000000"/>
+          <w:szCs w:val="20"/>
+        </w:rPr>
+        <w:t>.c</w:t>
+      </w:r>
+      <w:proofErr w:type="spellEnd"/>
+      <w:r>
+        <w:rPr>
+          <w:rFonts w:ascii="宋体" w:hAnsi="宋体" w:hint="eastAsia"/>
+          <w:bCs/>
+          <w:color w:val="000000"/>
+          <w:szCs w:val="20"/>
+        </w:rPr>
+        <w:t xml:space="preserve"> -o </w:t>
+      </w:r>
+      <w:proofErr w:type="spellStart"/>
+      <w:proofErr w:type="gramStart"/>
+      <w:r>
+        <w:rPr>
+          <w:rFonts w:ascii="宋体" w:hAnsi="宋体" w:hint="eastAsia"/>
+          <w:bCs/>
+          <w:color w:val="000000"/>
+          <w:szCs w:val="20"/>
+        </w:rPr>
+        <w:t>main</w:t>
+      </w:r>
+      <w:r>
+        <w:rPr>
+          <w:rFonts w:ascii="宋体" w:hAnsi="宋体" w:hint="eastAsia"/>
+          <w:bCs/>
+          <w:color w:val="000000"/>
+          <w:szCs w:val="20"/>
+        </w:rPr>
+        <w:t>.s</w:t>
+      </w:r>
+      <w:bookmarkEnd w:id="12"/>
+      <w:proofErr w:type="spellEnd"/>
+      <w:proofErr w:type="gramEnd"/>
+    </w:p>
+    <w:p>
+      <w:pPr>
+        <w:pStyle w:val="af2"/>
+        <w:numPr>
+          <w:ilvl w:val="0"/>
+          <w:numId w:val="16"/>
+        </w:numPr>
+        <w:wordWrap/>
+        <w:snapToGrid/>
+        <w:ind w:firstLineChars="0"/>
+        <w:contextualSpacing/>
         <w:jc w:val="left"/>
-      </w:pPr>
-      <w:bookmarkStart w:id="12" w:name="_Toc531373272"/>
-      <w:r>
-        <w:rPr>
-          <w:rFonts w:hint="eastAsia"/>
+        <w:rPr>
+          <w:rFonts w:ascii="宋体" w:hAnsi="宋体" w:hint="eastAsia"/>
+        </w:rPr>
+      </w:pPr>
+      <w:r>
+        <w:rPr>
+          <w:rFonts w:ascii="宋体" w:hAnsi="宋体" w:hint="eastAsia"/>
+        </w:rPr>
+        <w:t>以具体的示例（如init_gstr1，uninit_gstr2），介绍全局变量汇编程序中的表示方式，以及在什么情况下会放在 .data 段，何时又会放在 .</w:t>
+      </w:r>
+      <w:proofErr w:type="spellStart"/>
+      <w:r>
+        <w:rPr>
+          <w:rFonts w:ascii="宋体" w:hAnsi="宋体" w:hint="eastAsia"/>
+        </w:rPr>
+        <w:t>bss</w:t>
+      </w:r>
+      <w:proofErr w:type="spellEnd"/>
+      <w:r>
+        <w:rPr>
+          <w:rFonts w:ascii="宋体" w:hAnsi="宋体" w:hint="eastAsia"/>
+        </w:rPr>
+        <w:t xml:space="preserve"> 段。</w:t>
+      </w:r>
+    </w:p>
+    <w:p>
+      <w:pPr>
+        <w:pStyle w:val="af2"/>
+        <w:numPr>
+          <w:ilvl w:val="0"/>
+          <w:numId w:val="16"/>
+        </w:numPr>
+        <w:wordWrap/>
+        <w:snapToGrid/>
+        <w:ind w:firstLineChars="0"/>
+        <w:contextualSpacing/>
+        <w:jc w:val="left"/>
+        <w:rPr>
+          <w:rFonts w:ascii="宋体" w:hAnsi="宋体" w:hint="eastAsia"/>
+        </w:rPr>
+      </w:pPr>
+      <w:r>
+        <w:rPr>
+          <w:rFonts w:ascii="宋体" w:hAnsi="宋体" w:hint="eastAsia"/>
         </w:rPr>
         <w:lastRenderedPageBreak/>
+        <w:t>以函数调用语句为例，给出C 语句与汇编语句的对应关系。</w:t>
+      </w:r>
+    </w:p>
+    <w:p>
+      <w:pPr>
+        <w:pStyle w:val="af2"/>
+        <w:numPr>
+          <w:ilvl w:val="0"/>
+          <w:numId w:val="16"/>
+        </w:numPr>
+        <w:wordWrap/>
+        <w:snapToGrid/>
+        <w:ind w:firstLineChars="0"/>
+        <w:contextualSpacing/>
+        <w:jc w:val="left"/>
+        <w:rPr>
+          <w:rFonts w:ascii="宋体" w:hAnsi="宋体" w:hint="eastAsia"/>
+        </w:rPr>
+      </w:pPr>
+      <w:r>
+        <w:rPr>
+          <w:rFonts w:ascii="宋体" w:hAnsi="宋体" w:hint="eastAsia"/>
+        </w:rPr>
+        <w:t>以具体的C语句及对应的汇编语句为例，说明全局变量与局部变量在汇编程序中的表达形式的差异。</w:t>
+      </w:r>
+    </w:p>
+    <w:p>
+      <w:pPr>
+        <w:textAlignment w:val="baseline"/>
+        <w:rPr>
+          <w:rFonts w:ascii="宋体" w:hAnsi="宋体" w:hint="eastAsia"/>
+          <w:bCs/>
+          <w:color w:val="000000"/>
+          <w:szCs w:val="20"/>
+        </w:rPr>
+      </w:pPr>
+    </w:p>
+    <w:p>
+      <w:pPr>
+        <w:pStyle w:val="3"/>
+        <w:rPr>
+          <w:rFonts w:ascii="宋体" w:hAnsi="宋体" w:hint="eastAsia"/>
+          <w:szCs w:val="20"/>
+        </w:rPr>
+      </w:pPr>
+      <w:r>
+        <w:rPr>
+          <w:rFonts w:hint="eastAsia"/>
+        </w:rPr>
+        <w:t>任务</w:t>
+      </w:r>
+      <w:r>
+        <w:t xml:space="preserve">2 </w:t>
+      </w:r>
+      <w:r>
+        <w:rPr>
+          <w:rFonts w:hint="eastAsia"/>
+        </w:rPr>
+        <w:t xml:space="preserve"> </w:t>
+      </w:r>
+      <w:r>
+        <w:rPr>
+          <w:rFonts w:hint="eastAsia"/>
+        </w:rPr>
+        <w:t>可重定位</w:t>
+      </w:r>
+      <w:r>
+        <w:t>目标文件解析</w:t>
+      </w:r>
+      <w:r>
+        <w:br/>
+      </w:r>
+      <w:r>
+        <w:rPr>
+          <w:rFonts w:hint="eastAsia"/>
+        </w:rPr>
+        <w:t xml:space="preserve">     </w:t>
+      </w:r>
+      <w:bookmarkStart w:id="13" w:name="OLE_LINK6"/>
+      <w:proofErr w:type="spellStart"/>
+      <w:r>
+        <w:rPr>
+          <w:rFonts w:ascii="宋体" w:hAnsi="宋体" w:hint="eastAsia"/>
+          <w:szCs w:val="20"/>
+        </w:rPr>
+        <w:t>gcc</w:t>
+      </w:r>
+      <w:proofErr w:type="spellEnd"/>
+      <w:r>
+        <w:rPr>
+          <w:rFonts w:ascii="宋体" w:hAnsi="宋体" w:hint="eastAsia"/>
+          <w:szCs w:val="20"/>
+        </w:rPr>
+        <w:t xml:space="preserve"> -</w:t>
+      </w:r>
+      <w:r>
+        <w:rPr>
+          <w:rFonts w:ascii="宋体" w:hAnsi="宋体" w:hint="eastAsia"/>
+          <w:szCs w:val="20"/>
+        </w:rPr>
+        <w:t>c</w:t>
+      </w:r>
+      <w:r>
+        <w:rPr>
+          <w:rFonts w:ascii="宋体" w:hAnsi="宋体" w:hint="eastAsia"/>
+          <w:szCs w:val="20"/>
+        </w:rPr>
+        <w:t xml:space="preserve"> -</w:t>
+      </w:r>
+      <w:r>
+        <w:rPr>
+          <w:rFonts w:ascii="宋体" w:hAnsi="宋体" w:hint="eastAsia"/>
+          <w:szCs w:val="20"/>
+        </w:rPr>
+        <w:t>g</w:t>
+      </w:r>
+      <w:r>
+        <w:rPr>
+          <w:rFonts w:ascii="宋体" w:hAnsi="宋体" w:hint="eastAsia"/>
+          <w:szCs w:val="20"/>
+        </w:rPr>
+        <w:t xml:space="preserve"> </w:t>
+      </w:r>
+      <w:r>
+        <w:rPr>
+          <w:rFonts w:ascii="宋体" w:hAnsi="宋体" w:hint="eastAsia"/>
+          <w:szCs w:val="20"/>
+        </w:rPr>
+        <w:t xml:space="preserve">-D U* </w:t>
+      </w:r>
+      <w:proofErr w:type="spellStart"/>
+      <w:r>
+        <w:rPr>
+          <w:rFonts w:ascii="宋体" w:hAnsi="宋体" w:hint="eastAsia"/>
+          <w:szCs w:val="20"/>
+        </w:rPr>
+        <w:t>main</w:t>
+      </w:r>
+      <w:r>
+        <w:rPr>
+          <w:rFonts w:ascii="宋体" w:hAnsi="宋体" w:hint="eastAsia"/>
+          <w:szCs w:val="20"/>
+        </w:rPr>
+        <w:t>.c</w:t>
+      </w:r>
+      <w:proofErr w:type="spellEnd"/>
+      <w:r>
+        <w:rPr>
+          <w:rFonts w:ascii="宋体" w:hAnsi="宋体" w:hint="eastAsia"/>
+          <w:szCs w:val="20"/>
+        </w:rPr>
+        <w:t xml:space="preserve"> -o </w:t>
+      </w:r>
+      <w:proofErr w:type="spellStart"/>
+      <w:proofErr w:type="gramStart"/>
+      <w:r>
+        <w:rPr>
+          <w:rFonts w:ascii="宋体" w:hAnsi="宋体" w:hint="eastAsia"/>
+          <w:szCs w:val="20"/>
+        </w:rPr>
+        <w:t>main</w:t>
+      </w:r>
+      <w:r>
+        <w:rPr>
+          <w:rFonts w:ascii="宋体" w:hAnsi="宋体" w:hint="eastAsia"/>
+          <w:szCs w:val="20"/>
+        </w:rPr>
+        <w:t>.</w:t>
+      </w:r>
+      <w:r>
+        <w:rPr>
+          <w:rFonts w:ascii="宋体" w:hAnsi="宋体" w:hint="eastAsia"/>
+          <w:szCs w:val="20"/>
+        </w:rPr>
+        <w:t>o</w:t>
+      </w:r>
+      <w:bookmarkEnd w:id="13"/>
+      <w:proofErr w:type="spellEnd"/>
+      <w:proofErr w:type="gramEnd"/>
+    </w:p>
+    <w:p>
+      <w:pPr>
+        <w:textAlignment w:val="baseline"/>
+        <w:rPr>
+          <w:rFonts w:ascii="宋体" w:hAnsi="宋体" w:hint="eastAsia"/>
+          <w:bCs/>
+          <w:color w:val="000000"/>
+          <w:szCs w:val="20"/>
+        </w:rPr>
+      </w:pPr>
+      <w:r>
+        <w:rPr>
+          <w:rFonts w:ascii="宋体" w:hAnsi="宋体" w:hint="eastAsia"/>
+          <w:b/>
+          <w:color w:val="000000"/>
+          <w:szCs w:val="20"/>
+        </w:rPr>
+        <w:t>1、</w:t>
+      </w:r>
+      <w:proofErr w:type="gramStart"/>
+      <w:r>
+        <w:rPr>
+          <w:rFonts w:ascii="宋体" w:hAnsi="宋体" w:hint="eastAsia"/>
+          <w:b/>
+          <w:color w:val="000000"/>
+          <w:szCs w:val="20"/>
+        </w:rPr>
+        <w:t>节头表</w:t>
+      </w:r>
+      <w:proofErr w:type="gramEnd"/>
+      <w:r>
+        <w:rPr>
+          <w:rFonts w:ascii="宋体" w:hAnsi="宋体"/>
+          <w:b/>
+          <w:color w:val="000000"/>
+          <w:szCs w:val="20"/>
+        </w:rPr>
+        <w:br/>
+      </w:r>
+      <w:r>
+        <w:rPr>
+          <w:rFonts w:ascii="宋体" w:hAnsi="宋体" w:hint="eastAsia"/>
+          <w:bCs/>
+          <w:color w:val="000000"/>
+          <w:szCs w:val="20"/>
+        </w:rPr>
+        <w:t xml:space="preserve">   </w:t>
+      </w:r>
+      <w:proofErr w:type="spellStart"/>
+      <w:r>
+        <w:rPr>
+          <w:rFonts w:ascii="宋体" w:hAnsi="宋体" w:hint="eastAsia"/>
+          <w:bCs/>
+          <w:color w:val="000000"/>
+          <w:szCs w:val="20"/>
+        </w:rPr>
+        <w:t>readelf</w:t>
+      </w:r>
+      <w:proofErr w:type="spellEnd"/>
+      <w:r>
+        <w:rPr>
+          <w:rFonts w:ascii="宋体" w:hAnsi="宋体" w:hint="eastAsia"/>
+          <w:bCs/>
+          <w:color w:val="000000"/>
+          <w:szCs w:val="20"/>
+        </w:rPr>
+        <w:t xml:space="preserve"> -S -W </w:t>
+      </w:r>
+      <w:proofErr w:type="spellStart"/>
+      <w:r>
+        <w:rPr>
+          <w:rFonts w:ascii="宋体" w:hAnsi="宋体" w:hint="eastAsia"/>
+          <w:bCs/>
+          <w:color w:val="000000"/>
+          <w:szCs w:val="20"/>
+        </w:rPr>
+        <w:t>main.o</w:t>
+      </w:r>
+      <w:proofErr w:type="spellEnd"/>
+      <w:r>
+        <w:rPr>
+          <w:rFonts w:ascii="宋体" w:hAnsi="宋体" w:hint="eastAsia"/>
+          <w:bCs/>
+          <w:color w:val="000000"/>
+          <w:szCs w:val="20"/>
+        </w:rPr>
+        <w:t xml:space="preserve"> ; 描述 </w:t>
+      </w:r>
+      <w:proofErr w:type="spellStart"/>
+      <w:r>
+        <w:rPr>
+          <w:rFonts w:ascii="宋体" w:hAnsi="宋体" w:hint="eastAsia"/>
+          <w:bCs/>
+          <w:color w:val="000000"/>
+          <w:szCs w:val="20"/>
+        </w:rPr>
+        <w:t>main.o</w:t>
+      </w:r>
+      <w:proofErr w:type="spellEnd"/>
+      <w:r>
+        <w:rPr>
+          <w:rFonts w:ascii="宋体" w:hAnsi="宋体" w:hint="eastAsia"/>
+          <w:bCs/>
+          <w:color w:val="000000"/>
+          <w:szCs w:val="20"/>
+        </w:rPr>
+        <w:t xml:space="preserve"> 中主要有哪些节，各节包含哪些信息（各列的含义）;</w:t>
+      </w:r>
+    </w:p>
+    <w:p>
+      <w:pPr>
+        <w:textAlignment w:val="baseline"/>
+        <w:rPr>
+          <w:rFonts w:ascii="宋体" w:hAnsi="宋体" w:hint="eastAsia"/>
+          <w:bCs/>
+          <w:color w:val="000000"/>
+          <w:szCs w:val="20"/>
+        </w:rPr>
+      </w:pPr>
+      <w:bookmarkStart w:id="14" w:name="OLE_LINK3"/>
+      <w:r>
+        <w:rPr>
+          <w:rFonts w:ascii="宋体" w:hAnsi="宋体" w:hint="eastAsia"/>
+          <w:b/>
+          <w:color w:val="000000"/>
+          <w:szCs w:val="20"/>
+        </w:rPr>
+        <w:t>2、与全局变量</w:t>
+      </w:r>
+      <w:r>
+        <w:rPr>
+          <w:rFonts w:ascii="宋体" w:hAnsi="宋体" w:hint="eastAsia"/>
+          <w:b/>
+          <w:color w:val="000000"/>
+          <w:szCs w:val="20"/>
+        </w:rPr>
+        <w:t>及静态局部变量</w:t>
+      </w:r>
+      <w:r>
+        <w:rPr>
+          <w:rFonts w:ascii="宋体" w:hAnsi="宋体" w:hint="eastAsia"/>
+          <w:b/>
+          <w:color w:val="000000"/>
+          <w:szCs w:val="20"/>
+        </w:rPr>
+        <w:t>相关的节</w:t>
+      </w:r>
+      <w:r>
+        <w:rPr>
+          <w:rFonts w:ascii="宋体" w:hAnsi="宋体" w:hint="eastAsia"/>
+          <w:bCs/>
+          <w:color w:val="000000"/>
+          <w:szCs w:val="20"/>
+        </w:rPr>
+        <w:t xml:space="preserve"> </w:t>
+      </w:r>
+    </w:p>
+    <w:bookmarkEnd w:id="14"/>
+    <w:p>
+      <w:pPr>
+        <w:pStyle w:val="af2"/>
+        <w:numPr>
+          <w:ilvl w:val="0"/>
+          <w:numId w:val="19"/>
+        </w:numPr>
+        <w:wordWrap/>
+        <w:snapToGrid/>
+        <w:ind w:firstLineChars="0"/>
+        <w:contextualSpacing/>
+        <w:jc w:val="left"/>
+        <w:rPr>
+          <w:rFonts w:ascii="宋体" w:hAnsi="宋体" w:hint="eastAsia"/>
+        </w:rPr>
+      </w:pPr>
+      <w:proofErr w:type="spellStart"/>
+      <w:proofErr w:type="gramStart"/>
+      <w:r>
+        <w:rPr>
+          <w:rFonts w:ascii="宋体" w:hAnsi="宋体" w:hint="eastAsia"/>
+        </w:rPr>
+        <w:t>readelf</w:t>
+      </w:r>
+      <w:proofErr w:type="spellEnd"/>
+      <w:r>
+        <w:rPr>
+          <w:rFonts w:ascii="宋体" w:hAnsi="宋体" w:hint="eastAsia"/>
+        </w:rPr>
+        <w:t xml:space="preserve">  -x  .data  </w:t>
+      </w:r>
+      <w:proofErr w:type="spellStart"/>
+      <w:r>
+        <w:rPr>
+          <w:rFonts w:ascii="宋体" w:hAnsi="宋体" w:hint="eastAsia"/>
+        </w:rPr>
+        <w:t>main</w:t>
+      </w:r>
+      <w:proofErr w:type="gramEnd"/>
+      <w:r>
+        <w:rPr>
+          <w:rFonts w:ascii="宋体" w:hAnsi="宋体" w:hint="eastAsia"/>
+        </w:rPr>
+        <w:t>.o</w:t>
+      </w:r>
+      <w:proofErr w:type="spellEnd"/>
+      <w:r>
+        <w:rPr>
+          <w:rFonts w:ascii="宋体" w:hAnsi="宋体" w:hint="eastAsia"/>
+        </w:rPr>
+        <w:t xml:space="preserve"> </w:t>
+      </w:r>
+    </w:p>
+    <w:p>
+      <w:pPr>
+        <w:pStyle w:val="af2"/>
+        <w:numPr>
+          <w:ilvl w:val="0"/>
+          <w:numId w:val="19"/>
+        </w:numPr>
+        <w:wordWrap/>
+        <w:snapToGrid/>
+        <w:ind w:firstLineChars="0"/>
+        <w:contextualSpacing/>
+        <w:jc w:val="left"/>
+        <w:rPr>
+          <w:rFonts w:ascii="宋体" w:hAnsi="宋体" w:hint="eastAsia"/>
+        </w:rPr>
+      </w:pPr>
+      <w:r>
+        <w:rPr>
+          <w:rFonts w:ascii="宋体" w:hAnsi="宋体" w:hint="eastAsia"/>
+        </w:rPr>
+        <w:t>或</w:t>
+      </w:r>
+      <w:proofErr w:type="spellStart"/>
+      <w:r>
+        <w:rPr>
+          <w:rFonts w:ascii="宋体" w:hAnsi="宋体"/>
+        </w:rPr>
+        <w:t>objcopy</w:t>
+      </w:r>
+      <w:proofErr w:type="spellEnd"/>
+      <w:r>
+        <w:rPr>
+          <w:rFonts w:ascii="宋体" w:hAnsi="宋体"/>
+        </w:rPr>
+        <w:t xml:space="preserve"> -O binary --only-section=.data </w:t>
+      </w:r>
+      <w:proofErr w:type="spellStart"/>
+      <w:r>
+        <w:rPr>
+          <w:rFonts w:ascii="宋体" w:hAnsi="宋体" w:hint="eastAsia"/>
+        </w:rPr>
+        <w:t>main</w:t>
+      </w:r>
+      <w:r>
+        <w:rPr>
+          <w:rFonts w:ascii="宋体" w:hAnsi="宋体"/>
+        </w:rPr>
+        <w:t>.o</w:t>
+      </w:r>
+      <w:proofErr w:type="spellEnd"/>
+      <w:r>
+        <w:rPr>
+          <w:rFonts w:ascii="宋体" w:hAnsi="宋体"/>
+        </w:rPr>
+        <w:t xml:space="preserve"> /dev/</w:t>
+      </w:r>
+      <w:proofErr w:type="spellStart"/>
+      <w:r>
+        <w:rPr>
+          <w:rFonts w:ascii="宋体" w:hAnsi="宋体"/>
+        </w:rPr>
+        <w:t>stdout</w:t>
+      </w:r>
+      <w:proofErr w:type="spellEnd"/>
+      <w:r>
+        <w:rPr>
+          <w:rFonts w:ascii="宋体" w:hAnsi="宋体"/>
+        </w:rPr>
+        <w:t xml:space="preserve"> | </w:t>
+      </w:r>
+      <w:proofErr w:type="spellStart"/>
+      <w:r>
+        <w:rPr>
+          <w:rFonts w:ascii="宋体" w:hAnsi="宋体"/>
+        </w:rPr>
+        <w:t>hexdump</w:t>
+      </w:r>
+      <w:proofErr w:type="spellEnd"/>
+      <w:r>
+        <w:rPr>
+          <w:rFonts w:ascii="宋体" w:hAnsi="宋体"/>
+        </w:rPr>
+        <w:t xml:space="preserve"> -C</w:t>
+      </w:r>
+      <w:r>
+        <w:rPr>
+          <w:rFonts w:ascii="宋体" w:hAnsi="宋体"/>
+        </w:rPr>
+        <w:br/>
+      </w:r>
+      <w:r>
+        <w:rPr>
+          <w:rFonts w:ascii="宋体" w:hAnsi="宋体" w:hint="eastAsia"/>
+        </w:rPr>
+        <w:t>显示数据节(.data) 的内容，指出显示的内容与定义变量时的初始化值的对应关系；</w:t>
+      </w:r>
+    </w:p>
+    <w:p>
+      <w:pPr>
+        <w:pStyle w:val="af2"/>
+        <w:numPr>
+          <w:ilvl w:val="0"/>
+          <w:numId w:val="19"/>
+        </w:numPr>
+        <w:wordWrap/>
+        <w:snapToGrid/>
+        <w:ind w:firstLineChars="0"/>
+        <w:contextualSpacing/>
+        <w:jc w:val="left"/>
+        <w:rPr>
+          <w:rFonts w:ascii="宋体" w:hAnsi="宋体" w:hint="eastAsia"/>
+        </w:rPr>
+      </w:pPr>
+      <w:proofErr w:type="spellStart"/>
+      <w:r>
+        <w:rPr>
+          <w:rFonts w:ascii="宋体" w:hAnsi="宋体" w:hint="eastAsia"/>
+        </w:rPr>
+        <w:t>readelf</w:t>
+      </w:r>
+      <w:proofErr w:type="spellEnd"/>
+      <w:r>
+        <w:rPr>
+          <w:rFonts w:ascii="宋体" w:hAnsi="宋体" w:hint="eastAsia"/>
+        </w:rPr>
+        <w:t xml:space="preserve">  -s  </w:t>
+      </w:r>
+      <w:proofErr w:type="spellStart"/>
+      <w:r>
+        <w:rPr>
+          <w:rFonts w:ascii="宋体" w:hAnsi="宋体" w:hint="eastAsia"/>
+        </w:rPr>
+        <w:t>main.o</w:t>
+      </w:r>
+      <w:proofErr w:type="spellEnd"/>
+      <w:r>
+        <w:rPr>
+          <w:rFonts w:ascii="宋体" w:hAnsi="宋体" w:hint="eastAsia"/>
+        </w:rPr>
+        <w:t xml:space="preserve">  |  awk ‘$7==3 || NR==3’</w:t>
+      </w:r>
+    </w:p>
+    <w:p>
+      <w:pPr>
+        <w:pStyle w:val="af2"/>
+        <w:numPr>
+          <w:ilvl w:val="0"/>
+          <w:numId w:val="19"/>
+        </w:numPr>
+        <w:wordWrap/>
+        <w:snapToGrid/>
+        <w:ind w:firstLineChars="0"/>
+        <w:contextualSpacing/>
+        <w:jc w:val="left"/>
+        <w:rPr>
+          <w:rFonts w:ascii="宋体" w:hAnsi="宋体" w:hint="eastAsia"/>
+        </w:rPr>
+      </w:pPr>
+      <w:r>
+        <w:rPr>
+          <w:rFonts w:ascii="宋体" w:hAnsi="宋体" w:hint="eastAsia"/>
+        </w:rPr>
+        <w:t>显示符号表中在.data节定义了哪些符号；指出符号的位置（value）与 .data 中的位置关系；</w:t>
+      </w:r>
+    </w:p>
+    <w:p>
+      <w:pPr>
+        <w:pStyle w:val="af2"/>
+        <w:numPr>
+          <w:ilvl w:val="0"/>
+          <w:numId w:val="19"/>
+        </w:numPr>
+        <w:wordWrap/>
+        <w:snapToGrid/>
+        <w:ind w:firstLineChars="0"/>
+        <w:contextualSpacing/>
+        <w:jc w:val="left"/>
+        <w:rPr>
+          <w:rFonts w:ascii="宋体" w:hAnsi="宋体" w:hint="eastAsia"/>
+        </w:rPr>
+      </w:pPr>
+      <w:r>
+        <w:rPr>
+          <w:rFonts w:ascii="宋体" w:hAnsi="宋体" w:hint="eastAsia"/>
+        </w:rPr>
+        <w:t xml:space="preserve">使用 </w:t>
+      </w:r>
+      <w:proofErr w:type="spellStart"/>
+      <w:r>
+        <w:rPr>
+          <w:rFonts w:ascii="宋体" w:hAnsi="宋体" w:hint="eastAsia"/>
+        </w:rPr>
+        <w:t>readelf</w:t>
+      </w:r>
+      <w:proofErr w:type="spellEnd"/>
+      <w:r>
+        <w:rPr>
+          <w:rFonts w:ascii="宋体" w:hAnsi="宋体" w:hint="eastAsia"/>
+        </w:rPr>
+        <w:t xml:space="preserve"> 显示未初始化数据节(.</w:t>
+      </w:r>
+      <w:proofErr w:type="spellStart"/>
+      <w:r>
+        <w:rPr>
+          <w:rFonts w:ascii="宋体" w:hAnsi="宋体" w:hint="eastAsia"/>
+        </w:rPr>
+        <w:t>bss</w:t>
+      </w:r>
+      <w:proofErr w:type="spellEnd"/>
+      <w:r>
+        <w:rPr>
+          <w:rFonts w:ascii="宋体" w:hAnsi="宋体" w:hint="eastAsia"/>
+        </w:rPr>
+        <w:t>) 中包含的符号， 研究为什么这些符号会放在 .</w:t>
+      </w:r>
+      <w:proofErr w:type="spellStart"/>
+      <w:r>
+        <w:rPr>
+          <w:rFonts w:ascii="宋体" w:hAnsi="宋体" w:hint="eastAsia"/>
+        </w:rPr>
+        <w:t>bss</w:t>
+      </w:r>
+      <w:proofErr w:type="spellEnd"/>
+      <w:r>
+        <w:rPr>
+          <w:rFonts w:ascii="宋体" w:hAnsi="宋体" w:hint="eastAsia"/>
+        </w:rPr>
+        <w:t xml:space="preserve"> 节；</w:t>
+      </w:r>
+    </w:p>
+    <w:p>
+      <w:pPr>
+        <w:pStyle w:val="af2"/>
+        <w:numPr>
+          <w:ilvl w:val="0"/>
+          <w:numId w:val="19"/>
+        </w:numPr>
+        <w:wordWrap/>
+        <w:snapToGrid/>
+        <w:ind w:firstLineChars="0"/>
+        <w:contextualSpacing/>
+        <w:jc w:val="left"/>
+        <w:rPr>
+          <w:rFonts w:ascii="宋体" w:hAnsi="宋体" w:hint="eastAsia"/>
+        </w:rPr>
+      </w:pPr>
+      <w:r>
+        <w:rPr>
+          <w:rFonts w:ascii="宋体" w:hAnsi="宋体" w:hint="eastAsia"/>
+        </w:rPr>
+        <w:t>展示 .</w:t>
+      </w:r>
+      <w:proofErr w:type="spellStart"/>
+      <w:r>
+        <w:rPr>
+          <w:rFonts w:ascii="宋体" w:hAnsi="宋体" w:hint="eastAsia"/>
+        </w:rPr>
+        <w:t>data.rel.local</w:t>
+      </w:r>
+      <w:proofErr w:type="spellEnd"/>
+      <w:r>
+        <w:rPr>
+          <w:rFonts w:ascii="宋体" w:hAnsi="宋体" w:hint="eastAsia"/>
+        </w:rPr>
+        <w:t>、 .</w:t>
+      </w:r>
+      <w:proofErr w:type="spellStart"/>
+      <w:r>
+        <w:rPr>
+          <w:rFonts w:ascii="宋体" w:hAnsi="宋体" w:hint="eastAsia"/>
+        </w:rPr>
+        <w:t>rela.data.rel.local</w:t>
+      </w:r>
+      <w:proofErr w:type="spellEnd"/>
+      <w:r>
+        <w:rPr>
+          <w:rFonts w:ascii="宋体" w:hAnsi="宋体" w:hint="eastAsia"/>
+        </w:rPr>
+        <w:t xml:space="preserve"> 、.</w:t>
+      </w:r>
+      <w:proofErr w:type="spellStart"/>
+      <w:r>
+        <w:rPr>
+          <w:rFonts w:ascii="宋体" w:hAnsi="宋体" w:hint="eastAsia"/>
+        </w:rPr>
+        <w:t>data.rel</w:t>
+      </w:r>
+      <w:proofErr w:type="spellEnd"/>
+    </w:p>
+    <w:p>
+      <w:pPr>
+        <w:pStyle w:val="af2"/>
+        <w:numPr>
+          <w:ilvl w:val="0"/>
+          <w:numId w:val="19"/>
+        </w:numPr>
+        <w:wordWrap/>
+        <w:snapToGrid/>
+        <w:ind w:firstLineChars="0"/>
+        <w:contextualSpacing/>
+        <w:jc w:val="left"/>
+        <w:rPr>
+          <w:rFonts w:ascii="宋体" w:hAnsi="宋体" w:hint="eastAsia"/>
+        </w:rPr>
+      </w:pPr>
+      <w:r>
+        <w:rPr>
+          <w:rFonts w:ascii="宋体" w:hAnsi="宋体" w:hint="eastAsia"/>
+        </w:rPr>
+        <w:t>.</w:t>
+      </w:r>
+      <w:proofErr w:type="spellStart"/>
+      <w:r>
+        <w:rPr>
+          <w:rFonts w:ascii="宋体" w:hAnsi="宋体" w:hint="eastAsia"/>
+        </w:rPr>
+        <w:t>rela.data.rel</w:t>
+      </w:r>
+      <w:proofErr w:type="spellEnd"/>
+      <w:r>
+        <w:rPr>
+          <w:rFonts w:ascii="宋体" w:hAnsi="宋体" w:hint="eastAsia"/>
+        </w:rPr>
+        <w:t xml:space="preserve"> 中包含的内容， 说明什么样的全局变量会出现在相应的节中；</w:t>
+      </w:r>
+    </w:p>
+    <w:p>
+      <w:pPr>
+        <w:pStyle w:val="af2"/>
+        <w:numPr>
+          <w:ilvl w:val="0"/>
+          <w:numId w:val="19"/>
+        </w:numPr>
+        <w:wordWrap/>
+        <w:snapToGrid/>
+        <w:ind w:firstLineChars="0"/>
+        <w:contextualSpacing/>
+        <w:jc w:val="left"/>
+        <w:rPr>
+          <w:rFonts w:ascii="宋体" w:hAnsi="宋体" w:hint="eastAsia"/>
+        </w:rPr>
+      </w:pPr>
+      <w:r>
+        <w:rPr>
+          <w:rFonts w:ascii="宋体" w:hAnsi="宋体" w:hint="eastAsia"/>
+        </w:rPr>
+        <w:t>显示.</w:t>
+      </w:r>
+      <w:proofErr w:type="spellStart"/>
+      <w:r>
+        <w:rPr>
+          <w:rFonts w:ascii="宋体" w:hAnsi="宋体" w:hint="eastAsia"/>
+        </w:rPr>
+        <w:t>strtab</w:t>
+      </w:r>
+      <w:proofErr w:type="spellEnd"/>
+      <w:r>
+        <w:rPr>
+          <w:rFonts w:ascii="宋体" w:hAnsi="宋体" w:hint="eastAsia"/>
+        </w:rPr>
+        <w:t>节，说明在 .</w:t>
+      </w:r>
+      <w:proofErr w:type="spellStart"/>
+      <w:r>
+        <w:rPr>
+          <w:rFonts w:ascii="宋体" w:hAnsi="宋体" w:hint="eastAsia"/>
+        </w:rPr>
+        <w:t>strtab</w:t>
+      </w:r>
+      <w:proofErr w:type="spellEnd"/>
+      <w:r>
+        <w:rPr>
+          <w:rFonts w:ascii="宋体" w:hAnsi="宋体" w:hint="eastAsia"/>
+        </w:rPr>
+        <w:t xml:space="preserve"> 中出现了哪些种类的变量的名称。</w:t>
+      </w:r>
+      <w:bookmarkStart w:id="15" w:name="OLE_LINK1"/>
+    </w:p>
+    <w:p>
+      <w:pPr>
+        <w:pStyle w:val="af2"/>
+        <w:numPr>
+          <w:ilvl w:val="0"/>
+          <w:numId w:val="19"/>
+        </w:numPr>
+        <w:wordWrap/>
+        <w:snapToGrid/>
+        <w:ind w:firstLineChars="0"/>
+        <w:contextualSpacing/>
+        <w:jc w:val="left"/>
+        <w:rPr>
+          <w:rFonts w:ascii="宋体" w:hAnsi="宋体" w:hint="eastAsia"/>
+        </w:rPr>
+      </w:pPr>
+      <w:bookmarkStart w:id="16" w:name="OLE_LINK4"/>
+      <w:r>
+        <w:rPr>
+          <w:rFonts w:ascii="宋体" w:hAnsi="宋体" w:hint="eastAsia"/>
+        </w:rPr>
+        <w:t>描述一个全局变量定义语句，在可重定位目标文件的哪些</w:t>
+      </w:r>
+      <w:proofErr w:type="gramStart"/>
+      <w:r>
+        <w:rPr>
+          <w:rFonts w:ascii="宋体" w:hAnsi="宋体" w:hint="eastAsia"/>
+        </w:rPr>
+        <w:t>节各会生成</w:t>
+      </w:r>
+      <w:proofErr w:type="gramEnd"/>
+      <w:r>
+        <w:rPr>
+          <w:rFonts w:ascii="宋体" w:hAnsi="宋体" w:hint="eastAsia"/>
+        </w:rPr>
+        <w:t>哪些信息。</w:t>
+      </w:r>
+    </w:p>
+    <w:bookmarkEnd w:id="16"/>
+    <w:p>
+      <w:pPr>
+        <w:textAlignment w:val="baseline"/>
+        <w:rPr>
+          <w:rFonts w:ascii="宋体" w:hAnsi="宋体" w:hint="eastAsia"/>
+          <w:b/>
+          <w:color w:val="000000"/>
+          <w:szCs w:val="20"/>
+        </w:rPr>
+      </w:pPr>
+      <w:r>
+        <w:rPr>
+          <w:rFonts w:ascii="宋体" w:hAnsi="宋体" w:hint="eastAsia"/>
+          <w:b/>
+          <w:color w:val="000000"/>
+          <w:szCs w:val="20"/>
+        </w:rPr>
+        <w:t xml:space="preserve"> </w:t>
+      </w:r>
+      <w:r>
+        <w:rPr>
+          <w:rFonts w:ascii="宋体" w:hAnsi="宋体" w:hint="eastAsia"/>
+          <w:b/>
+          <w:color w:val="000000"/>
+          <w:szCs w:val="20"/>
+        </w:rPr>
+        <w:t>3、</w:t>
+      </w:r>
+      <w:r>
+        <w:rPr>
+          <w:rFonts w:ascii="宋体" w:hAnsi="宋体" w:hint="eastAsia"/>
+          <w:b/>
+          <w:color w:val="000000"/>
+          <w:szCs w:val="20"/>
+        </w:rPr>
+        <w:t xml:space="preserve">代码节及代码节的重定位节 </w:t>
+      </w:r>
+    </w:p>
+    <w:bookmarkEnd w:id="15"/>
+    <w:p>
+      <w:pPr>
+        <w:pStyle w:val="af2"/>
+        <w:numPr>
+          <w:ilvl w:val="0"/>
+          <w:numId w:val="18"/>
+        </w:numPr>
+        <w:wordWrap/>
+        <w:snapToGrid/>
+        <w:ind w:firstLineChars="0"/>
+        <w:contextualSpacing/>
+        <w:jc w:val="left"/>
+        <w:rPr>
+          <w:rFonts w:ascii="宋体" w:hAnsi="宋体" w:hint="eastAsia"/>
+        </w:rPr>
+      </w:pPr>
+      <w:r>
+        <w:rPr>
+          <w:rFonts w:ascii="宋体" w:hAnsi="宋体" w:hint="eastAsia"/>
+        </w:rPr>
+        <w:t xml:space="preserve">显示 </w:t>
+      </w:r>
+      <w:r>
+        <w:rPr>
+          <w:rFonts w:ascii="宋体" w:hAnsi="宋体"/>
+        </w:rPr>
+        <w:t>.text</w:t>
+      </w:r>
+      <w:r>
+        <w:rPr>
+          <w:rFonts w:ascii="宋体" w:hAnsi="宋体" w:hint="eastAsia"/>
+        </w:rPr>
+        <w:t>节 以及 .</w:t>
+      </w:r>
+      <w:proofErr w:type="spellStart"/>
+      <w:r>
+        <w:rPr>
+          <w:rFonts w:ascii="宋体" w:hAnsi="宋体" w:hint="eastAsia"/>
+        </w:rPr>
+        <w:t>rela.text</w:t>
+      </w:r>
+      <w:proofErr w:type="spellEnd"/>
+      <w:r>
+        <w:rPr>
+          <w:rFonts w:ascii="宋体" w:hAnsi="宋体" w:hint="eastAsia"/>
+        </w:rPr>
+        <w:t xml:space="preserve"> 节的内容，描述其对应关系（重定位节包含的核心信息内容）；</w:t>
+      </w:r>
+    </w:p>
+    <w:p>
+      <w:pPr>
+        <w:pStyle w:val="af2"/>
+        <w:numPr>
+          <w:ilvl w:val="0"/>
+          <w:numId w:val="18"/>
+        </w:numPr>
+        <w:wordWrap/>
+        <w:snapToGrid/>
+        <w:ind w:firstLineChars="0"/>
+        <w:contextualSpacing/>
+        <w:jc w:val="left"/>
+        <w:rPr>
+          <w:rFonts w:ascii="宋体" w:hAnsi="宋体" w:hint="eastAsia"/>
+        </w:rPr>
+      </w:pPr>
+      <w:r>
+        <w:rPr>
+          <w:rFonts w:ascii="宋体" w:hAnsi="宋体" w:hint="eastAsia"/>
+        </w:rPr>
+        <w:t>显示符号表中在.text节定义了哪些符号。</w:t>
+      </w:r>
+    </w:p>
+    <w:p>
+      <w:pPr>
+        <w:textAlignment w:val="baseline"/>
+        <w:rPr>
+          <w:rFonts w:ascii="宋体" w:hAnsi="宋体" w:hint="eastAsia"/>
+          <w:b/>
+          <w:color w:val="000000"/>
+          <w:szCs w:val="20"/>
+        </w:rPr>
+      </w:pPr>
+      <w:r>
+        <w:rPr>
+          <w:rFonts w:ascii="宋体" w:hAnsi="宋体" w:hint="eastAsia"/>
+          <w:b/>
+          <w:color w:val="000000"/>
+          <w:szCs w:val="20"/>
+        </w:rPr>
+        <w:t>4、符号表</w:t>
+      </w:r>
+      <w:r>
+        <w:rPr>
+          <w:rFonts w:ascii="宋体" w:hAnsi="宋体" w:hint="eastAsia"/>
+          <w:b/>
+          <w:color w:val="000000"/>
+          <w:szCs w:val="20"/>
+        </w:rPr>
+        <w:t>节</w:t>
+      </w:r>
+      <w:r>
+        <w:rPr>
+          <w:rFonts w:ascii="宋体" w:hAnsi="宋体" w:hint="eastAsia"/>
+          <w:b/>
+          <w:color w:val="000000"/>
+          <w:szCs w:val="20"/>
+        </w:rPr>
+        <w:t xml:space="preserve"> </w:t>
+      </w:r>
+    </w:p>
+    <w:p>
+      <w:pPr>
+        <w:pStyle w:val="af2"/>
+        <w:numPr>
+          <w:ilvl w:val="0"/>
+          <w:numId w:val="17"/>
+        </w:numPr>
+        <w:wordWrap/>
+        <w:snapToGrid/>
+        <w:ind w:firstLineChars="0"/>
+        <w:contextualSpacing/>
+        <w:jc w:val="left"/>
+        <w:rPr>
+          <w:rFonts w:ascii="宋体" w:hAnsi="宋体" w:hint="eastAsia"/>
+        </w:rPr>
+      </w:pPr>
+      <w:r>
+        <w:rPr>
+          <w:rFonts w:ascii="宋体" w:hAnsi="宋体" w:hint="eastAsia"/>
+        </w:rPr>
+        <w:t>显示符号表，指出符号表中各列的含义；</w:t>
+      </w:r>
+    </w:p>
+    <w:p>
+      <w:pPr>
+        <w:pStyle w:val="af2"/>
+        <w:numPr>
+          <w:ilvl w:val="0"/>
+          <w:numId w:val="17"/>
+        </w:numPr>
+        <w:wordWrap/>
+        <w:snapToGrid/>
+        <w:ind w:firstLineChars="0"/>
+        <w:contextualSpacing/>
+        <w:jc w:val="left"/>
+        <w:rPr>
+          <w:rFonts w:ascii="宋体" w:hAnsi="宋体" w:hint="eastAsia"/>
+        </w:rPr>
+      </w:pPr>
+      <w:r>
+        <w:rPr>
+          <w:rFonts w:ascii="宋体" w:hAnsi="宋体" w:hint="eastAsia"/>
+        </w:rPr>
+        <w:t>指出有哪些符号是未定义的，说明为什么这些符号未定义。</w:t>
+      </w:r>
+    </w:p>
+    <w:p>
+      <w:pPr>
+        <w:rPr>
+          <w:rFonts w:hint="eastAsia"/>
+        </w:rPr>
+      </w:pPr>
+      <w:r>
+        <w:rPr>
+          <w:rFonts w:ascii="宋体" w:hAnsi="宋体" w:hint="eastAsia"/>
+          <w:bCs/>
+          <w:color w:val="000000"/>
+          <w:szCs w:val="20"/>
+        </w:rPr>
+        <w:t>5、</w:t>
+      </w:r>
+      <w:r>
+        <w:rPr>
+          <w:rFonts w:ascii="宋体" w:hAnsi="宋体" w:hint="eastAsia"/>
+          <w:b/>
+          <w:color w:val="000000"/>
+          <w:szCs w:val="20"/>
+        </w:rPr>
+        <w:t>只读节</w:t>
+      </w:r>
+    </w:p>
+    <w:p>
+      <w:pPr>
+        <w:pStyle w:val="af2"/>
+        <w:numPr>
+          <w:ilvl w:val="0"/>
+          <w:numId w:val="14"/>
+        </w:numPr>
+        <w:wordWrap/>
+        <w:snapToGrid/>
+        <w:ind w:firstLineChars="0"/>
+        <w:contextualSpacing/>
+        <w:jc w:val="left"/>
+        <w:rPr>
+          <w:rFonts w:ascii="宋体" w:hAnsi="宋体" w:hint="eastAsia"/>
+        </w:rPr>
+      </w:pPr>
+      <w:r>
+        <w:rPr>
+          <w:rFonts w:ascii="宋体" w:hAnsi="宋体" w:hint="eastAsia"/>
+        </w:rPr>
+        <w:lastRenderedPageBreak/>
+        <w:t>显示 .</w:t>
+      </w:r>
+      <w:proofErr w:type="spellStart"/>
+      <w:r>
+        <w:rPr>
+          <w:rFonts w:ascii="宋体" w:hAnsi="宋体" w:hint="eastAsia"/>
+        </w:rPr>
+        <w:t>rodata</w:t>
+      </w:r>
+      <w:proofErr w:type="spellEnd"/>
+      <w:r>
+        <w:rPr>
+          <w:rFonts w:ascii="宋体" w:hAnsi="宋体" w:hint="eastAsia"/>
+        </w:rPr>
+        <w:t xml:space="preserve"> 中的内容，描述程序中有哪些内容会放到 .</w:t>
+      </w:r>
+      <w:proofErr w:type="spellStart"/>
+      <w:r>
+        <w:rPr>
+          <w:rFonts w:ascii="宋体" w:hAnsi="宋体" w:hint="eastAsia"/>
+        </w:rPr>
+        <w:t>rodata</w:t>
+      </w:r>
+      <w:proofErr w:type="spellEnd"/>
+      <w:r>
+        <w:rPr>
+          <w:rFonts w:ascii="宋体" w:hAnsi="宋体" w:hint="eastAsia"/>
+        </w:rPr>
+        <w:t xml:space="preserve"> 节中；</w:t>
+      </w:r>
+    </w:p>
+    <w:p>
+      <w:pPr>
+        <w:pStyle w:val="af2"/>
+        <w:numPr>
+          <w:ilvl w:val="0"/>
+          <w:numId w:val="14"/>
+        </w:numPr>
+        <w:wordWrap/>
+        <w:snapToGrid/>
+        <w:ind w:firstLineChars="0"/>
+        <w:contextualSpacing/>
+        <w:jc w:val="left"/>
+        <w:rPr>
+          <w:rFonts w:ascii="宋体" w:hAnsi="宋体" w:hint="eastAsia"/>
+        </w:rPr>
+      </w:pPr>
+      <w:r>
+        <w:rPr>
+          <w:rFonts w:ascii="宋体" w:hAnsi="宋体" w:hint="eastAsia"/>
+        </w:rPr>
+        <w:t xml:space="preserve">以 </w:t>
+      </w:r>
+      <w:proofErr w:type="spellStart"/>
+      <w:r>
+        <w:rPr>
+          <w:rFonts w:ascii="宋体" w:hAnsi="宋体" w:hint="eastAsia"/>
+        </w:rPr>
+        <w:t>printf</w:t>
+      </w:r>
+      <w:proofErr w:type="spellEnd"/>
+      <w:r>
+        <w:rPr>
+          <w:rFonts w:ascii="宋体" w:hAnsi="宋体" w:hint="eastAsia"/>
+        </w:rPr>
+        <w:t xml:space="preserve">的函数调用示例（例如： </w:t>
+      </w:r>
+      <w:proofErr w:type="spellStart"/>
+      <w:r>
+        <w:rPr>
+          <w:rFonts w:ascii="宋体" w:hAnsi="宋体" w:hint="eastAsia"/>
+          <w:b/>
+          <w:bCs/>
+        </w:rPr>
+        <w:t>printf</w:t>
+      </w:r>
+      <w:proofErr w:type="spellEnd"/>
+      <w:r>
+        <w:rPr>
+          <w:rFonts w:ascii="宋体" w:hAnsi="宋体" w:hint="eastAsia"/>
+          <w:b/>
+          <w:bCs/>
+        </w:rPr>
+        <w:t xml:space="preserve">("display init_gstr1 : %s \n", init_gstr1); </w:t>
+      </w:r>
+      <w:r>
+        <w:rPr>
+          <w:rFonts w:ascii="宋体" w:hAnsi="宋体"/>
+        </w:rPr>
+        <w:t>）</w:t>
+      </w:r>
+      <w:r>
+        <w:rPr>
+          <w:rFonts w:ascii="宋体" w:hAnsi="宋体" w:hint="eastAsia"/>
+        </w:rPr>
+        <w:t>，说明格式串的首地址是如何定位的。</w:t>
+      </w:r>
+    </w:p>
+    <w:p>
+      <w:pPr>
+        <w:pStyle w:val="3"/>
+        <w:rPr>
+          <w:rFonts w:ascii="宋体" w:hAnsi="宋体" w:hint="eastAsia"/>
+          <w:szCs w:val="20"/>
+        </w:rPr>
+      </w:pPr>
+      <w:r>
+        <w:rPr>
+          <w:rFonts w:hint="eastAsia"/>
+        </w:rPr>
+        <w:t>任务</w:t>
+      </w:r>
+      <w:r>
+        <w:rPr>
+          <w:rFonts w:hint="eastAsia"/>
+        </w:rPr>
+        <w:t>3</w:t>
+      </w:r>
+      <w:r>
+        <w:t xml:space="preserve"> </w:t>
+      </w:r>
+      <w:r>
+        <w:rPr>
+          <w:rFonts w:hint="eastAsia"/>
+        </w:rPr>
+        <w:t xml:space="preserve"> </w:t>
+      </w:r>
+      <w:r>
+        <w:rPr>
+          <w:rFonts w:hint="eastAsia"/>
+        </w:rPr>
+        <w:t>可</w:t>
+      </w:r>
+      <w:r>
+        <w:rPr>
+          <w:rFonts w:hint="eastAsia"/>
+        </w:rPr>
+        <w:t>执行</w:t>
+      </w:r>
+      <w:r>
+        <w:t>目标文件解析</w:t>
+      </w:r>
+      <w:r>
+        <w:br/>
+      </w:r>
+      <w:r>
+        <w:rPr>
+          <w:rFonts w:ascii="宋体" w:hAnsi="宋体" w:hint="eastAsia"/>
+          <w:szCs w:val="20"/>
+        </w:rPr>
+        <w:t xml:space="preserve"> </w:t>
+      </w:r>
+      <w:proofErr w:type="spellStart"/>
+      <w:r>
+        <w:rPr>
+          <w:rFonts w:ascii="宋体" w:hAnsi="宋体" w:hint="eastAsia"/>
+          <w:szCs w:val="20"/>
+        </w:rPr>
+        <w:t>gcc</w:t>
+      </w:r>
+      <w:proofErr w:type="spellEnd"/>
+      <w:r>
+        <w:rPr>
+          <w:rFonts w:ascii="宋体" w:hAnsi="宋体" w:hint="eastAsia"/>
+          <w:szCs w:val="20"/>
+        </w:rPr>
+        <w:t xml:space="preserve"> -</w:t>
+      </w:r>
+      <w:r>
+        <w:rPr>
+          <w:rFonts w:ascii="宋体" w:hAnsi="宋体" w:hint="eastAsia"/>
+          <w:szCs w:val="20"/>
+        </w:rPr>
+        <w:t>g</w:t>
+      </w:r>
+      <w:r>
+        <w:rPr>
+          <w:rFonts w:ascii="宋体" w:hAnsi="宋体" w:hint="eastAsia"/>
+          <w:szCs w:val="20"/>
+        </w:rPr>
+        <w:t xml:space="preserve"> </w:t>
+      </w:r>
+      <w:r>
+        <w:rPr>
+          <w:rFonts w:ascii="宋体" w:hAnsi="宋体" w:hint="eastAsia"/>
+          <w:szCs w:val="20"/>
+        </w:rPr>
+        <w:t xml:space="preserve">-D U* </w:t>
+      </w:r>
+      <w:proofErr w:type="spellStart"/>
+      <w:r>
+        <w:rPr>
+          <w:rFonts w:ascii="宋体" w:hAnsi="宋体" w:hint="eastAsia"/>
+          <w:szCs w:val="20"/>
+        </w:rPr>
+        <w:t>main</w:t>
+      </w:r>
+      <w:r>
+        <w:rPr>
+          <w:rFonts w:ascii="宋体" w:hAnsi="宋体" w:hint="eastAsia"/>
+          <w:szCs w:val="20"/>
+        </w:rPr>
+        <w:t>.c</w:t>
+      </w:r>
+      <w:proofErr w:type="spellEnd"/>
+      <w:r>
+        <w:rPr>
+          <w:rFonts w:ascii="宋体" w:hAnsi="宋体" w:hint="eastAsia"/>
+          <w:szCs w:val="20"/>
+        </w:rPr>
+        <w:t xml:space="preserve"> </w:t>
+      </w:r>
+      <w:proofErr w:type="spellStart"/>
+      <w:r>
+        <w:rPr>
+          <w:rFonts w:ascii="宋体" w:hAnsi="宋体" w:hint="eastAsia"/>
+          <w:szCs w:val="20"/>
+        </w:rPr>
+        <w:t>sub.c</w:t>
+      </w:r>
+      <w:proofErr w:type="spellEnd"/>
+      <w:r>
+        <w:rPr>
+          <w:rFonts w:ascii="宋体" w:hAnsi="宋体" w:hint="eastAsia"/>
+          <w:szCs w:val="20"/>
+        </w:rPr>
+        <w:t xml:space="preserve"> </w:t>
+      </w:r>
+      <w:r>
+        <w:rPr>
+          <w:rFonts w:ascii="宋体" w:hAnsi="宋体" w:hint="eastAsia"/>
+          <w:szCs w:val="20"/>
+        </w:rPr>
+        <w:t xml:space="preserve">-o </w:t>
+      </w:r>
+      <w:proofErr w:type="spellStart"/>
+      <w:r>
+        <w:rPr>
+          <w:rFonts w:ascii="宋体" w:hAnsi="宋体" w:hint="eastAsia"/>
+          <w:szCs w:val="20"/>
+        </w:rPr>
+        <w:t>main_sub</w:t>
+      </w:r>
+      <w:proofErr w:type="spellEnd"/>
+      <w:r>
+        <w:rPr>
+          <w:rFonts w:ascii="宋体" w:hAnsi="宋体"/>
+          <w:szCs w:val="20"/>
+        </w:rPr>
+        <w:br/>
+      </w:r>
+      <w:r>
+        <w:rPr>
+          <w:rFonts w:ascii="宋体" w:hAnsi="宋体" w:hint="eastAsia"/>
+          <w:szCs w:val="20"/>
+        </w:rPr>
+        <w:t xml:space="preserve"> </w:t>
+      </w:r>
+      <w:proofErr w:type="spellStart"/>
+      <w:r>
+        <w:rPr>
+          <w:rFonts w:ascii="宋体" w:hAnsi="宋体" w:hint="eastAsia"/>
+          <w:szCs w:val="20"/>
+        </w:rPr>
+        <w:t>gcc</w:t>
+      </w:r>
+      <w:proofErr w:type="spellEnd"/>
+      <w:r>
+        <w:rPr>
+          <w:rFonts w:ascii="宋体" w:hAnsi="宋体" w:hint="eastAsia"/>
+          <w:szCs w:val="20"/>
+        </w:rPr>
+        <w:t xml:space="preserve"> </w:t>
+      </w:r>
+      <w:r>
+        <w:rPr>
+          <w:rFonts w:ascii="宋体" w:hAnsi="宋体" w:hint="eastAsia"/>
+          <w:szCs w:val="20"/>
+        </w:rPr>
+        <w:t>-</w:t>
+      </w:r>
+      <w:r>
+        <w:rPr>
+          <w:rFonts w:ascii="宋体" w:hAnsi="宋体" w:hint="eastAsia"/>
+          <w:szCs w:val="20"/>
+        </w:rPr>
+        <w:t>g</w:t>
+      </w:r>
+      <w:r>
+        <w:rPr>
+          <w:rFonts w:ascii="宋体" w:hAnsi="宋体" w:hint="eastAsia"/>
+          <w:szCs w:val="20"/>
+        </w:rPr>
+        <w:t xml:space="preserve"> </w:t>
+      </w:r>
+      <w:r>
+        <w:rPr>
+          <w:rFonts w:ascii="宋体" w:hAnsi="宋体" w:hint="eastAsia"/>
+          <w:szCs w:val="20"/>
+        </w:rPr>
+        <w:t xml:space="preserve">-D U* </w:t>
+      </w:r>
+      <w:proofErr w:type="spellStart"/>
+      <w:r>
+        <w:rPr>
+          <w:rFonts w:ascii="宋体" w:hAnsi="宋体" w:hint="eastAsia"/>
+          <w:szCs w:val="20"/>
+        </w:rPr>
+        <w:t>sub.c</w:t>
+      </w:r>
+      <w:proofErr w:type="spellEnd"/>
+      <w:r>
+        <w:rPr>
+          <w:rFonts w:ascii="宋体" w:hAnsi="宋体" w:hint="eastAsia"/>
+          <w:szCs w:val="20"/>
+        </w:rPr>
+        <w:t xml:space="preserve"> </w:t>
+      </w:r>
+      <w:proofErr w:type="spellStart"/>
+      <w:r>
+        <w:rPr>
+          <w:rFonts w:ascii="宋体" w:hAnsi="宋体" w:hint="eastAsia"/>
+          <w:szCs w:val="20"/>
+        </w:rPr>
+        <w:t>main</w:t>
+      </w:r>
+      <w:r>
+        <w:rPr>
+          <w:rFonts w:ascii="宋体" w:hAnsi="宋体" w:hint="eastAsia"/>
+          <w:szCs w:val="20"/>
+        </w:rPr>
+        <w:t>.</w:t>
+      </w:r>
+      <w:proofErr w:type="gramStart"/>
+      <w:r>
+        <w:rPr>
+          <w:rFonts w:ascii="宋体" w:hAnsi="宋体" w:hint="eastAsia"/>
+          <w:szCs w:val="20"/>
+        </w:rPr>
+        <w:t>c</w:t>
+      </w:r>
+      <w:proofErr w:type="spellEnd"/>
+      <w:r>
+        <w:rPr>
+          <w:rFonts w:ascii="宋体" w:hAnsi="宋体" w:hint="eastAsia"/>
+          <w:szCs w:val="20"/>
+        </w:rPr>
+        <w:t xml:space="preserve"> </w:t>
+      </w:r>
+      <w:r>
+        <w:rPr>
+          <w:rFonts w:ascii="宋体" w:hAnsi="宋体" w:hint="eastAsia"/>
+          <w:szCs w:val="20"/>
+        </w:rPr>
+        <w:t xml:space="preserve"> </w:t>
+      </w:r>
+      <w:r>
+        <w:rPr>
+          <w:rFonts w:ascii="宋体" w:hAnsi="宋体" w:hint="eastAsia"/>
+          <w:szCs w:val="20"/>
+        </w:rPr>
+        <w:t>-</w:t>
+      </w:r>
+      <w:proofErr w:type="gramEnd"/>
+      <w:r>
+        <w:rPr>
+          <w:rFonts w:ascii="宋体" w:hAnsi="宋体" w:hint="eastAsia"/>
+          <w:szCs w:val="20"/>
+        </w:rPr>
+        <w:t xml:space="preserve">o </w:t>
+      </w:r>
+      <w:proofErr w:type="spellStart"/>
+      <w:r>
+        <w:rPr>
+          <w:rFonts w:ascii="宋体" w:hAnsi="宋体" w:hint="eastAsia"/>
+          <w:szCs w:val="20"/>
+        </w:rPr>
+        <w:t>sub_main</w:t>
+      </w:r>
+      <w:proofErr w:type="spellEnd"/>
+    </w:p>
+    <w:p>
+      <w:pPr>
+        <w:pStyle w:val="af2"/>
+        <w:numPr>
+          <w:ilvl w:val="0"/>
+          <w:numId w:val="17"/>
+        </w:numPr>
+        <w:wordWrap/>
+        <w:snapToGrid/>
+        <w:ind w:firstLineChars="0"/>
+        <w:contextualSpacing/>
+        <w:jc w:val="left"/>
+        <w:rPr>
+          <w:rFonts w:ascii="宋体" w:hAnsi="宋体" w:hint="eastAsia"/>
+        </w:rPr>
+      </w:pPr>
+      <w:r>
+        <w:rPr>
+          <w:rFonts w:ascii="宋体" w:hAnsi="宋体" w:hint="eastAsia"/>
+        </w:rPr>
+        <w:t>比较两个文件（</w:t>
+      </w:r>
+      <w:proofErr w:type="spellStart"/>
+      <w:r>
+        <w:rPr>
+          <w:rFonts w:ascii="宋体" w:hAnsi="宋体" w:hint="eastAsia"/>
+        </w:rPr>
+        <w:t>main_sub</w:t>
+      </w:r>
+      <w:proofErr w:type="spellEnd"/>
+      <w:r>
+        <w:rPr>
+          <w:rFonts w:ascii="宋体" w:hAnsi="宋体" w:hint="eastAsia"/>
+        </w:rPr>
+        <w:t xml:space="preserve">、 </w:t>
+      </w:r>
+      <w:proofErr w:type="spellStart"/>
+      <w:r>
+        <w:rPr>
+          <w:rFonts w:ascii="宋体" w:hAnsi="宋体" w:hint="eastAsia"/>
+        </w:rPr>
+        <w:t>sub_main</w:t>
+      </w:r>
+      <w:proofErr w:type="spellEnd"/>
+      <w:r>
+        <w:rPr>
+          <w:rFonts w:ascii="宋体" w:hAnsi="宋体" w:hint="eastAsia"/>
+        </w:rPr>
+        <w:t>）中，全局变量的排列顺序，函数的排列顺序，探讨链接时符号地址确定规律；</w:t>
+      </w:r>
+    </w:p>
+    <w:p>
+      <w:pPr>
+        <w:pStyle w:val="af2"/>
+        <w:numPr>
+          <w:ilvl w:val="0"/>
+          <w:numId w:val="17"/>
+        </w:numPr>
+        <w:wordWrap/>
+        <w:snapToGrid/>
+        <w:ind w:firstLineChars="0"/>
+        <w:contextualSpacing/>
+        <w:jc w:val="left"/>
+        <w:rPr>
+          <w:rFonts w:ascii="宋体" w:hAnsi="宋体" w:hint="eastAsia"/>
+        </w:rPr>
+      </w:pPr>
+      <w:r>
+        <w:rPr>
+          <w:rFonts w:ascii="宋体" w:hAnsi="宋体" w:hint="eastAsia"/>
+        </w:rPr>
+        <w:t>显示可执行文件的符号表，指出符号表中各符号的地址与可重定位目标文件中各符号地址的差异；</w:t>
+      </w:r>
+    </w:p>
+    <w:p>
+      <w:pPr>
+        <w:pStyle w:val="af2"/>
+        <w:numPr>
+          <w:ilvl w:val="0"/>
+          <w:numId w:val="17"/>
+        </w:numPr>
+        <w:wordWrap/>
+        <w:snapToGrid/>
+        <w:ind w:firstLineChars="0"/>
+        <w:contextualSpacing/>
+        <w:jc w:val="left"/>
+        <w:rPr>
+          <w:rFonts w:ascii="宋体" w:hAnsi="宋体" w:hint="eastAsia"/>
+          <w:b/>
+          <w:color w:val="000000"/>
+        </w:rPr>
+      </w:pPr>
+      <w:r>
+        <w:rPr>
+          <w:rFonts w:ascii="宋体" w:hAnsi="宋体" w:hint="eastAsia"/>
+        </w:rPr>
+        <w:t>以main函数的汇编语言代码为例，说明可执行文件中机器语言语句与可重定位目标文件中的机器语言语句（包括机器码，反汇编语句）有什么差别。</w:t>
+      </w:r>
+    </w:p>
+    <w:p>
+      <w:pPr>
+        <w:pStyle w:val="af2"/>
+        <w:numPr>
+          <w:ilvl w:val="0"/>
+          <w:numId w:val="17"/>
+        </w:numPr>
+        <w:wordWrap/>
+        <w:snapToGrid/>
+        <w:ind w:firstLineChars="0"/>
+        <w:contextualSpacing/>
+        <w:jc w:val="left"/>
+        <w:rPr>
+          <w:rFonts w:ascii="宋体" w:hAnsi="宋体"/>
+          <w:b/>
+          <w:color w:val="000000"/>
+        </w:rPr>
+      </w:pPr>
+      <w:r>
+        <w:rPr>
+          <w:rFonts w:ascii="宋体" w:hAnsi="宋体" w:hint="eastAsia"/>
+        </w:rPr>
+        <w:t>解释符号定义、符号绑定、符号引用、重定位的基本概念。</w:t>
+      </w:r>
+      <w:r>
+        <w:rPr>
+          <w:rFonts w:hint="eastAsia"/>
+        </w:rPr>
+        <w:t>描述生成可执行程序的基本过程。</w:t>
+      </w:r>
+    </w:p>
+    <w:p>
+      <w:pPr>
+        <w:pStyle w:val="3"/>
+        <w:rPr>
+          <w:rFonts w:hint="eastAsia"/>
+          <w:color w:val="000000"/>
+        </w:rPr>
+      </w:pPr>
+      <w:r>
+        <w:rPr>
+          <w:rFonts w:hint="eastAsia"/>
+        </w:rPr>
+        <w:t>任务</w:t>
+      </w:r>
+      <w:r>
+        <w:rPr>
+          <w:rFonts w:hint="eastAsia"/>
+        </w:rPr>
+        <w:t xml:space="preserve">4  </w:t>
+      </w:r>
+      <w:r>
+        <w:t>静态</w:t>
+      </w:r>
+      <w:r>
+        <w:rPr>
+          <w:rFonts w:hint="eastAsia"/>
+        </w:rPr>
+        <w:t>链接生成执行程序</w:t>
+      </w:r>
+    </w:p>
+    <w:p>
+      <w:pPr>
+        <w:pStyle w:val="af2"/>
+        <w:ind w:left="970" w:firstLine="480"/>
+        <w:rPr>
+          <w:rFonts w:hint="eastAsia"/>
+        </w:rPr>
+      </w:pPr>
+      <w:r>
+        <w:rPr>
+          <w:rFonts w:ascii="宋体" w:hAnsi="宋体" w:hint="eastAsia"/>
+        </w:rPr>
+        <w:t>比较静态链接与动态链接生成的可执行程序的差异。</w:t>
+      </w:r>
+    </w:p>
+    <w:p>
+      <w:pPr>
+        <w:pStyle w:val="3"/>
+        <w:rPr>
+          <w:rFonts w:hint="eastAsia"/>
+        </w:rPr>
+      </w:pPr>
+      <w:r>
+        <w:rPr>
+          <w:rFonts w:hint="eastAsia"/>
+        </w:rPr>
+        <w:t>任务</w:t>
+      </w:r>
+      <w:r>
+        <w:rPr>
+          <w:rFonts w:hint="eastAsia"/>
+        </w:rPr>
+        <w:t>5</w:t>
+      </w:r>
+      <w:r>
+        <w:rPr>
+          <w:rFonts w:hint="eastAsia"/>
+        </w:rPr>
+        <w:t xml:space="preserve">  </w:t>
+      </w:r>
+      <w:r>
+        <w:rPr>
+          <w:rFonts w:hint="eastAsia"/>
+        </w:rPr>
+        <w:t>研究动态链接库中的函数</w:t>
+      </w:r>
+      <w:r>
+        <w:rPr>
+          <w:rFonts w:hint="eastAsia"/>
+        </w:rPr>
+        <w:t>(</w:t>
+      </w:r>
+      <w:r>
+        <w:rPr>
+          <w:rFonts w:hint="eastAsia"/>
+        </w:rPr>
+        <w:t>如</w:t>
+      </w:r>
+      <w:proofErr w:type="spellStart"/>
+      <w:r>
+        <w:rPr>
+          <w:rFonts w:hint="eastAsia"/>
+        </w:rPr>
+        <w:t>printf</w:t>
+      </w:r>
+      <w:proofErr w:type="spellEnd"/>
+      <w:r>
+        <w:rPr>
+          <w:rFonts w:hint="eastAsia"/>
+        </w:rPr>
+        <w:t>)</w:t>
+      </w:r>
+      <w:r>
+        <w:rPr>
+          <w:rFonts w:hint="eastAsia"/>
+        </w:rPr>
+        <w:t>的定位方法</w:t>
+      </w:r>
+    </w:p>
+    <w:p>
+      <w:pPr>
+        <w:textAlignment w:val="baseline"/>
+        <w:rPr>
+          <w:rFonts w:ascii="黑体" w:eastAsia="黑体" w:hAnsi="黑体" w:hint="eastAsia"/>
+          <w:b/>
+          <w:color w:val="000000"/>
+          <w:sz w:val="28"/>
+          <w:szCs w:val="28"/>
+        </w:rPr>
+      </w:pPr>
+    </w:p>
+    <w:p>
+      <w:pPr>
+        <w:pStyle w:val="2"/>
+        <w:rPr>
+          <w:rFonts w:ascii="宋体" w:hAnsi="宋体" w:cs="宋体"/>
+        </w:rPr>
+      </w:pPr>
+      <w:r>
+        <w:rPr>
+          <w:rFonts w:hint="eastAsia"/>
+        </w:rPr>
+        <w:t>5.3</w:t>
+      </w:r>
+      <w:r>
+        <w:rPr>
+          <w:rFonts w:ascii="宋体" w:hAnsi="宋体" w:cs="宋体" w:hint="eastAsia"/>
+        </w:rPr>
+        <w:t>实验设计</w:t>
+      </w:r>
+    </w:p>
+    <w:p>
+      <w:pPr>
+        <w:pStyle w:val="2"/>
+        <w:rPr>
+          <w:rFonts w:ascii="宋体" w:hAnsi="宋体" w:cs="宋体"/>
+        </w:rPr>
+      </w:pPr>
+      <w:r>
+        <w:rPr>
+          <w:rFonts w:hint="eastAsia"/>
+        </w:rPr>
+        <w:t>5.4</w:t>
+      </w:r>
+      <w:r>
+        <w:rPr>
+          <w:rFonts w:ascii="宋体" w:hAnsi="宋体" w:cs="宋体" w:hint="eastAsia"/>
+        </w:rPr>
+        <w:t>实验过程</w:t>
+      </w:r>
+    </w:p>
+    <w:p>
+      <w:pPr>
+        <w:pStyle w:val="2"/>
+      </w:pPr>
+      <w:r>
+        <w:rPr>
+          <w:rFonts w:hint="eastAsia"/>
+        </w:rPr>
+        <w:t>5.5</w:t>
+      </w:r>
+      <w:r>
+        <w:rPr>
+          <w:rFonts w:hint="eastAsia"/>
+        </w:rPr>
+        <w:t>实验结果</w:t>
+      </w:r>
+    </w:p>
+    <w:p>
+      <w:pPr>
+        <w:pStyle w:val="2"/>
+      </w:pPr>
+      <w:r>
+        <w:rPr>
+          <w:rFonts w:hint="eastAsia"/>
+        </w:rPr>
+        <w:t>5.</w:t>
+      </w:r>
+      <w:r>
+        <w:t>6</w:t>
+      </w:r>
+      <w:r>
+        <w:t>实验小结</w:t>
+      </w:r>
+    </w:p>
+    <w:p>
+      <w:r>
+        <w:br w:type="page"/>
+      </w:r>
+    </w:p>
+    <w:p>
+      <w:pPr>
+        <w:pStyle w:val="1"/>
+      </w:pPr>
+      <w:bookmarkStart w:id="17" w:name="_Toc449875437"/>
+      <w:r>
+        <w:lastRenderedPageBreak/>
+        <w:t>实验总结</w:t>
+      </w:r>
+      <w:bookmarkEnd w:id="17"/>
+    </w:p>
+    <w:p>
+      <w:pPr>
+        <w:ind w:firstLineChars="200" w:firstLine="480"/>
+        <w:rPr>
+          <w:rFonts w:ascii="宋体" w:hAnsi="宋体" w:cs="宋体" w:hint="eastAsia"/>
+        </w:rPr>
+      </w:pPr>
+      <w:r>
+        <w:rPr>
+          <w:rFonts w:ascii="宋体" w:hAnsi="宋体" w:cs="宋体" w:hint="eastAsia"/>
+        </w:rPr>
+        <w:t>全面总结实验成果，描述通过实验得</w:t>
+      </w:r>
+      <w:r>
+        <w:rPr>
+          <w:rFonts w:ascii="宋体" w:hAnsi="宋体" w:cs="宋体" w:hint="eastAsia"/>
+        </w:rPr>
+        <w:t>到</w:t>
+      </w:r>
+      <w:r>
+        <w:rPr>
+          <w:rFonts w:ascii="宋体" w:hAnsi="宋体" w:cs="宋体" w:hint="eastAsia"/>
+        </w:rPr>
+        <w:t>收获</w:t>
+      </w:r>
+      <w:r>
+        <w:rPr>
+          <w:rFonts w:ascii="宋体" w:hAnsi="宋体" w:cs="宋体" w:hint="eastAsia"/>
+        </w:rPr>
+        <w:t>（400</w:t>
+      </w:r>
+      <w:r>
+        <w:rPr>
+          <w:rFonts w:ascii="宋体" w:hAnsi="宋体" w:cs="宋体" w:hint="eastAsia"/>
+        </w:rPr>
+        <w:t>字以上）</w:t>
+      </w:r>
+    </w:p>
+    <w:p>
+      <w:pPr>
+        <w:widowControl/>
+        <w:wordWrap/>
+        <w:snapToGrid/>
+        <w:spacing w:line="240" w:lineRule="auto"/>
+        <w:jc w:val="left"/>
+      </w:pPr>
+      <w:r>
+        <w:br w:type="page"/>
+      </w:r>
+    </w:p>
+    <w:p/>
+    <w:p>
+      <w:pPr>
+        <w:pStyle w:val="1"/>
+        <w:jc w:val="left"/>
+      </w:pPr>
+      <w:r>
+        <w:rPr>
+          <w:rFonts w:hint="eastAsia"/>
+        </w:rPr>
         <w:t>附录</w:t>
       </w:r>
       <w:r>
@@ -6779,13 +9406,13 @@
         </w:rPr>
         <w:t>实验源代码</w:t>
       </w:r>
-      <w:bookmarkEnd w:id="12"/>
+      <w:bookmarkEnd w:id="10"/>
     </w:p>
     <w:p>
       <w:pPr>
         <w:pStyle w:val="2"/>
       </w:pPr>
-      <w:bookmarkStart w:id="13" w:name="_Toc531373273"/>
+      <w:bookmarkStart w:id="18" w:name="_Toc531373273"/>
       <w:r>
         <w:rPr>
           <w:rFonts w:hint="eastAsia"/>
@@ -6807,7 +9434,7 @@
         </w:rPr>
         <w:t>实验目录结构</w:t>
       </w:r>
-      <w:bookmarkEnd w:id="13"/>
+      <w:bookmarkEnd w:id="18"/>
     </w:p>
     <w:p>
       <w:pPr>
@@ -6924,7 +9551,7 @@
       <w:pPr>
         <w:pStyle w:val="2"/>
       </w:pPr>
-      <w:bookmarkStart w:id="14" w:name="_Toc531373274"/>
+      <w:bookmarkStart w:id="19" w:name="_Toc531373274"/>
       <w:r>
         <w:rPr>
           <w:rFonts w:hint="eastAsia"/>
@@ -6946,7 +9573,7 @@
         </w:rPr>
         <w:t>程序源代码</w:t>
       </w:r>
-      <w:bookmarkEnd w:id="14"/>
+      <w:bookmarkEnd w:id="19"/>
     </w:p>
     <w:p>
       <w:pPr>
@@ -8011,7 +10638,14 @@
         <w:rPr>
           <w:rFonts w:hint="eastAsia"/>
         </w:rPr>
-        <w:t>开始按章节标号，标号与图标题之间空一格。</w:t>
+        <w:t>开始按章节标号，标号与图标题之间</w:t>
+      </w:r>
+      <w:r>
+        <w:rPr>
+          <w:rFonts w:hint="eastAsia"/>
+        </w:rPr>
+        <w:lastRenderedPageBreak/>
+        <w:t>空一格。</w:t>
       </w:r>
     </w:p>
     <w:p/>
@@ -10252,6 +12886,7 @@
         <w:rPr>
           <w:rFonts w:hint="eastAsia"/>
         </w:rPr>
+        <w:lastRenderedPageBreak/>
         <w:t>课程设计的报告，无非是在之前加上一个前言写出课题背景与意义，加上一个需求分析来详细说明，在之后加上一个总的感想与心得。</w:t>
       </w:r>
       <w:r>
@@ -10274,7 +12909,6 @@
         <w:rPr>
           <w:rFonts w:hint="eastAsia"/>
         </w:rPr>
-        <w:lastRenderedPageBreak/>
         <w:t>在格式的控制和标题的控制上，完全适用本文档所提供的格式。</w:t>
       </w:r>
       <w:r>
@@ -10335,7 +12969,7 @@
           <w:sz w:val="36"/>
         </w:rPr>
       </w:pPr>
-      <w:bookmarkStart w:id="15" w:name="_Toc531373275"/>
+      <w:bookmarkStart w:id="20" w:name="_Toc531373275"/>
       <w:r>
         <w:rPr>
           <w:rFonts w:hint="eastAsia"/>
@@ -10343,7 +12977,7 @@
         <w:lastRenderedPageBreak/>
         <w:t>参考文献</w:t>
       </w:r>
-      <w:bookmarkEnd w:id="15"/>
+      <w:bookmarkEnd w:id="20"/>
       <w:r>
         <w:rPr>
           <w:rFonts w:hint="eastAsia"/>
@@ -12306,9 +14940,464 @@
 <file path=word/numbering.xml><?xml version="1.0" encoding="utf-8"?>
 <w:numbering xmlns:wpc="http://schemas.microsoft.com/office/word/2010/wordprocessingCanvas" xmlns:cx="http://schemas.microsoft.com/office/drawing/2014/chartex" xmlns:cx1="http://schemas.microsoft.com/office/drawing/2015/9/8/chartex" xmlns:cx2="http://schemas.microsoft.com/office/drawing/2015/10/21/chartex" xmlns:cx3="http://schemas.microsoft.com/office/drawing/2016/5/9/chartex" xmlns:cx4="http://schemas.microsoft.com/office/drawing/2016/5/10/chartex" xmlns:cx5="http://schemas.microsoft.com/office/drawing/2016/5/11/chartex" xmlns:cx6="http://schemas.microsoft.com/office/drawing/2016/5/12/chartex" xmlns:cx7="http://schemas.microsoft.com/office/drawing/2016/5/13/chartex" xmlns:cx8="http://schemas.microsoft.com/office/drawing/2016/5/14/chartex" xmlns:mc="http://schemas.openxmlformats.org/markup-compatibility/2006" xmlns:aink="http://schemas.microsoft.com/office/drawing/2016/ink" xmlns:am3d="http://schemas.microsoft.com/office/drawing/2017/model3d" xmlns:o="urn:schemas-microsoft-com:office:office" xmlns:oel="http://schemas.microsoft.com/office/2019/extlst" xmlns:r="http://schemas.openxmlformats.org/officeDocument/2006/relationships" xmlns:m="http://schemas.openxmlformats.org/officeDocument/2006/math" xmlns:v="urn:schemas-microsoft-com:vml" xmlns:wp14="http://schemas.microsoft.com/office/word/2010/wordprocessingDrawing" xmlns:wp="http://schemas.openxmlformats.org/drawingml/2006/wordprocessingDrawing" xmlns:w10="urn:schemas-microsoft-com:office:word" xmlns:w="http://schemas.openxmlformats.org/wordprocessingml/2006/main" xmlns:w14="http://schemas.microsoft.com/office/word/2010/wordml" xmlns:w15="http://schemas.microsoft.com/office/word/2012/wordml" xmlns:w16cex="http://schemas.microsoft.com/office/word/2018/wordml/cex" xmlns:w16cid="http://schemas.microsoft.com/office/word/2016/wordml/cid" xmlns:w16="http://schemas.microsoft.com/office/word/2018/wordml" xmlns:w16du="http://schemas.microsoft.com/office/word/2023/wordml/word16du" xmlns:w16sdtdh="http://schemas.microsoft.com/office/word/2020/wordml/sdtdatahash" xmlns:w16sdtfl="http://schemas.microsoft.com/office/word/2024/wordml/sdtformatlock" xmlns:w16se="http://schemas.microsoft.com/office/word/2015/wordml/symex" xmlns:wpg="http://schemas.microsoft.com/office/word/2010/wordprocessingGroup" xmlns:wpi="http://schemas.microsoft.com/office/word/2010/wordprocessingInk" xmlns:wne="http://schemas.microsoft.com/office/word/2006/wordml" xmlns:wps="http://schemas.microsoft.com/office/word/2010/wordprocessingShape" mc:Ignorable="w14 w15 w16se w16cid w16 w16cex w16sdtdh w16sdtfl w16du wp14">
   <w:abstractNum w:abstractNumId="0" w15:restartNumberingAfterBreak="0">
+    <w:nsid w:val="050C48E0"/>
+    <w:multiLevelType w:val="hybridMultilevel"/>
+    <w:tmpl w:val="36AA9D76"/>
+    <w:lvl w:ilvl="0" w:tplc="FFFFFFFF">
+      <w:start w:val="1"/>
+      <w:numFmt w:val="decimal"/>
+      <w:lvlText w:val="（%1）"/>
+      <w:lvlJc w:val="left"/>
+      <w:pPr>
+        <w:ind w:left="970" w:hanging="720"/>
+      </w:pPr>
+      <w:rPr>
+        <w:rFonts w:ascii="黑体" w:eastAsia="黑体" w:hAnsi="黑体" w:cs="Times New Roman" w:hint="default"/>
+        <w:b/>
+        <w:color w:val="000000"/>
+        <w:sz w:val="24"/>
+      </w:rPr>
+    </w:lvl>
+    <w:lvl w:ilvl="1" w:tplc="FFFFFFFF" w:tentative="1">
+      <w:start w:val="1"/>
+      <w:numFmt w:val="lowerLetter"/>
+      <w:lvlText w:val="%2)"/>
+      <w:lvlJc w:val="left"/>
+      <w:pPr>
+        <w:ind w:left="1130" w:hanging="440"/>
+      </w:pPr>
+    </w:lvl>
+    <w:lvl w:ilvl="2" w:tplc="FFFFFFFF" w:tentative="1">
+      <w:start w:val="1"/>
+      <w:numFmt w:val="lowerRoman"/>
+      <w:lvlText w:val="%3."/>
+      <w:lvlJc w:val="right"/>
+      <w:pPr>
+        <w:ind w:left="1570" w:hanging="440"/>
+      </w:pPr>
+    </w:lvl>
+    <w:lvl w:ilvl="3" w:tplc="FFFFFFFF" w:tentative="1">
+      <w:start w:val="1"/>
+      <w:numFmt w:val="decimal"/>
+      <w:lvlText w:val="%4."/>
+      <w:lvlJc w:val="left"/>
+      <w:pPr>
+        <w:ind w:left="2010" w:hanging="440"/>
+      </w:pPr>
+    </w:lvl>
+    <w:lvl w:ilvl="4" w:tplc="FFFFFFFF" w:tentative="1">
+      <w:start w:val="1"/>
+      <w:numFmt w:val="lowerLetter"/>
+      <w:lvlText w:val="%5)"/>
+      <w:lvlJc w:val="left"/>
+      <w:pPr>
+        <w:ind w:left="2450" w:hanging="440"/>
+      </w:pPr>
+    </w:lvl>
+    <w:lvl w:ilvl="5" w:tplc="FFFFFFFF" w:tentative="1">
+      <w:start w:val="1"/>
+      <w:numFmt w:val="lowerRoman"/>
+      <w:lvlText w:val="%6."/>
+      <w:lvlJc w:val="right"/>
+      <w:pPr>
+        <w:ind w:left="2890" w:hanging="440"/>
+      </w:pPr>
+    </w:lvl>
+    <w:lvl w:ilvl="6" w:tplc="FFFFFFFF" w:tentative="1">
+      <w:start w:val="1"/>
+      <w:numFmt w:val="decimal"/>
+      <w:lvlText w:val="%7."/>
+      <w:lvlJc w:val="left"/>
+      <w:pPr>
+        <w:ind w:left="3330" w:hanging="440"/>
+      </w:pPr>
+    </w:lvl>
+    <w:lvl w:ilvl="7" w:tplc="FFFFFFFF" w:tentative="1">
+      <w:start w:val="1"/>
+      <w:numFmt w:val="lowerLetter"/>
+      <w:lvlText w:val="%8)"/>
+      <w:lvlJc w:val="left"/>
+      <w:pPr>
+        <w:ind w:left="3770" w:hanging="440"/>
+      </w:pPr>
+    </w:lvl>
+    <w:lvl w:ilvl="8" w:tplc="FFFFFFFF" w:tentative="1">
+      <w:start w:val="1"/>
+      <w:numFmt w:val="lowerRoman"/>
+      <w:lvlText w:val="%9."/>
+      <w:lvlJc w:val="right"/>
+      <w:pPr>
+        <w:ind w:left="4210" w:hanging="440"/>
+      </w:pPr>
+    </w:lvl>
+  </w:abstractNum>
+  <w:abstractNum w:abstractNumId="1" w15:restartNumberingAfterBreak="0">
+    <w:nsid w:val="09470BD6"/>
+    <w:multiLevelType w:val="hybridMultilevel"/>
+    <w:tmpl w:val="90C411A2"/>
+    <w:lvl w:ilvl="0" w:tplc="81B0DB0A">
+      <w:start w:val="1"/>
+      <w:numFmt w:val="decimal"/>
+      <w:lvlText w:val="（%1）"/>
+      <w:lvlJc w:val="left"/>
+      <w:pPr>
+        <w:ind w:left="1200" w:hanging="720"/>
+      </w:pPr>
+      <w:rPr>
+        <w:rFonts w:hint="default"/>
+      </w:rPr>
+    </w:lvl>
+    <w:lvl w:ilvl="1" w:tplc="04090019" w:tentative="1">
+      <w:start w:val="1"/>
+      <w:numFmt w:val="lowerLetter"/>
+      <w:lvlText w:val="%2)"/>
+      <w:lvlJc w:val="left"/>
+      <w:pPr>
+        <w:ind w:left="1360" w:hanging="440"/>
+      </w:pPr>
+    </w:lvl>
+    <w:lvl w:ilvl="2" w:tplc="0409001B" w:tentative="1">
+      <w:start w:val="1"/>
+      <w:numFmt w:val="lowerRoman"/>
+      <w:lvlText w:val="%3."/>
+      <w:lvlJc w:val="right"/>
+      <w:pPr>
+        <w:ind w:left="1800" w:hanging="440"/>
+      </w:pPr>
+    </w:lvl>
+    <w:lvl w:ilvl="3" w:tplc="0409000F" w:tentative="1">
+      <w:start w:val="1"/>
+      <w:numFmt w:val="decimal"/>
+      <w:lvlText w:val="%4."/>
+      <w:lvlJc w:val="left"/>
+      <w:pPr>
+        <w:ind w:left="2240" w:hanging="440"/>
+      </w:pPr>
+    </w:lvl>
+    <w:lvl w:ilvl="4" w:tplc="04090019" w:tentative="1">
+      <w:start w:val="1"/>
+      <w:numFmt w:val="lowerLetter"/>
+      <w:lvlText w:val="%5)"/>
+      <w:lvlJc w:val="left"/>
+      <w:pPr>
+        <w:ind w:left="2680" w:hanging="440"/>
+      </w:pPr>
+    </w:lvl>
+    <w:lvl w:ilvl="5" w:tplc="0409001B" w:tentative="1">
+      <w:start w:val="1"/>
+      <w:numFmt w:val="lowerRoman"/>
+      <w:lvlText w:val="%6."/>
+      <w:lvlJc w:val="right"/>
+      <w:pPr>
+        <w:ind w:left="3120" w:hanging="440"/>
+      </w:pPr>
+    </w:lvl>
+    <w:lvl w:ilvl="6" w:tplc="0409000F" w:tentative="1">
+      <w:start w:val="1"/>
+      <w:numFmt w:val="decimal"/>
+      <w:lvlText w:val="%7."/>
+      <w:lvlJc w:val="left"/>
+      <w:pPr>
+        <w:ind w:left="3560" w:hanging="440"/>
+      </w:pPr>
+    </w:lvl>
+    <w:lvl w:ilvl="7" w:tplc="04090019" w:tentative="1">
+      <w:start w:val="1"/>
+      <w:numFmt w:val="lowerLetter"/>
+      <w:lvlText w:val="%8)"/>
+      <w:lvlJc w:val="left"/>
+      <w:pPr>
+        <w:ind w:left="4000" w:hanging="440"/>
+      </w:pPr>
+    </w:lvl>
+    <w:lvl w:ilvl="8" w:tplc="0409001B" w:tentative="1">
+      <w:start w:val="1"/>
+      <w:numFmt w:val="lowerRoman"/>
+      <w:lvlText w:val="%9."/>
+      <w:lvlJc w:val="right"/>
+      <w:pPr>
+        <w:ind w:left="4440" w:hanging="440"/>
+      </w:pPr>
+    </w:lvl>
+  </w:abstractNum>
+  <w:abstractNum w:abstractNumId="2" w15:restartNumberingAfterBreak="0">
+    <w:nsid w:val="0CAD6A3B"/>
+    <w:multiLevelType w:val="hybridMultilevel"/>
+    <w:tmpl w:val="33D26252"/>
+    <w:lvl w:ilvl="0" w:tplc="00E0EC26">
+      <w:start w:val="1"/>
+      <w:numFmt w:val="decimal"/>
+      <w:lvlText w:val="（%1）"/>
+      <w:lvlJc w:val="left"/>
+      <w:pPr>
+        <w:ind w:left="1160" w:hanging="720"/>
+      </w:pPr>
+      <w:rPr>
+        <w:rFonts w:hint="default"/>
+      </w:rPr>
+    </w:lvl>
+    <w:lvl w:ilvl="1" w:tplc="684816EA">
+      <w:start w:val="3"/>
+      <w:numFmt w:val="decimal"/>
+      <w:lvlText w:val="%2、"/>
+      <w:lvlJc w:val="left"/>
+      <w:pPr>
+        <w:ind w:left="1260" w:hanging="380"/>
+      </w:pPr>
+      <w:rPr>
+        <w:rFonts w:hint="default"/>
+        <w:b/>
+      </w:rPr>
+    </w:lvl>
+    <w:lvl w:ilvl="2" w:tplc="0409001B" w:tentative="1">
+      <w:start w:val="1"/>
+      <w:numFmt w:val="lowerRoman"/>
+      <w:lvlText w:val="%3."/>
+      <w:lvlJc w:val="right"/>
+      <w:pPr>
+        <w:ind w:left="1760" w:hanging="440"/>
+      </w:pPr>
+    </w:lvl>
+    <w:lvl w:ilvl="3" w:tplc="0409000F" w:tentative="1">
+      <w:start w:val="1"/>
+      <w:numFmt w:val="decimal"/>
+      <w:lvlText w:val="%4."/>
+      <w:lvlJc w:val="left"/>
+      <w:pPr>
+        <w:ind w:left="2200" w:hanging="440"/>
+      </w:pPr>
+    </w:lvl>
+    <w:lvl w:ilvl="4" w:tplc="04090019" w:tentative="1">
+      <w:start w:val="1"/>
+      <w:numFmt w:val="lowerLetter"/>
+      <w:lvlText w:val="%5)"/>
+      <w:lvlJc w:val="left"/>
+      <w:pPr>
+        <w:ind w:left="2640" w:hanging="440"/>
+      </w:pPr>
+    </w:lvl>
+    <w:lvl w:ilvl="5" w:tplc="0409001B" w:tentative="1">
+      <w:start w:val="1"/>
+      <w:numFmt w:val="lowerRoman"/>
+      <w:lvlText w:val="%6."/>
+      <w:lvlJc w:val="right"/>
+      <w:pPr>
+        <w:ind w:left="3080" w:hanging="440"/>
+      </w:pPr>
+    </w:lvl>
+    <w:lvl w:ilvl="6" w:tplc="0409000F" w:tentative="1">
+      <w:start w:val="1"/>
+      <w:numFmt w:val="decimal"/>
+      <w:lvlText w:val="%7."/>
+      <w:lvlJc w:val="left"/>
+      <w:pPr>
+        <w:ind w:left="3520" w:hanging="440"/>
+      </w:pPr>
+    </w:lvl>
+    <w:lvl w:ilvl="7" w:tplc="04090019" w:tentative="1">
+      <w:start w:val="1"/>
+      <w:numFmt w:val="lowerLetter"/>
+      <w:lvlText w:val="%8)"/>
+      <w:lvlJc w:val="left"/>
+      <w:pPr>
+        <w:ind w:left="3960" w:hanging="440"/>
+      </w:pPr>
+    </w:lvl>
+    <w:lvl w:ilvl="8" w:tplc="0409001B" w:tentative="1">
+      <w:start w:val="1"/>
+      <w:numFmt w:val="lowerRoman"/>
+      <w:lvlText w:val="%9."/>
+      <w:lvlJc w:val="right"/>
+      <w:pPr>
+        <w:ind w:left="4400" w:hanging="440"/>
+      </w:pPr>
+    </w:lvl>
+  </w:abstractNum>
+  <w:abstractNum w:abstractNumId="3" w15:restartNumberingAfterBreak="0">
+    <w:nsid w:val="10BD5A8B"/>
+    <w:multiLevelType w:val="hybridMultilevel"/>
+    <w:tmpl w:val="36AA9D76"/>
+    <w:lvl w:ilvl="0" w:tplc="1BA0406E">
+      <w:start w:val="1"/>
+      <w:numFmt w:val="decimal"/>
+      <w:lvlText w:val="（%1）"/>
+      <w:lvlJc w:val="left"/>
+      <w:pPr>
+        <w:ind w:left="970" w:hanging="720"/>
+      </w:pPr>
+      <w:rPr>
+        <w:rFonts w:ascii="黑体" w:eastAsia="黑体" w:hAnsi="黑体" w:cs="Times New Roman" w:hint="default"/>
+        <w:b/>
+        <w:color w:val="000000"/>
+        <w:sz w:val="24"/>
+      </w:rPr>
+    </w:lvl>
+    <w:lvl w:ilvl="1" w:tplc="04090019" w:tentative="1">
+      <w:start w:val="1"/>
+      <w:numFmt w:val="lowerLetter"/>
+      <w:lvlText w:val="%2)"/>
+      <w:lvlJc w:val="left"/>
+      <w:pPr>
+        <w:ind w:left="1130" w:hanging="440"/>
+      </w:pPr>
+    </w:lvl>
+    <w:lvl w:ilvl="2" w:tplc="0409001B" w:tentative="1">
+      <w:start w:val="1"/>
+      <w:numFmt w:val="lowerRoman"/>
+      <w:lvlText w:val="%3."/>
+      <w:lvlJc w:val="right"/>
+      <w:pPr>
+        <w:ind w:left="1570" w:hanging="440"/>
+      </w:pPr>
+    </w:lvl>
+    <w:lvl w:ilvl="3" w:tplc="0409000F" w:tentative="1">
+      <w:start w:val="1"/>
+      <w:numFmt w:val="decimal"/>
+      <w:lvlText w:val="%4."/>
+      <w:lvlJc w:val="left"/>
+      <w:pPr>
+        <w:ind w:left="2010" w:hanging="440"/>
+      </w:pPr>
+    </w:lvl>
+    <w:lvl w:ilvl="4" w:tplc="04090019" w:tentative="1">
+      <w:start w:val="1"/>
+      <w:numFmt w:val="lowerLetter"/>
+      <w:lvlText w:val="%5)"/>
+      <w:lvlJc w:val="left"/>
+      <w:pPr>
+        <w:ind w:left="2450" w:hanging="440"/>
+      </w:pPr>
+    </w:lvl>
+    <w:lvl w:ilvl="5" w:tplc="0409001B" w:tentative="1">
+      <w:start w:val="1"/>
+      <w:numFmt w:val="lowerRoman"/>
+      <w:lvlText w:val="%6."/>
+      <w:lvlJc w:val="right"/>
+      <w:pPr>
+        <w:ind w:left="2890" w:hanging="440"/>
+      </w:pPr>
+    </w:lvl>
+    <w:lvl w:ilvl="6" w:tplc="0409000F" w:tentative="1">
+      <w:start w:val="1"/>
+      <w:numFmt w:val="decimal"/>
+      <w:lvlText w:val="%7."/>
+      <w:lvlJc w:val="left"/>
+      <w:pPr>
+        <w:ind w:left="3330" w:hanging="440"/>
+      </w:pPr>
+    </w:lvl>
+    <w:lvl w:ilvl="7" w:tplc="04090019" w:tentative="1">
+      <w:start w:val="1"/>
+      <w:numFmt w:val="lowerLetter"/>
+      <w:lvlText w:val="%8)"/>
+      <w:lvlJc w:val="left"/>
+      <w:pPr>
+        <w:ind w:left="3770" w:hanging="440"/>
+      </w:pPr>
+    </w:lvl>
+    <w:lvl w:ilvl="8" w:tplc="0409001B" w:tentative="1">
+      <w:start w:val="1"/>
+      <w:numFmt w:val="lowerRoman"/>
+      <w:lvlText w:val="%9."/>
+      <w:lvlJc w:val="right"/>
+      <w:pPr>
+        <w:ind w:left="4210" w:hanging="440"/>
+      </w:pPr>
+    </w:lvl>
+  </w:abstractNum>
+  <w:abstractNum w:abstractNumId="4" w15:restartNumberingAfterBreak="0">
+    <w:nsid w:val="38A0199F"/>
+    <w:multiLevelType w:val="hybridMultilevel"/>
+    <w:tmpl w:val="A1FE3BBE"/>
+    <w:lvl w:ilvl="0" w:tplc="04CA1972">
+      <w:start w:val="1"/>
+      <w:numFmt w:val="decimal"/>
+      <w:lvlText w:val="（%1）"/>
+      <w:lvlJc w:val="left"/>
+      <w:pPr>
+        <w:ind w:left="1200" w:hanging="720"/>
+      </w:pPr>
+      <w:rPr>
+        <w:rFonts w:hint="default"/>
+      </w:rPr>
+    </w:lvl>
+    <w:lvl w:ilvl="1" w:tplc="04090019" w:tentative="1">
+      <w:start w:val="1"/>
+      <w:numFmt w:val="lowerLetter"/>
+      <w:lvlText w:val="%2)"/>
+      <w:lvlJc w:val="left"/>
+      <w:pPr>
+        <w:ind w:left="1360" w:hanging="440"/>
+      </w:pPr>
+    </w:lvl>
+    <w:lvl w:ilvl="2" w:tplc="0409001B" w:tentative="1">
+      <w:start w:val="1"/>
+      <w:numFmt w:val="lowerRoman"/>
+      <w:lvlText w:val="%3."/>
+      <w:lvlJc w:val="right"/>
+      <w:pPr>
+        <w:ind w:left="1800" w:hanging="440"/>
+      </w:pPr>
+    </w:lvl>
+    <w:lvl w:ilvl="3" w:tplc="0409000F" w:tentative="1">
+      <w:start w:val="1"/>
+      <w:numFmt w:val="decimal"/>
+      <w:lvlText w:val="%4."/>
+      <w:lvlJc w:val="left"/>
+      <w:pPr>
+        <w:ind w:left="2240" w:hanging="440"/>
+      </w:pPr>
+    </w:lvl>
+    <w:lvl w:ilvl="4" w:tplc="04090019" w:tentative="1">
+      <w:start w:val="1"/>
+      <w:numFmt w:val="lowerLetter"/>
+      <w:lvlText w:val="%5)"/>
+      <w:lvlJc w:val="left"/>
+      <w:pPr>
+        <w:ind w:left="2680" w:hanging="440"/>
+      </w:pPr>
+    </w:lvl>
+    <w:lvl w:ilvl="5" w:tplc="0409001B" w:tentative="1">
+      <w:start w:val="1"/>
+      <w:numFmt w:val="lowerRoman"/>
+      <w:lvlText w:val="%6."/>
+      <w:lvlJc w:val="right"/>
+      <w:pPr>
+        <w:ind w:left="3120" w:hanging="440"/>
+      </w:pPr>
+    </w:lvl>
+    <w:lvl w:ilvl="6" w:tplc="0409000F" w:tentative="1">
+      <w:start w:val="1"/>
+      <w:numFmt w:val="decimal"/>
+      <w:lvlText w:val="%7."/>
+      <w:lvlJc w:val="left"/>
+      <w:pPr>
+        <w:ind w:left="3560" w:hanging="440"/>
+      </w:pPr>
+    </w:lvl>
+    <w:lvl w:ilvl="7" w:tplc="04090019" w:tentative="1">
+      <w:start w:val="1"/>
+      <w:numFmt w:val="lowerLetter"/>
+      <w:lvlText w:val="%8)"/>
+      <w:lvlJc w:val="left"/>
+      <w:pPr>
+        <w:ind w:left="4000" w:hanging="440"/>
+      </w:pPr>
+    </w:lvl>
+    <w:lvl w:ilvl="8" w:tplc="0409001B" w:tentative="1">
+      <w:start w:val="1"/>
+      <w:numFmt w:val="lowerRoman"/>
+      <w:lvlText w:val="%9."/>
+      <w:lvlJc w:val="right"/>
+      <w:pPr>
+        <w:ind w:left="4440" w:hanging="440"/>
+      </w:pPr>
+    </w:lvl>
+  </w:abstractNum>
+  <w:abstractNum w:abstractNumId="5" w15:restartNumberingAfterBreak="0">
     <w:nsid w:val="3DB75E35"/>
     <w:multiLevelType w:val="hybridMultilevel"/>
-    <w:tmpl w:val="B1BAD916"/>
+    <w:tmpl w:val="D7E04E02"/>
     <w:lvl w:ilvl="0" w:tplc="0409000F">
       <w:start w:val="1"/>
       <w:numFmt w:val="decimal"/>
@@ -12394,7 +15483,7 @@
       </w:pPr>
     </w:lvl>
   </w:abstractNum>
-  <w:abstractNum w:abstractNumId="1" w15:restartNumberingAfterBreak="0">
+  <w:abstractNum w:abstractNumId="6" w15:restartNumberingAfterBreak="0">
     <w:nsid w:val="3F8D5038"/>
     <w:multiLevelType w:val="hybridMultilevel"/>
     <w:tmpl w:val="2ADCBC92"/>
@@ -12483,7 +15572,7 @@
       </w:pPr>
     </w:lvl>
   </w:abstractNum>
-  <w:abstractNum w:abstractNumId="2" w15:restartNumberingAfterBreak="0">
+  <w:abstractNum w:abstractNumId="7" w15:restartNumberingAfterBreak="0">
     <w:nsid w:val="4CC01CC8"/>
     <w:multiLevelType w:val="hybridMultilevel"/>
     <w:tmpl w:val="616E49C0"/>
@@ -12572,7 +15661,99 @@
       </w:pPr>
     </w:lvl>
   </w:abstractNum>
-  <w:abstractNum w:abstractNumId="3" w15:restartNumberingAfterBreak="0">
+  <w:abstractNum w:abstractNumId="8" w15:restartNumberingAfterBreak="0">
+    <w:nsid w:val="53123282"/>
+    <w:multiLevelType w:val="hybridMultilevel"/>
+    <w:tmpl w:val="36AA9D76"/>
+    <w:lvl w:ilvl="0" w:tplc="FFFFFFFF">
+      <w:start w:val="1"/>
+      <w:numFmt w:val="decimal"/>
+      <w:lvlText w:val="（%1）"/>
+      <w:lvlJc w:val="left"/>
+      <w:pPr>
+        <w:ind w:left="970" w:hanging="720"/>
+      </w:pPr>
+      <w:rPr>
+        <w:rFonts w:ascii="黑体" w:eastAsia="黑体" w:hAnsi="黑体" w:cs="Times New Roman" w:hint="default"/>
+        <w:b/>
+        <w:color w:val="000000"/>
+        <w:sz w:val="24"/>
+      </w:rPr>
+    </w:lvl>
+    <w:lvl w:ilvl="1" w:tplc="FFFFFFFF" w:tentative="1">
+      <w:start w:val="1"/>
+      <w:numFmt w:val="lowerLetter"/>
+      <w:lvlText w:val="%2)"/>
+      <w:lvlJc w:val="left"/>
+      <w:pPr>
+        <w:ind w:left="1130" w:hanging="440"/>
+      </w:pPr>
+    </w:lvl>
+    <w:lvl w:ilvl="2" w:tplc="FFFFFFFF" w:tentative="1">
+      <w:start w:val="1"/>
+      <w:numFmt w:val="lowerRoman"/>
+      <w:lvlText w:val="%3."/>
+      <w:lvlJc w:val="right"/>
+      <w:pPr>
+        <w:ind w:left="1570" w:hanging="440"/>
+      </w:pPr>
+    </w:lvl>
+    <w:lvl w:ilvl="3" w:tplc="FFFFFFFF" w:tentative="1">
+      <w:start w:val="1"/>
+      <w:numFmt w:val="decimal"/>
+      <w:lvlText w:val="%4."/>
+      <w:lvlJc w:val="left"/>
+      <w:pPr>
+        <w:ind w:left="2010" w:hanging="440"/>
+      </w:pPr>
+    </w:lvl>
+    <w:lvl w:ilvl="4" w:tplc="FFFFFFFF" w:tentative="1">
+      <w:start w:val="1"/>
+      <w:numFmt w:val="lowerLetter"/>
+      <w:lvlText w:val="%5)"/>
+      <w:lvlJc w:val="left"/>
+      <w:pPr>
+        <w:ind w:left="2450" w:hanging="440"/>
+      </w:pPr>
+    </w:lvl>
+    <w:lvl w:ilvl="5" w:tplc="FFFFFFFF" w:tentative="1">
+      <w:start w:val="1"/>
+      <w:numFmt w:val="lowerRoman"/>
+      <w:lvlText w:val="%6."/>
+      <w:lvlJc w:val="right"/>
+      <w:pPr>
+        <w:ind w:left="2890" w:hanging="440"/>
+      </w:pPr>
+    </w:lvl>
+    <w:lvl w:ilvl="6" w:tplc="FFFFFFFF" w:tentative="1">
+      <w:start w:val="1"/>
+      <w:numFmt w:val="decimal"/>
+      <w:lvlText w:val="%7."/>
+      <w:lvlJc w:val="left"/>
+      <w:pPr>
+        <w:ind w:left="3330" w:hanging="440"/>
+      </w:pPr>
+    </w:lvl>
+    <w:lvl w:ilvl="7" w:tplc="FFFFFFFF" w:tentative="1">
+      <w:start w:val="1"/>
+      <w:numFmt w:val="lowerLetter"/>
+      <w:lvlText w:val="%8)"/>
+      <w:lvlJc w:val="left"/>
+      <w:pPr>
+        <w:ind w:left="3770" w:hanging="440"/>
+      </w:pPr>
+    </w:lvl>
+    <w:lvl w:ilvl="8" w:tplc="FFFFFFFF" w:tentative="1">
+      <w:start w:val="1"/>
+      <w:numFmt w:val="lowerRoman"/>
+      <w:lvlText w:val="%9."/>
+      <w:lvlJc w:val="right"/>
+      <w:pPr>
+        <w:ind w:left="4210" w:hanging="440"/>
+      </w:pPr>
+    </w:lvl>
+  </w:abstractNum>
+  <w:abstractNum w:abstractNumId="9" w15:restartNumberingAfterBreak="0">
     <w:nsid w:val="570639EF"/>
     <w:multiLevelType w:val="hybridMultilevel"/>
     <w:tmpl w:val="B1BAD916"/>
@@ -12661,7 +15842,99 @@
       </w:pPr>
     </w:lvl>
   </w:abstractNum>
-  <w:abstractNum w:abstractNumId="4" w15:restartNumberingAfterBreak="0">
+  <w:abstractNum w:abstractNumId="10" w15:restartNumberingAfterBreak="0">
+    <w:nsid w:val="5B2D1801"/>
+    <w:multiLevelType w:val="hybridMultilevel"/>
+    <w:tmpl w:val="36AA9D76"/>
+    <w:lvl w:ilvl="0" w:tplc="FFFFFFFF">
+      <w:start w:val="1"/>
+      <w:numFmt w:val="decimal"/>
+      <w:lvlText w:val="（%1）"/>
+      <w:lvlJc w:val="left"/>
+      <w:pPr>
+        <w:ind w:left="970" w:hanging="720"/>
+      </w:pPr>
+      <w:rPr>
+        <w:rFonts w:ascii="黑体" w:eastAsia="黑体" w:hAnsi="黑体" w:cs="Times New Roman" w:hint="default"/>
+        <w:b/>
+        <w:color w:val="000000"/>
+        <w:sz w:val="24"/>
+      </w:rPr>
+    </w:lvl>
+    <w:lvl w:ilvl="1" w:tplc="FFFFFFFF" w:tentative="1">
+      <w:start w:val="1"/>
+      <w:numFmt w:val="lowerLetter"/>
+      <w:lvlText w:val="%2)"/>
+      <w:lvlJc w:val="left"/>
+      <w:pPr>
+        <w:ind w:left="1130" w:hanging="440"/>
+      </w:pPr>
+    </w:lvl>
+    <w:lvl w:ilvl="2" w:tplc="FFFFFFFF" w:tentative="1">
+      <w:start w:val="1"/>
+      <w:numFmt w:val="lowerRoman"/>
+      <w:lvlText w:val="%3."/>
+      <w:lvlJc w:val="right"/>
+      <w:pPr>
+        <w:ind w:left="1570" w:hanging="440"/>
+      </w:pPr>
+    </w:lvl>
+    <w:lvl w:ilvl="3" w:tplc="FFFFFFFF" w:tentative="1">
+      <w:start w:val="1"/>
+      <w:numFmt w:val="decimal"/>
+      <w:lvlText w:val="%4."/>
+      <w:lvlJc w:val="left"/>
+      <w:pPr>
+        <w:ind w:left="2010" w:hanging="440"/>
+      </w:pPr>
+    </w:lvl>
+    <w:lvl w:ilvl="4" w:tplc="FFFFFFFF" w:tentative="1">
+      <w:start w:val="1"/>
+      <w:numFmt w:val="lowerLetter"/>
+      <w:lvlText w:val="%5)"/>
+      <w:lvlJc w:val="left"/>
+      <w:pPr>
+        <w:ind w:left="2450" w:hanging="440"/>
+      </w:pPr>
+    </w:lvl>
+    <w:lvl w:ilvl="5" w:tplc="FFFFFFFF" w:tentative="1">
+      <w:start w:val="1"/>
+      <w:numFmt w:val="lowerRoman"/>
+      <w:lvlText w:val="%6."/>
+      <w:lvlJc w:val="right"/>
+      <w:pPr>
+        <w:ind w:left="2890" w:hanging="440"/>
+      </w:pPr>
+    </w:lvl>
+    <w:lvl w:ilvl="6" w:tplc="FFFFFFFF" w:tentative="1">
+      <w:start w:val="1"/>
+      <w:numFmt w:val="decimal"/>
+      <w:lvlText w:val="%7."/>
+      <w:lvlJc w:val="left"/>
+      <w:pPr>
+        <w:ind w:left="3330" w:hanging="440"/>
+      </w:pPr>
+    </w:lvl>
+    <w:lvl w:ilvl="7" w:tplc="FFFFFFFF" w:tentative="1">
+      <w:start w:val="1"/>
+      <w:numFmt w:val="lowerLetter"/>
+      <w:lvlText w:val="%8)"/>
+      <w:lvlJc w:val="left"/>
+      <w:pPr>
+        <w:ind w:left="3770" w:hanging="440"/>
+      </w:pPr>
+    </w:lvl>
+    <w:lvl w:ilvl="8" w:tplc="FFFFFFFF" w:tentative="1">
+      <w:start w:val="1"/>
+      <w:numFmt w:val="lowerRoman"/>
+      <w:lvlText w:val="%9."/>
+      <w:lvlJc w:val="right"/>
+      <w:pPr>
+        <w:ind w:left="4210" w:hanging="440"/>
+      </w:pPr>
+    </w:lvl>
+  </w:abstractNum>
+  <w:abstractNum w:abstractNumId="11" w15:restartNumberingAfterBreak="0">
     <w:nsid w:val="5F7B4F7D"/>
     <w:multiLevelType w:val="multilevel"/>
     <w:tmpl w:val="5F7B4F7D"/>
@@ -12774,7 +16047,7 @@
       </w:rPr>
     </w:lvl>
   </w:abstractNum>
-  <w:abstractNum w:abstractNumId="5" w15:restartNumberingAfterBreak="0">
+  <w:abstractNum w:abstractNumId="12" w15:restartNumberingAfterBreak="0">
     <w:nsid w:val="62220753"/>
     <w:multiLevelType w:val="hybridMultilevel"/>
     <w:tmpl w:val="7B3E5858"/>
@@ -12860,7 +16133,7 @@
       </w:pPr>
     </w:lvl>
   </w:abstractNum>
-  <w:abstractNum w:abstractNumId="6" w15:restartNumberingAfterBreak="0">
+  <w:abstractNum w:abstractNumId="13" w15:restartNumberingAfterBreak="0">
     <w:nsid w:val="746E678C"/>
     <w:multiLevelType w:val="hybridMultilevel"/>
     <w:tmpl w:val="5630E072"/>
@@ -12949,7 +16222,99 @@
       </w:pPr>
     </w:lvl>
   </w:abstractNum>
-  <w:abstractNum w:abstractNumId="7" w15:restartNumberingAfterBreak="0">
+  <w:abstractNum w:abstractNumId="14" w15:restartNumberingAfterBreak="0">
+    <w:nsid w:val="77276888"/>
+    <w:multiLevelType w:val="hybridMultilevel"/>
+    <w:tmpl w:val="36AA9D76"/>
+    <w:lvl w:ilvl="0" w:tplc="FFFFFFFF">
+      <w:start w:val="1"/>
+      <w:numFmt w:val="decimal"/>
+      <w:lvlText w:val="（%1）"/>
+      <w:lvlJc w:val="left"/>
+      <w:pPr>
+        <w:ind w:left="970" w:hanging="720"/>
+      </w:pPr>
+      <w:rPr>
+        <w:rFonts w:ascii="黑体" w:eastAsia="黑体" w:hAnsi="黑体" w:cs="Times New Roman" w:hint="default"/>
+        <w:b/>
+        <w:color w:val="000000"/>
+        <w:sz w:val="24"/>
+      </w:rPr>
+    </w:lvl>
+    <w:lvl w:ilvl="1" w:tplc="FFFFFFFF" w:tentative="1">
+      <w:start w:val="1"/>
+      <w:numFmt w:val="lowerLetter"/>
+      <w:lvlText w:val="%2)"/>
+      <w:lvlJc w:val="left"/>
+      <w:pPr>
+        <w:ind w:left="1130" w:hanging="440"/>
+      </w:pPr>
+    </w:lvl>
+    <w:lvl w:ilvl="2" w:tplc="FFFFFFFF" w:tentative="1">
+      <w:start w:val="1"/>
+      <w:numFmt w:val="lowerRoman"/>
+      <w:lvlText w:val="%3."/>
+      <w:lvlJc w:val="right"/>
+      <w:pPr>
+        <w:ind w:left="1570" w:hanging="440"/>
+      </w:pPr>
+    </w:lvl>
+    <w:lvl w:ilvl="3" w:tplc="FFFFFFFF" w:tentative="1">
+      <w:start w:val="1"/>
+      <w:numFmt w:val="decimal"/>
+      <w:lvlText w:val="%4."/>
+      <w:lvlJc w:val="left"/>
+      <w:pPr>
+        <w:ind w:left="2010" w:hanging="440"/>
+      </w:pPr>
+    </w:lvl>
+    <w:lvl w:ilvl="4" w:tplc="FFFFFFFF" w:tentative="1">
+      <w:start w:val="1"/>
+      <w:numFmt w:val="lowerLetter"/>
+      <w:lvlText w:val="%5)"/>
+      <w:lvlJc w:val="left"/>
+      <w:pPr>
+        <w:ind w:left="2450" w:hanging="440"/>
+      </w:pPr>
+    </w:lvl>
+    <w:lvl w:ilvl="5" w:tplc="FFFFFFFF" w:tentative="1">
+      <w:start w:val="1"/>
+      <w:numFmt w:val="lowerRoman"/>
+      <w:lvlText w:val="%6."/>
+      <w:lvlJc w:val="right"/>
+      <w:pPr>
+        <w:ind w:left="2890" w:hanging="440"/>
+      </w:pPr>
+    </w:lvl>
+    <w:lvl w:ilvl="6" w:tplc="FFFFFFFF" w:tentative="1">
+      <w:start w:val="1"/>
+      <w:numFmt w:val="decimal"/>
+      <w:lvlText w:val="%7."/>
+      <w:lvlJc w:val="left"/>
+      <w:pPr>
+        <w:ind w:left="3330" w:hanging="440"/>
+      </w:pPr>
+    </w:lvl>
+    <w:lvl w:ilvl="7" w:tplc="FFFFFFFF" w:tentative="1">
+      <w:start w:val="1"/>
+      <w:numFmt w:val="lowerLetter"/>
+      <w:lvlText w:val="%8)"/>
+      <w:lvlJc w:val="left"/>
+      <w:pPr>
+        <w:ind w:left="3770" w:hanging="440"/>
+      </w:pPr>
+    </w:lvl>
+    <w:lvl w:ilvl="8" w:tplc="FFFFFFFF" w:tentative="1">
+      <w:start w:val="1"/>
+      <w:numFmt w:val="lowerRoman"/>
+      <w:lvlText w:val="%9."/>
+      <w:lvlJc w:val="right"/>
+      <w:pPr>
+        <w:ind w:left="4210" w:hanging="440"/>
+      </w:pPr>
+    </w:lvl>
+  </w:abstractNum>
+  <w:abstractNum w:abstractNumId="15" w15:restartNumberingAfterBreak="0">
     <w:nsid w:val="798008FA"/>
     <w:multiLevelType w:val="hybridMultilevel"/>
     <w:tmpl w:val="B1BAD916"/>
@@ -13038,7 +16403,7 @@
       </w:pPr>
     </w:lvl>
   </w:abstractNum>
-  <w:abstractNum w:abstractNumId="8" w15:restartNumberingAfterBreak="0">
+  <w:abstractNum w:abstractNumId="16" w15:restartNumberingAfterBreak="0">
     <w:nsid w:val="7B646ECE"/>
     <w:multiLevelType w:val="hybridMultilevel"/>
     <w:tmpl w:val="32CE857E"/>
@@ -13128,37 +16493,61 @@
     </w:lvl>
   </w:abstractNum>
   <w:num w:numId="1" w16cid:durableId="200555582">
+    <w:abstractNumId w:val="11"/>
+  </w:num>
+  <w:num w:numId="2" w16cid:durableId="48117322">
+    <w:abstractNumId w:val="13"/>
+  </w:num>
+  <w:num w:numId="3" w16cid:durableId="987712518">
+    <w:abstractNumId w:val="7"/>
+  </w:num>
+  <w:num w:numId="4" w16cid:durableId="1302729670">
+    <w:abstractNumId w:val="6"/>
+  </w:num>
+  <w:num w:numId="5" w16cid:durableId="278223603">
+    <w:abstractNumId w:val="5"/>
+  </w:num>
+  <w:num w:numId="6" w16cid:durableId="1542134872">
+    <w:abstractNumId w:val="6"/>
+  </w:num>
+  <w:num w:numId="7" w16cid:durableId="729620493">
+    <w:abstractNumId w:val="5"/>
+  </w:num>
+  <w:num w:numId="8" w16cid:durableId="1340081294">
+    <w:abstractNumId w:val="12"/>
+  </w:num>
+  <w:num w:numId="9" w16cid:durableId="368266424">
+    <w:abstractNumId w:val="16"/>
+  </w:num>
+  <w:num w:numId="10" w16cid:durableId="1219979311">
+    <w:abstractNumId w:val="9"/>
+  </w:num>
+  <w:num w:numId="11" w16cid:durableId="393361238">
+    <w:abstractNumId w:val="15"/>
+  </w:num>
+  <w:num w:numId="12" w16cid:durableId="800345606">
+    <w:abstractNumId w:val="2"/>
+  </w:num>
+  <w:num w:numId="13" w16cid:durableId="2022509433">
+    <w:abstractNumId w:val="1"/>
+  </w:num>
+  <w:num w:numId="14" w16cid:durableId="447630721">
+    <w:abstractNumId w:val="3"/>
+  </w:num>
+  <w:num w:numId="15" w16cid:durableId="1748261249">
     <w:abstractNumId w:val="4"/>
   </w:num>
-  <w:num w:numId="2" w16cid:durableId="48117322">
-    <w:abstractNumId w:val="6"/>
+  <w:num w:numId="16" w16cid:durableId="73211217">
+    <w:abstractNumId w:val="14"/>
   </w:num>
-  <w:num w:numId="3" w16cid:durableId="987712518">
-    <w:abstractNumId w:val="2"/>
+  <w:num w:numId="17" w16cid:durableId="1742098342">
+    <w:abstractNumId w:val="8"/>
   </w:num>
-  <w:num w:numId="4" w16cid:durableId="1302729670">
-    <w:abstractNumId w:val="1"/>
-  </w:num>
-  <w:num w:numId="5" w16cid:durableId="278223603">
+  <w:num w:numId="18" w16cid:durableId="1988702482">
     <w:abstractNumId w:val="0"/>
   </w:num>
-  <w:num w:numId="6" w16cid:durableId="1542134872">
-    <w:abstractNumId w:val="1"/>
-  </w:num>
-  <w:num w:numId="7" w16cid:durableId="729620493">
-    <w:abstractNumId w:val="0"/>
-  </w:num>
-  <w:num w:numId="8" w16cid:durableId="1340081294">
-    <w:abstractNumId w:val="5"/>
-  </w:num>
-  <w:num w:numId="9" w16cid:durableId="368266424">
-    <w:abstractNumId w:val="8"/>
-  </w:num>
-  <w:num w:numId="10" w16cid:durableId="1219979311">
-    <w:abstractNumId w:val="3"/>
-  </w:num>
-  <w:num w:numId="11" w16cid:durableId="393361238">
-    <w:abstractNumId w:val="7"/>
+  <w:num w:numId="19" w16cid:durableId="374428615">
+    <w:abstractNumId w:val="10"/>
   </w:num>
 </w:numbering>
 </file>
@@ -13563,6 +16952,7 @@
     <w:name w:val="heading 1"/>
     <w:basedOn w:val="a"/>
     <w:next w:val="a"/>
+    <w:link w:val="10"/>
     <w:qFormat/>
     <w:rsid w:val="00E818DC"/>
     <w:pPr>
@@ -13990,7 +17380,7 @@
       <w:szCs w:val="18"/>
     </w:rPr>
   </w:style>
-  <w:style w:type="paragraph" w:customStyle="1" w:styleId="10">
+  <w:style w:type="paragraph" w:customStyle="1" w:styleId="11">
     <w:name w:val="无间隔1"/>
     <w:link w:val="af1"/>
     <w:uiPriority w:val="1"/>
@@ -14004,7 +17394,7 @@
   <w:style w:type="character" w:customStyle="1" w:styleId="af1">
     <w:name w:val="无间隔 字符"/>
     <w:basedOn w:val="a0"/>
-    <w:link w:val="10"/>
+    <w:link w:val="11"/>
     <w:uiPriority w:val="1"/>
     <w:rPr>
       <w:rFonts w:ascii="Calibri" w:hAnsi="Calibri"/>
@@ -14049,7 +17439,7 @@
       <w:szCs w:val="32"/>
     </w:rPr>
   </w:style>
-  <w:style w:type="paragraph" w:customStyle="1" w:styleId="11">
+  <w:style w:type="paragraph" w:customStyle="1" w:styleId="12">
     <w:name w:val="列出段落1"/>
     <w:basedOn w:val="a"/>
     <w:uiPriority w:val="34"/>
@@ -14288,6 +17678,19 @@
     <w:rPr>
       <w:color w:val="605E5C"/>
       <w:shd w:val="clear" w:color="auto" w:fill="E1DFDD"/>
+    </w:rPr>
+  </w:style>
+  <w:style w:type="character" w:customStyle="1" w:styleId="10">
+    <w:name w:val="标题 1 字符"/>
+    <w:basedOn w:val="a0"/>
+    <w:link w:val="1"/>
+    <w:rsid w:val="009B63C4"/>
+    <w:rPr>
+      <w:b/>
+      <w:bCs/>
+      <w:kern w:val="44"/>
+      <w:sz w:val="30"/>
+      <w:szCs w:val="30"/>
     </w:rPr>
   </w:style>
 </w:styles>
@@ -14577,10 +17980,6 @@
 </file>
 
 <file path=customXml/item1.xml><?xml version="1.0" encoding="utf-8"?>
-<b:Sources xmlns:b="http://schemas.openxmlformats.org/officeDocument/2006/bibliography" xmlns="http://schemas.openxmlformats.org/officeDocument/2006/bibliography" SelectedStyle="\APASixthEditionOfficeOnline.xsl" StyleName="APA" Version="6"/>
-</file>
-
-<file path=customXml/item2.xml><?xml version="1.0" encoding="utf-8"?>
 <s:customData xmlns="http://www.wps.cn/officeDocument/2013/wpsCustomData" xmlns:s="http://www.wps.cn/officeDocument/2013/wpsCustomData">
   <customSectProps>
     <customSectPr/>
@@ -14589,18 +17988,22 @@
 </s:customData>
 </file>
 
+<file path=customXml/item2.xml><?xml version="1.0" encoding="utf-8"?>
+<b:Sources xmlns:b="http://schemas.openxmlformats.org/officeDocument/2006/bibliography" xmlns="http://schemas.openxmlformats.org/officeDocument/2006/bibliography" SelectedStyle="\APASixthEditionOfficeOnline.xsl" StyleName="APA" Version="6"/>
+</file>
+
 <file path=customXml/itemProps1.xml><?xml version="1.0" encoding="utf-8"?>
+<ds:datastoreItem xmlns:ds="http://schemas.openxmlformats.org/officeDocument/2006/customXml" ds:itemID="{B1977F7D-205B-4081-913C-38D41E755F92}">
+  <ds:schemaRefs>
+    <ds:schemaRef ds:uri="http://www.wps.cn/officeDocument/2013/wpsCustomData"/>
+  </ds:schemaRefs>
+</ds:datastoreItem>
+</file>
+
+<file path=customXml/itemProps2.xml><?xml version="1.0" encoding="utf-8"?>
 <ds:datastoreItem xmlns:ds="http://schemas.openxmlformats.org/officeDocument/2006/customXml" ds:itemID="{EA2449E3-0BD9-4BA6-907F-2CE86C900210}">
   <ds:schemaRefs>
     <ds:schemaRef ds:uri="http://schemas.openxmlformats.org/officeDocument/2006/bibliography"/>
   </ds:schemaRefs>
 </ds:datastoreItem>
-</file>
-
-<file path=customXml/itemProps2.xml><?xml version="1.0" encoding="utf-8"?>
-<ds:datastoreItem xmlns:ds="http://schemas.openxmlformats.org/officeDocument/2006/customXml" ds:itemID="{B1977F7D-205B-4081-913C-38D41E755F92}">
-  <ds:schemaRefs>
-    <ds:schemaRef ds:uri="http://www.wps.cn/officeDocument/2013/wpsCustomData"/>
-  </ds:schemaRefs>
-</ds:datastoreItem>
 </file>